--- a/32IV Inzhenerija vbudovanyh/3/KNT-122_Onyshchenko_Variant-19_PR3.docx
+++ b/32IV Inzhenerija vbudovanyh/3/KNT-122_Onyshchenko_Variant-19_PR3.docx
@@ -432,6 +432,9 @@
     <w:p>
       <w:pPr>
         <w:pStyle w:val="P"/>
+        <w:rPr>
+          <w:lang w:val="en-US"/>
+        </w:rPr>
       </w:pPr>
       <w:r>
         <w:t>О</w:t>
@@ -598,6 +601,9 @@
     <w:p>
       <w:pPr>
         <w:pStyle w:val="H2"/>
+        <w:rPr>
+          <w:lang w:val="en-US"/>
+        </w:rPr>
       </w:pPr>
       <w:r>
         <w:t xml:space="preserve">1 </w:t>
@@ -605,6 +611,119 @@
       <w:r>
         <w:t>Різнокольоровий світлодіод</w:t>
       </w:r>
+    </w:p>
+    <w:p>
+      <w:pPr>
+        <w:pStyle w:val="P"/>
+        <w:rPr>
+          <w:lang w:val="en-US"/>
+        </w:rPr>
+      </w:pPr>
+    </w:p>
+    <w:p>
+      <w:pPr>
+        <w:pStyle w:val="P"/>
+      </w:pPr>
+      <w:r>
+        <w:t>Спочатку було зроблено таку схему:</w:t>
+      </w:r>
+    </w:p>
+    <w:p>
+      <w:pPr>
+        <w:pStyle w:val="P"/>
+      </w:pPr>
+    </w:p>
+    <w:p>
+      <w:pPr>
+        <w:pStyle w:val="IMG"/>
+      </w:pPr>
+      <w:r>
+        <w:drawing>
+          <wp:inline distT="0" distB="0" distL="0" distR="0" wp14:anchorId="5DE2203C" wp14:editId="28D43523">
+            <wp:extent cx="4914900" cy="6972668"/>
+            <wp:effectExtent l="0" t="0" r="0" b="0"/>
+            <wp:docPr id="1250963374" name="Рисунок 1" descr="Зображення, що містить Електронна інженерія, текст, Компонент схеми, схема&#10;&#10;Вміст, створений ШІ, може бути неправильним."/>
+            <wp:cNvGraphicFramePr>
+              <a:graphicFrameLocks xmlns:a="http://schemas.openxmlformats.org/drawingml/2006/main" noChangeAspect="1"/>
+            </wp:cNvGraphicFramePr>
+            <a:graphic xmlns:a="http://schemas.openxmlformats.org/drawingml/2006/main">
+              <a:graphicData uri="http://schemas.openxmlformats.org/drawingml/2006/picture">
+                <pic:pic xmlns:pic="http://schemas.openxmlformats.org/drawingml/2006/picture">
+                  <pic:nvPicPr>
+                    <pic:cNvPr id="1250963374" name="Рисунок 1" descr="Зображення, що містить Електронна інженерія, текст, Компонент схеми, схема&#10;&#10;Вміст, створений ШІ, може бути неправильним."/>
+                    <pic:cNvPicPr/>
+                  </pic:nvPicPr>
+                  <pic:blipFill>
+                    <a:blip r:embed="rId6"/>
+                    <a:stretch>
+                      <a:fillRect/>
+                    </a:stretch>
+                  </pic:blipFill>
+                  <pic:spPr>
+                    <a:xfrm>
+                      <a:off x="0" y="0"/>
+                      <a:ext cx="4917647" cy="6976565"/>
+                    </a:xfrm>
+                    <a:prstGeom prst="rect">
+                      <a:avLst/>
+                    </a:prstGeom>
+                  </pic:spPr>
+                </pic:pic>
+              </a:graphicData>
+            </a:graphic>
+          </wp:inline>
+        </w:drawing>
+      </w:r>
+    </w:p>
+    <w:p>
+      <w:pPr>
+        <w:pStyle w:val="IMG"/>
+      </w:pPr>
+      <w:r>
+        <w:t>Рисунок 1.1 – Початкова схема</w:t>
+      </w:r>
+    </w:p>
+    <w:p>
+      <w:pPr>
+        <w:pStyle w:val="P"/>
+      </w:pPr>
+    </w:p>
+    <w:p>
+      <w:pPr>
+        <w:pStyle w:val="P"/>
+      </w:pPr>
+      <w:r>
+        <w:t>Світлодіод перегорів бо не було резисторів.</w:t>
+      </w:r>
+      <w:r>
+        <w:t xml:space="preserve"> </w:t>
+      </w:r>
+    </w:p>
+    <w:p>
+      <w:pPr>
+        <w:pStyle w:val="P"/>
+      </w:pPr>
+      <w:r>
+        <w:t>Оновлена схема:</w:t>
+      </w:r>
+    </w:p>
+    <w:p>
+      <w:pPr>
+        <w:pStyle w:val="P"/>
+      </w:pPr>
+    </w:p>
+    <w:p>
+      <w:pPr>
+        <w:pStyle w:val="P"/>
+      </w:pPr>
+    </w:p>
+    <w:p>
+      <w:pPr>
+        <w:pStyle w:val="P"/>
+        <w:rPr>
+          <w:lang w:val="en-US"/>
+        </w:rPr>
+      </w:pPr>
     </w:p>
     <w:p>
       <w:pPr>

--- a/32IV Inzhenerija vbudovanyh/3/KNT-122_Onyshchenko_Variant-19_PR3.docx
+++ b/32IV Inzhenerija vbudovanyh/3/KNT-122_Onyshchenko_Variant-19_PR3.docx
@@ -678,6 +678,9 @@
     <w:p>
       <w:pPr>
         <w:pStyle w:val="IMG"/>
+        <w:rPr>
+          <w:lang w:val="en-US"/>
+        </w:rPr>
       </w:pPr>
       <w:r>
         <w:t>Рисунок 1.1 – Початкова схема</w:t>
@@ -704,25 +707,202 @@
         <w:pStyle w:val="P"/>
       </w:pPr>
       <w:r>
-        <w:t>Оновлена схема:</w:t>
-      </w:r>
-    </w:p>
-    <w:p>
-      <w:pPr>
-        <w:pStyle w:val="P"/>
-      </w:pPr>
-    </w:p>
-    <w:p>
-      <w:pPr>
-        <w:pStyle w:val="P"/>
-      </w:pPr>
-    </w:p>
-    <w:p>
-      <w:pPr>
-        <w:pStyle w:val="P"/>
+        <w:t>Після додавання резисторів писало що завелика напруга на піни 11 та 10:</w:t>
+      </w:r>
+    </w:p>
+    <w:p>
+      <w:pPr>
+        <w:pStyle w:val="P"/>
+      </w:pPr>
+    </w:p>
+    <w:p>
+      <w:pPr>
+        <w:pStyle w:val="IMG"/>
+      </w:pPr>
+      <w:r>
+        <w:drawing>
+          <wp:inline distT="0" distB="0" distL="0" distR="0" wp14:anchorId="76392244" wp14:editId="6727197E">
+            <wp:extent cx="4298950" cy="6998453"/>
+            <wp:effectExtent l="0" t="0" r="6350" b="0"/>
+            <wp:docPr id="14731366" name="Рисунок 1" descr="Зображення, що містить текст, Електронна інженерія, електроніка, знімок екрана&#10;&#10;Вміст, створений ШІ, може бути неправильним."/>
+            <wp:cNvGraphicFramePr>
+              <a:graphicFrameLocks xmlns:a="http://schemas.openxmlformats.org/drawingml/2006/main" noChangeAspect="1"/>
+            </wp:cNvGraphicFramePr>
+            <a:graphic xmlns:a="http://schemas.openxmlformats.org/drawingml/2006/main">
+              <a:graphicData uri="http://schemas.openxmlformats.org/drawingml/2006/picture">
+                <pic:pic xmlns:pic="http://schemas.openxmlformats.org/drawingml/2006/picture">
+                  <pic:nvPicPr>
+                    <pic:cNvPr id="14731366" name="Рисунок 1" descr="Зображення, що містить текст, Електронна інженерія, електроніка, знімок екрана&#10;&#10;Вміст, створений ШІ, може бути неправильним."/>
+                    <pic:cNvPicPr/>
+                  </pic:nvPicPr>
+                  <pic:blipFill>
+                    <a:blip r:embed="rId7"/>
+                    <a:stretch>
+                      <a:fillRect/>
+                    </a:stretch>
+                  </pic:blipFill>
+                  <pic:spPr>
+                    <a:xfrm>
+                      <a:off x="0" y="0"/>
+                      <a:ext cx="4304585" cy="7007626"/>
+                    </a:xfrm>
+                    <a:prstGeom prst="rect">
+                      <a:avLst/>
+                    </a:prstGeom>
+                  </pic:spPr>
+                </pic:pic>
+              </a:graphicData>
+            </a:graphic>
+          </wp:inline>
+        </w:drawing>
+      </w:r>
+    </w:p>
+    <w:p>
+      <w:pPr>
+        <w:pStyle w:val="IMG"/>
+      </w:pPr>
+      <w:r>
+        <w:t>Рисунок 2.1 – Додані резистори на схему</w:t>
+      </w:r>
+    </w:p>
+    <w:p>
+      <w:pPr>
+        <w:pStyle w:val="P"/>
+      </w:pPr>
+    </w:p>
+    <w:p>
+      <w:pPr>
+        <w:pStyle w:val="P"/>
+      </w:pPr>
+      <w:r>
+        <w:t xml:space="preserve">Далі було знайдено таку </w:t>
+      </w:r>
+      <w:hyperlink r:id="rId8" w:history="1">
+        <w:r>
+          <w:rPr>
+            <w:rStyle w:val="a4"/>
+          </w:rPr>
+          <w:t>відкриту схему</w:t>
+        </w:r>
+      </w:hyperlink>
+      <w:r>
+        <w:t>:</w:t>
+      </w:r>
+    </w:p>
+    <w:p>
+      <w:pPr>
+        <w:pStyle w:val="P"/>
+      </w:pPr>
+    </w:p>
+    <w:p>
+      <w:pPr>
+        <w:pStyle w:val="IMG"/>
+      </w:pPr>
+      <w:r>
+        <w:drawing>
+          <wp:inline distT="0" distB="0" distL="0" distR="0" wp14:anchorId="2BC445F9" wp14:editId="2175894A">
+            <wp:extent cx="5731510" cy="5840730"/>
+            <wp:effectExtent l="0" t="0" r="2540" b="7620"/>
+            <wp:docPr id="681917434" name="Рисунок 1" descr="Зображення, що містить текст, знімок екрана, число, Паралель&#10;&#10;Вміст, створений ШІ, може бути неправильним."/>
+            <wp:cNvGraphicFramePr>
+              <a:graphicFrameLocks xmlns:a="http://schemas.openxmlformats.org/drawingml/2006/main" noChangeAspect="1"/>
+            </wp:cNvGraphicFramePr>
+            <a:graphic xmlns:a="http://schemas.openxmlformats.org/drawingml/2006/main">
+              <a:graphicData uri="http://schemas.openxmlformats.org/drawingml/2006/picture">
+                <pic:pic xmlns:pic="http://schemas.openxmlformats.org/drawingml/2006/picture">
+                  <pic:nvPicPr>
+                    <pic:cNvPr id="681917434" name="Рисунок 1" descr="Зображення, що містить текст, знімок екрана, число, Паралель&#10;&#10;Вміст, створений ШІ, може бути неправильним."/>
+                    <pic:cNvPicPr/>
+                  </pic:nvPicPr>
+                  <pic:blipFill>
+                    <a:blip r:embed="rId9"/>
+                    <a:stretch>
+                      <a:fillRect/>
+                    </a:stretch>
+                  </pic:blipFill>
+                  <pic:spPr>
+                    <a:xfrm>
+                      <a:off x="0" y="0"/>
+                      <a:ext cx="5731510" cy="5840730"/>
+                    </a:xfrm>
+                    <a:prstGeom prst="rect">
+                      <a:avLst/>
+                    </a:prstGeom>
+                  </pic:spPr>
+                </pic:pic>
+              </a:graphicData>
+            </a:graphic>
+          </wp:inline>
+        </w:drawing>
+      </w:r>
+    </w:p>
+    <w:p>
+      <w:pPr>
+        <w:pStyle w:val="IMG"/>
+      </w:pPr>
+      <w:r>
+        <w:t>Рисунок 2.3 – Знайдена схема</w:t>
+      </w:r>
+    </w:p>
+    <w:p>
+      <w:pPr>
+        <w:pStyle w:val="P"/>
+      </w:pPr>
+    </w:p>
+    <w:p>
+      <w:pPr>
+        <w:pStyle w:val="P"/>
+      </w:pPr>
+      <w:r>
+        <w:t>У ній автори при ініціалізації вмикають світлодіод і використовують інший опір у резисторів.</w:t>
+      </w:r>
+    </w:p>
+    <w:p>
+      <w:pPr>
+        <w:pStyle w:val="P"/>
+      </w:pPr>
+      <w:r>
+        <w:t xml:space="preserve">Тоді було знайдено </w:t>
+      </w:r>
+      <w:hyperlink r:id="rId10" w:anchor=":~:text=any%20value%20from%20100%2D1K%20ohms%20will%20do" w:history="1">
+        <w:r>
+          <w:rPr>
+            <w:rStyle w:val="a4"/>
+          </w:rPr>
+          <w:t>необхідний опір</w:t>
+        </w:r>
+      </w:hyperlink>
+      <w:r>
+        <w:t xml:space="preserve"> для світлодіоду – від 100 до 1 000 </w:t>
+      </w:r>
+      <w:r>
+        <w:t>Ω</w:t>
+      </w:r>
+      <w:r>
         <w:rPr>
           <w:lang w:val="en-US"/>
         </w:rPr>
+        <w:t xml:space="preserve">. </w:t>
+      </w:r>
+    </w:p>
+    <w:p>
+      <w:pPr>
+        <w:pStyle w:val="P"/>
+      </w:pPr>
+      <w:r>
+        <w:lastRenderedPageBreak/>
+        <w:t xml:space="preserve">Дивлячись на знайдену схему було встановлено опір 1200 </w:t>
+      </w:r>
+      <w:r>
+        <w:t>Ω</w:t>
+      </w:r>
+      <w:r>
+        <w:t>.</w:t>
+      </w:r>
+    </w:p>
+    <w:p>
+      <w:pPr>
+        <w:pStyle w:val="P"/>
       </w:pPr>
     </w:p>
     <w:p>

--- a/32IV Inzhenerija vbudovanyh/3/KNT-122_Onyshchenko_Variant-19_PR3.docx
+++ b/32IV Inzhenerija vbudovanyh/3/KNT-122_Onyshchenko_Variant-19_PR3.docx
@@ -888,6 +888,9 @@
     <w:p>
       <w:pPr>
         <w:pStyle w:val="P"/>
+        <w:rPr>
+          <w:lang w:val="en-US"/>
+        </w:rPr>
       </w:pPr>
       <w:r>
         <w:lastRenderedPageBreak/>
@@ -897,7 +900,354 @@
         <w:t>Ω</w:t>
       </w:r>
       <w:r>
+        <w:rPr>
+          <w:lang w:val="en-US"/>
+        </w:rPr>
         <w:t>.</w:t>
+      </w:r>
+    </w:p>
+    <w:p>
+      <w:pPr>
+        <w:pStyle w:val="P"/>
+      </w:pPr>
+      <w:r>
+        <w:t>Після кількох спроб було прибрано макетоплату і підключено світлодіод на пряму через резистори:</w:t>
+      </w:r>
+    </w:p>
+    <w:p>
+      <w:pPr>
+        <w:pStyle w:val="P"/>
+      </w:pPr>
+    </w:p>
+    <w:p>
+      <w:pPr>
+        <w:pStyle w:val="IMG"/>
+      </w:pPr>
+      <w:r>
+        <w:drawing>
+          <wp:inline distT="0" distB="0" distL="0" distR="0" wp14:anchorId="1641B00A" wp14:editId="457A0376">
+            <wp:extent cx="2679700" cy="6551244"/>
+            <wp:effectExtent l="0" t="0" r="6350" b="2540"/>
+            <wp:docPr id="776923220" name="Рисунок 1" descr="Зображення, що містить ряд&#10;&#10;Вміст, створений ШІ, може бути неправильним."/>
+            <wp:cNvGraphicFramePr>
+              <a:graphicFrameLocks xmlns:a="http://schemas.openxmlformats.org/drawingml/2006/main" noChangeAspect="1"/>
+            </wp:cNvGraphicFramePr>
+            <a:graphic xmlns:a="http://schemas.openxmlformats.org/drawingml/2006/main">
+              <a:graphicData uri="http://schemas.openxmlformats.org/drawingml/2006/picture">
+                <pic:pic xmlns:pic="http://schemas.openxmlformats.org/drawingml/2006/picture">
+                  <pic:nvPicPr>
+                    <pic:cNvPr id="776923220" name="Рисунок 1" descr="Зображення, що містить ряд&#10;&#10;Вміст, створений ШІ, може бути неправильним."/>
+                    <pic:cNvPicPr/>
+                  </pic:nvPicPr>
+                  <pic:blipFill>
+                    <a:blip r:embed="rId11"/>
+                    <a:stretch>
+                      <a:fillRect/>
+                    </a:stretch>
+                  </pic:blipFill>
+                  <pic:spPr>
+                    <a:xfrm>
+                      <a:off x="0" y="0"/>
+                      <a:ext cx="2690716" cy="6578175"/>
+                    </a:xfrm>
+                    <a:prstGeom prst="rect">
+                      <a:avLst/>
+                    </a:prstGeom>
+                  </pic:spPr>
+                </pic:pic>
+              </a:graphicData>
+            </a:graphic>
+          </wp:inline>
+        </w:drawing>
+      </w:r>
+    </w:p>
+    <w:p>
+      <w:pPr>
+        <w:pStyle w:val="IMG"/>
+      </w:pPr>
+      <w:r>
+        <w:t>Рисунок 2.4 – Нова схема без макетоплати</w:t>
+      </w:r>
+    </w:p>
+    <w:p>
+      <w:pPr>
+        <w:pStyle w:val="P"/>
+      </w:pPr>
+    </w:p>
+    <w:p>
+      <w:pPr>
+        <w:pStyle w:val="P"/>
+      </w:pPr>
+      <w:r>
+        <w:t>Код такий самий, світлодіод працює.</w:t>
+      </w:r>
+      <w:r>
+        <w:t xml:space="preserve"> </w:t>
+      </w:r>
+      <w:r>
+        <w:fldChar w:fldCharType="begin"/>
+      </w:r>
+      <w:r>
+        <w:instrText>HYPERLINK "https://www.tinkercad.com/things/1Gp4qUmlHcl/editel?returnTo=%2Fdashboard%2Fdesigns%2Fcircuits&amp;sharecode=qpEWIPSENYv6wkB1-VcBjUCm3YBYUusHG7ZqeIcL6_Q"</w:instrText>
+      </w:r>
+      <w:r>
+        <w:fldChar w:fldCharType="separate"/>
+      </w:r>
+      <w:r>
+        <w:rPr>
+          <w:rStyle w:val="a4"/>
+        </w:rPr>
+        <w:t>Посилання на проєкт</w:t>
+      </w:r>
+      <w:r>
+        <w:fldChar w:fldCharType="end"/>
+      </w:r>
+      <w:r>
+        <w:t>.</w:t>
+      </w:r>
+    </w:p>
+    <w:p>
+      <w:pPr>
+        <w:pStyle w:val="P"/>
+      </w:pPr>
+    </w:p>
+    <w:p>
+      <w:pPr>
+        <w:pStyle w:val="H3"/>
+      </w:pPr>
+      <w:r>
+        <w:t>Код програми</w:t>
+      </w:r>
+    </w:p>
+    <w:p>
+      <w:pPr>
+        <w:pStyle w:val="P"/>
+      </w:pPr>
+    </w:p>
+    <w:p>
+      <w:pPr>
+        <w:pStyle w:val="Code"/>
+      </w:pPr>
+      <w:r>
+        <w:t>int redPin=11;</w:t>
+      </w:r>
+    </w:p>
+    <w:p>
+      <w:pPr>
+        <w:pStyle w:val="Code"/>
+      </w:pPr>
+      <w:r>
+        <w:t>int greenPin=9;</w:t>
+      </w:r>
+    </w:p>
+    <w:p>
+      <w:pPr>
+        <w:pStyle w:val="Code"/>
+      </w:pPr>
+      <w:r>
+        <w:t>int bluePin=10;</w:t>
+      </w:r>
+    </w:p>
+    <w:p>
+      <w:pPr>
+        <w:pStyle w:val="Code"/>
+      </w:pPr>
+    </w:p>
+    <w:p>
+      <w:pPr>
+        <w:pStyle w:val="Code"/>
+      </w:pPr>
+      <w:r>
+        <w:t xml:space="preserve">void </w:t>
+      </w:r>
+      <w:proofErr w:type="gramStart"/>
+      <w:r>
+        <w:t>setup(</w:t>
+      </w:r>
+      <w:proofErr w:type="gramEnd"/>
+      <w:r>
+        <w:t>)</w:t>
+      </w:r>
+    </w:p>
+    <w:p>
+      <w:pPr>
+        <w:pStyle w:val="Code"/>
+      </w:pPr>
+      <w:r>
+        <w:t>{</w:t>
+      </w:r>
+    </w:p>
+    <w:p>
+      <w:pPr>
+        <w:pStyle w:val="Code"/>
+      </w:pPr>
+      <w:r>
+        <w:t xml:space="preserve">  </w:t>
+      </w:r>
+      <w:proofErr w:type="gramStart"/>
+      <w:r>
+        <w:t>pinMode(</w:t>
+      </w:r>
+      <w:proofErr w:type="gramEnd"/>
+      <w:r>
+        <w:t>redPin, OUTPUT);</w:t>
+      </w:r>
+    </w:p>
+    <w:p>
+      <w:pPr>
+        <w:pStyle w:val="Code"/>
+      </w:pPr>
+      <w:r>
+        <w:t xml:space="preserve">  </w:t>
+      </w:r>
+      <w:proofErr w:type="gramStart"/>
+      <w:r>
+        <w:t>pinMode(</w:t>
+      </w:r>
+      <w:proofErr w:type="gramEnd"/>
+      <w:r>
+        <w:t>greenPin, OUTPUT);</w:t>
+      </w:r>
+    </w:p>
+    <w:p>
+      <w:pPr>
+        <w:pStyle w:val="Code"/>
+      </w:pPr>
+      <w:r>
+        <w:t xml:space="preserve">  </w:t>
+      </w:r>
+      <w:proofErr w:type="gramStart"/>
+      <w:r>
+        <w:t>pinMode(</w:t>
+      </w:r>
+      <w:proofErr w:type="gramEnd"/>
+      <w:r>
+        <w:t>bluePin, OUTPUT);</w:t>
+      </w:r>
+    </w:p>
+    <w:p>
+      <w:pPr>
+        <w:pStyle w:val="Code"/>
+      </w:pPr>
+    </w:p>
+    <w:p>
+      <w:pPr>
+        <w:pStyle w:val="Code"/>
+      </w:pPr>
+      <w:r>
+        <w:t xml:space="preserve">  </w:t>
+      </w:r>
+      <w:proofErr w:type="gramStart"/>
+      <w:r>
+        <w:t>digitalWrite(</w:t>
+      </w:r>
+      <w:proofErr w:type="gramEnd"/>
+      <w:r>
+        <w:t>redPin, HIGH);</w:t>
+      </w:r>
+    </w:p>
+    <w:p>
+      <w:pPr>
+        <w:pStyle w:val="Code"/>
+      </w:pPr>
+      <w:r>
+        <w:t xml:space="preserve">  </w:t>
+      </w:r>
+      <w:proofErr w:type="gramStart"/>
+      <w:r>
+        <w:t>digitalWrite(</w:t>
+      </w:r>
+      <w:proofErr w:type="gramEnd"/>
+      <w:r>
+        <w:t>greenPin, HIGH);</w:t>
+      </w:r>
+    </w:p>
+    <w:p>
+      <w:pPr>
+        <w:pStyle w:val="Code"/>
+      </w:pPr>
+      <w:r>
+        <w:t xml:space="preserve">  </w:t>
+      </w:r>
+      <w:proofErr w:type="gramStart"/>
+      <w:r>
+        <w:t>digitalWrite(</w:t>
+      </w:r>
+      <w:proofErr w:type="gramEnd"/>
+      <w:r>
+        <w:t>bluePin, HIGH);</w:t>
+      </w:r>
+    </w:p>
+    <w:p>
+      <w:pPr>
+        <w:pStyle w:val="Code"/>
+      </w:pPr>
+      <w:r>
+        <w:t>}</w:t>
+      </w:r>
+    </w:p>
+    <w:p>
+      <w:pPr>
+        <w:pStyle w:val="Code"/>
+      </w:pPr>
+    </w:p>
+    <w:p>
+      <w:pPr>
+        <w:pStyle w:val="Code"/>
+      </w:pPr>
+      <w:r>
+        <w:t xml:space="preserve">void </w:t>
+      </w:r>
+      <w:proofErr w:type="gramStart"/>
+      <w:r>
+        <w:t>loop(</w:t>
+      </w:r>
+      <w:proofErr w:type="gramEnd"/>
+      <w:r>
+        <w:t>)</w:t>
+      </w:r>
+    </w:p>
+    <w:p>
+      <w:pPr>
+        <w:pStyle w:val="Code"/>
+      </w:pPr>
+      <w:r>
+        <w:t>{</w:t>
+      </w:r>
+    </w:p>
+    <w:p>
+      <w:pPr>
+        <w:pStyle w:val="Code"/>
+      </w:pPr>
+      <w:r>
+        <w:t>  analogWrite(redPin,255);</w:t>
+      </w:r>
+    </w:p>
+    <w:p>
+      <w:pPr>
+        <w:pStyle w:val="Code"/>
+      </w:pPr>
+      <w:r>
+        <w:t>  analogWrite(greenPin,213);</w:t>
+      </w:r>
+    </w:p>
+    <w:p>
+      <w:pPr>
+        <w:pStyle w:val="Code"/>
+      </w:pPr>
+      <w:r>
+        <w:t>  analogWrite(bluePin,139);</w:t>
+      </w:r>
+    </w:p>
+    <w:p>
+      <w:pPr>
+        <w:pStyle w:val="Code"/>
+        <w:rPr>
+          <w:lang w:val="uk-UA"/>
+        </w:rPr>
+      </w:pPr>
+      <w:r>
+        <w:t>}</w:t>
       </w:r>
     </w:p>
     <w:p>

--- a/32IV Inzhenerija vbudovanyh/3/KNT-122_Onyshchenko_Variant-19_PR3.docx
+++ b/32IV Inzhenerija vbudovanyh/3/KNT-122_Onyshchenko_Variant-19_PR3.docx
@@ -1253,11 +1253,17 @@
     <w:p>
       <w:pPr>
         <w:pStyle w:val="P"/>
+        <w:rPr>
+          <w:lang w:val="en-US"/>
+        </w:rPr>
       </w:pPr>
     </w:p>
     <w:p>
       <w:pPr>
         <w:pStyle w:val="H2"/>
+        <w:rPr>
+          <w:lang w:val="en-US"/>
+        </w:rPr>
       </w:pPr>
       <w:r>
         <w:t xml:space="preserve">2 </w:t>
@@ -1265,6 +1271,367 @@
       <w:r>
         <w:t>Датчик диму</w:t>
       </w:r>
+    </w:p>
+    <w:p>
+      <w:pPr>
+        <w:pStyle w:val="P"/>
+        <w:rPr>
+          <w:lang w:val="en-US"/>
+        </w:rPr>
+      </w:pPr>
+    </w:p>
+    <w:p>
+      <w:pPr>
+        <w:pStyle w:val="P"/>
+      </w:pPr>
+      <w:r>
+        <w:t>Схема створена за малюнком:</w:t>
+      </w:r>
+    </w:p>
+    <w:p>
+      <w:pPr>
+        <w:pStyle w:val="P"/>
+      </w:pPr>
+    </w:p>
+    <w:p>
+      <w:pPr>
+        <w:pStyle w:val="IMG"/>
+      </w:pPr>
+      <w:r>
+        <w:lastRenderedPageBreak/>
+        <w:drawing>
+          <wp:inline distT="0" distB="0" distL="0" distR="0" wp14:anchorId="7B27AB29" wp14:editId="7C3C39F3">
+            <wp:extent cx="5731510" cy="4708525"/>
+            <wp:effectExtent l="0" t="0" r="2540" b="0"/>
+            <wp:docPr id="1950990985" name="Рисунок 1" descr="Зображення, що містить текст, електроніка, Електронна інженерія, Компонент схеми&#10;&#10;Вміст, створений ШІ, може бути неправильним."/>
+            <wp:cNvGraphicFramePr>
+              <a:graphicFrameLocks xmlns:a="http://schemas.openxmlformats.org/drawingml/2006/main" noChangeAspect="1"/>
+            </wp:cNvGraphicFramePr>
+            <a:graphic xmlns:a="http://schemas.openxmlformats.org/drawingml/2006/main">
+              <a:graphicData uri="http://schemas.openxmlformats.org/drawingml/2006/picture">
+                <pic:pic xmlns:pic="http://schemas.openxmlformats.org/drawingml/2006/picture">
+                  <pic:nvPicPr>
+                    <pic:cNvPr id="1950990985" name="Рисунок 1" descr="Зображення, що містить текст, електроніка, Електронна інженерія, Компонент схеми&#10;&#10;Вміст, створений ШІ, може бути неправильним."/>
+                    <pic:cNvPicPr/>
+                  </pic:nvPicPr>
+                  <pic:blipFill>
+                    <a:blip r:embed="rId12"/>
+                    <a:stretch>
+                      <a:fillRect/>
+                    </a:stretch>
+                  </pic:blipFill>
+                  <pic:spPr>
+                    <a:xfrm>
+                      <a:off x="0" y="0"/>
+                      <a:ext cx="5731510" cy="4708525"/>
+                    </a:xfrm>
+                    <a:prstGeom prst="rect">
+                      <a:avLst/>
+                    </a:prstGeom>
+                  </pic:spPr>
+                </pic:pic>
+              </a:graphicData>
+            </a:graphic>
+          </wp:inline>
+        </w:drawing>
+      </w:r>
+    </w:p>
+    <w:p>
+      <w:pPr>
+        <w:pStyle w:val="IMG"/>
+      </w:pPr>
+      <w:r>
+        <w:t>Рисунок 2.1 – Додана схема в роботі</w:t>
+      </w:r>
+    </w:p>
+    <w:p>
+      <w:pPr>
+        <w:pStyle w:val="P"/>
+      </w:pPr>
+    </w:p>
+    <w:p>
+      <w:pPr>
+        <w:pStyle w:val="P"/>
+      </w:pPr>
+      <w:hyperlink r:id="rId13" w:history="1">
+        <w:r>
+          <w:rPr>
+            <w:rStyle w:val="a4"/>
+          </w:rPr>
+          <w:t>Посилання на проєкт</w:t>
+        </w:r>
+      </w:hyperlink>
+      <w:r>
+        <w:t>.</w:t>
+      </w:r>
+    </w:p>
+    <w:p>
+      <w:pPr>
+        <w:pStyle w:val="P"/>
+      </w:pPr>
+    </w:p>
+    <w:p>
+      <w:pPr>
+        <w:pStyle w:val="H3"/>
+      </w:pPr>
+      <w:r>
+        <w:t>Код програми</w:t>
+      </w:r>
+    </w:p>
+    <w:p>
+      <w:pPr>
+        <w:pStyle w:val="P"/>
+      </w:pPr>
+    </w:p>
+    <w:p>
+      <w:pPr>
+        <w:pStyle w:val="Code"/>
+      </w:pPr>
+      <w:r>
+        <w:t>int MIN_VALUE=85;</w:t>
+      </w:r>
+    </w:p>
+    <w:p>
+      <w:pPr>
+        <w:pStyle w:val="Code"/>
+      </w:pPr>
+      <w:r>
+        <w:t>int MAX_VALUE=385;</w:t>
+      </w:r>
+    </w:p>
+    <w:p>
+      <w:pPr>
+        <w:pStyle w:val="Code"/>
+      </w:pPr>
+    </w:p>
+    <w:p>
+      <w:pPr>
+        <w:pStyle w:val="Code"/>
+      </w:pPr>
+      <w:r>
+        <w:t>int smokePin=A0;</w:t>
+      </w:r>
+    </w:p>
+    <w:p>
+      <w:pPr>
+        <w:pStyle w:val="Code"/>
+      </w:pPr>
+      <w:r>
+        <w:t>int ledPin=3;</w:t>
+      </w:r>
+    </w:p>
+    <w:p>
+      <w:pPr>
+        <w:pStyle w:val="Code"/>
+      </w:pPr>
+    </w:p>
+    <w:p>
+      <w:pPr>
+        <w:pStyle w:val="Code"/>
+      </w:pPr>
+      <w:r>
+        <w:t xml:space="preserve">void </w:t>
+      </w:r>
+      <w:proofErr w:type="gramStart"/>
+      <w:r>
+        <w:t>setup(</w:t>
+      </w:r>
+      <w:proofErr w:type="gramEnd"/>
+      <w:r>
+        <w:t>)</w:t>
+      </w:r>
+    </w:p>
+    <w:p>
+      <w:pPr>
+        <w:pStyle w:val="Code"/>
+      </w:pPr>
+      <w:r>
+        <w:t>{</w:t>
+      </w:r>
+    </w:p>
+    <w:p>
+      <w:pPr>
+        <w:pStyle w:val="Code"/>
+      </w:pPr>
+      <w:r>
+        <w:t xml:space="preserve">  </w:t>
+      </w:r>
+      <w:proofErr w:type="gramStart"/>
+      <w:r>
+        <w:t>pinMode(</w:t>
+      </w:r>
+      <w:proofErr w:type="gramEnd"/>
+      <w:r>
+        <w:t>ledPin, OUTPUT);</w:t>
+      </w:r>
+    </w:p>
+    <w:p>
+      <w:pPr>
+        <w:pStyle w:val="Code"/>
+      </w:pPr>
+      <w:r>
+        <w:t xml:space="preserve">  </w:t>
+      </w:r>
+      <w:proofErr w:type="gramStart"/>
+      <w:r>
+        <w:t>pinMode(</w:t>
+      </w:r>
+      <w:proofErr w:type="gramEnd"/>
+      <w:r>
+        <w:t>smokePin, INPUT);</w:t>
+      </w:r>
+    </w:p>
+    <w:p>
+      <w:pPr>
+        <w:pStyle w:val="Code"/>
+      </w:pPr>
+      <w:r>
+        <w:t>}</w:t>
+      </w:r>
+    </w:p>
+    <w:p>
+      <w:pPr>
+        <w:pStyle w:val="Code"/>
+      </w:pPr>
+    </w:p>
+    <w:p>
+      <w:pPr>
+        <w:pStyle w:val="Code"/>
+      </w:pPr>
+      <w:r>
+        <w:t xml:space="preserve">void </w:t>
+      </w:r>
+      <w:proofErr w:type="gramStart"/>
+      <w:r>
+        <w:t>loop(</w:t>
+      </w:r>
+      <w:proofErr w:type="gramEnd"/>
+      <w:r>
+        <w:t>)</w:t>
+      </w:r>
+    </w:p>
+    <w:p>
+      <w:pPr>
+        <w:pStyle w:val="Code"/>
+      </w:pPr>
+      <w:r>
+        <w:t>{</w:t>
+      </w:r>
+    </w:p>
+    <w:p>
+      <w:pPr>
+        <w:pStyle w:val="Code"/>
+      </w:pPr>
+      <w:r>
+        <w:lastRenderedPageBreak/>
+        <w:t>  int smokeValue=analogRead(smokePin);</w:t>
+      </w:r>
+    </w:p>
+    <w:p>
+      <w:pPr>
+        <w:pStyle w:val="Code"/>
+      </w:pPr>
+      <w:r>
+        <w:t>  int convertedValue=</w:t>
+      </w:r>
+      <w:proofErr w:type="gramStart"/>
+      <w:r>
+        <w:t>map(</w:t>
+      </w:r>
+      <w:proofErr w:type="gramEnd"/>
+      <w:r>
+        <w:t>smokeValue, MIN_VALUE, MAX_VALUE, 0, 100);</w:t>
+      </w:r>
+    </w:p>
+    <w:p>
+      <w:pPr>
+        <w:pStyle w:val="Code"/>
+      </w:pPr>
+      <w:r>
+        <w:t>  if (convertedValue&gt;</w:t>
+      </w:r>
+      <w:proofErr w:type="gramStart"/>
+      <w:r>
+        <w:t>30){</w:t>
+      </w:r>
+      <w:proofErr w:type="gramEnd"/>
+    </w:p>
+    <w:p>
+      <w:pPr>
+        <w:pStyle w:val="Code"/>
+      </w:pPr>
+      <w:r>
+        <w:t xml:space="preserve">    </w:t>
+      </w:r>
+      <w:proofErr w:type="gramStart"/>
+      <w:r>
+        <w:t>digitalWrite(</w:t>
+      </w:r>
+      <w:proofErr w:type="gramEnd"/>
+      <w:r>
+        <w:t>ledPin, HIGH);</w:t>
+      </w:r>
+    </w:p>
+    <w:p>
+      <w:pPr>
+        <w:pStyle w:val="Code"/>
+      </w:pPr>
+      <w:r>
+        <w:t>  } else {</w:t>
+      </w:r>
+    </w:p>
+    <w:p>
+      <w:pPr>
+        <w:pStyle w:val="Code"/>
+      </w:pPr>
+      <w:r>
+        <w:t xml:space="preserve">    </w:t>
+      </w:r>
+      <w:proofErr w:type="gramStart"/>
+      <w:r>
+        <w:t>digitalWrite(</w:t>
+      </w:r>
+      <w:proofErr w:type="gramEnd"/>
+      <w:r>
+        <w:t>ledPin, LOW);</w:t>
+      </w:r>
+    </w:p>
+    <w:p>
+      <w:pPr>
+        <w:pStyle w:val="Code"/>
+      </w:pPr>
+      <w:r>
+        <w:t>  }</w:t>
+      </w:r>
+    </w:p>
+    <w:p>
+      <w:pPr>
+        <w:pStyle w:val="Code"/>
+      </w:pPr>
+      <w:r>
+        <w:t xml:space="preserve">  </w:t>
+      </w:r>
+      <w:proofErr w:type="gramStart"/>
+      <w:r>
+        <w:t>delay(</w:t>
+      </w:r>
+      <w:proofErr w:type="gramEnd"/>
+      <w:r>
+        <w:t>100);</w:t>
+      </w:r>
+    </w:p>
+    <w:p>
+      <w:pPr>
+        <w:pStyle w:val="Code"/>
+      </w:pPr>
+      <w:r>
+        <w:t>}</w:t>
+      </w:r>
+    </w:p>
+    <w:p>
+      <w:pPr>
+        <w:pStyle w:val="P"/>
+      </w:pPr>
     </w:p>
     <w:p>
       <w:pPr>

--- a/32IV Inzhenerija vbudovanyh/3/KNT-122_Onyshchenko_Variant-19_PR3.docx
+++ b/32IV Inzhenerija vbudovanyh/3/KNT-122_Onyshchenko_Variant-19_PR3.docx
@@ -440,7 +440,13 @@
         <w:t>О</w:t>
       </w:r>
       <w:r>
-        <w:t>знайомитись  RGB  LED    діодом  та  датчиком диму,  навчитися  створювати  схеми  Arduino  з  використанням  цих компонентів</w:t>
+        <w:t>знайомитись RGB LED</w:t>
+      </w:r>
+      <w:r>
+        <w:t xml:space="preserve"> </w:t>
+      </w:r>
+      <w:r>
+        <w:t>діодом та датчиком диму, навчитися створювати схеми Arduino  з використанням цих компонентів</w:t>
       </w:r>
       <w:r>
         <w:t xml:space="preserve"> </w:t>
@@ -984,24 +990,14 @@
       <w:r>
         <w:t xml:space="preserve"> </w:t>
       </w:r>
-      <w:r>
-        <w:fldChar w:fldCharType="begin"/>
-      </w:r>
-      <w:r>
-        <w:instrText>HYPERLINK "https://www.tinkercad.com/things/1Gp4qUmlHcl/editel?returnTo=%2Fdashboard%2Fdesigns%2Fcircuits&amp;sharecode=qpEWIPSENYv6wkB1-VcBjUCm3YBYUusHG7ZqeIcL6_Q"</w:instrText>
-      </w:r>
-      <w:r>
-        <w:fldChar w:fldCharType="separate"/>
-      </w:r>
-      <w:r>
-        <w:rPr>
-          <w:rStyle w:val="a4"/>
-        </w:rPr>
-        <w:t>Посилання на проєкт</w:t>
-      </w:r>
-      <w:r>
-        <w:fldChar w:fldCharType="end"/>
-      </w:r>
+      <w:hyperlink r:id="rId12" w:history="1">
+        <w:r>
+          <w:rPr>
+            <w:rStyle w:val="a4"/>
+          </w:rPr>
+          <w:t>Посилання на проєкт</w:t>
+        </w:r>
+      </w:hyperlink>
       <w:r>
         <w:t>.</w:t>
       </w:r>
@@ -1058,15 +1054,7 @@
         <w:pStyle w:val="Code"/>
       </w:pPr>
       <w:r>
-        <w:t xml:space="preserve">void </w:t>
-      </w:r>
-      <w:proofErr w:type="gramStart"/>
-      <w:r>
-        <w:t>setup(</w:t>
-      </w:r>
-      <w:proofErr w:type="gramEnd"/>
-      <w:r>
-        <w:t>)</w:t>
+        <w:t>void setup()</w:t>
       </w:r>
     </w:p>
     <w:p>
@@ -1082,100 +1070,52 @@
         <w:pStyle w:val="Code"/>
       </w:pPr>
       <w:r>
-        <w:t xml:space="preserve">  </w:t>
-      </w:r>
-      <w:proofErr w:type="gramStart"/>
-      <w:r>
-        <w:t>pinMode(</w:t>
-      </w:r>
-      <w:proofErr w:type="gramEnd"/>
-      <w:r>
-        <w:t>redPin, OUTPUT);</w:t>
-      </w:r>
-    </w:p>
-    <w:p>
-      <w:pPr>
-        <w:pStyle w:val="Code"/>
-      </w:pPr>
-      <w:r>
-        <w:t xml:space="preserve">  </w:t>
-      </w:r>
-      <w:proofErr w:type="gramStart"/>
-      <w:r>
-        <w:t>pinMode(</w:t>
-      </w:r>
-      <w:proofErr w:type="gramEnd"/>
-      <w:r>
-        <w:t>greenPin, OUTPUT);</w:t>
-      </w:r>
-    </w:p>
-    <w:p>
-      <w:pPr>
-        <w:pStyle w:val="Code"/>
-      </w:pPr>
-      <w:r>
-        <w:t xml:space="preserve">  </w:t>
-      </w:r>
-      <w:proofErr w:type="gramStart"/>
-      <w:r>
-        <w:t>pinMode(</w:t>
-      </w:r>
-      <w:proofErr w:type="gramEnd"/>
-      <w:r>
-        <w:t>bluePin, OUTPUT);</w:t>
-      </w:r>
-    </w:p>
-    <w:p>
-      <w:pPr>
-        <w:pStyle w:val="Code"/>
-      </w:pPr>
-    </w:p>
-    <w:p>
-      <w:pPr>
-        <w:pStyle w:val="Code"/>
-      </w:pPr>
-      <w:r>
-        <w:t xml:space="preserve">  </w:t>
-      </w:r>
-      <w:proofErr w:type="gramStart"/>
-      <w:r>
-        <w:t>digitalWrite(</w:t>
-      </w:r>
-      <w:proofErr w:type="gramEnd"/>
-      <w:r>
-        <w:t>redPin, HIGH);</w:t>
-      </w:r>
-    </w:p>
-    <w:p>
-      <w:pPr>
-        <w:pStyle w:val="Code"/>
-      </w:pPr>
-      <w:r>
-        <w:t xml:space="preserve">  </w:t>
-      </w:r>
-      <w:proofErr w:type="gramStart"/>
-      <w:r>
-        <w:t>digitalWrite(</w:t>
-      </w:r>
-      <w:proofErr w:type="gramEnd"/>
-      <w:r>
-        <w:t>greenPin, HIGH);</w:t>
-      </w:r>
-    </w:p>
-    <w:p>
-      <w:pPr>
-        <w:pStyle w:val="Code"/>
-      </w:pPr>
-      <w:r>
-        <w:t xml:space="preserve">  </w:t>
-      </w:r>
-      <w:proofErr w:type="gramStart"/>
-      <w:r>
-        <w:t>digitalWrite(</w:t>
-      </w:r>
-      <w:proofErr w:type="gramEnd"/>
-      <w:r>
-        <w:t>bluePin, HIGH);</w:t>
+        <w:t>  pinMode(redPin, OUTPUT);</w:t>
+      </w:r>
+    </w:p>
+    <w:p>
+      <w:pPr>
+        <w:pStyle w:val="Code"/>
+      </w:pPr>
+      <w:r>
+        <w:t>  pinMode(greenPin, OUTPUT);</w:t>
+      </w:r>
+    </w:p>
+    <w:p>
+      <w:pPr>
+        <w:pStyle w:val="Code"/>
+      </w:pPr>
+      <w:r>
+        <w:t>  pinMode(bluePin, OUTPUT);</w:t>
+      </w:r>
+    </w:p>
+    <w:p>
+      <w:pPr>
+        <w:pStyle w:val="Code"/>
+      </w:pPr>
+    </w:p>
+    <w:p>
+      <w:pPr>
+        <w:pStyle w:val="Code"/>
+      </w:pPr>
+      <w:r>
+        <w:t>  digitalWrite(redPin, HIGH);</w:t>
+      </w:r>
+    </w:p>
+    <w:p>
+      <w:pPr>
+        <w:pStyle w:val="Code"/>
+      </w:pPr>
+      <w:r>
+        <w:t>  digitalWrite(greenPin, HIGH);</w:t>
+      </w:r>
+    </w:p>
+    <w:p>
+      <w:pPr>
+        <w:pStyle w:val="Code"/>
+      </w:pPr>
+      <w:r>
+        <w:t>  digitalWrite(bluePin, HIGH);</w:t>
       </w:r>
     </w:p>
     <w:p>
@@ -1196,15 +1136,7 @@
         <w:pStyle w:val="Code"/>
       </w:pPr>
       <w:r>
-        <w:t xml:space="preserve">void </w:t>
-      </w:r>
-      <w:proofErr w:type="gramStart"/>
-      <w:r>
-        <w:t>loop(</w:t>
-      </w:r>
-      <w:proofErr w:type="gramEnd"/>
-      <w:r>
-        <w:t>)</w:t>
+        <w:t>void loop()</w:t>
       </w:r>
     </w:p>
     <w:p>
@@ -1285,7 +1217,16 @@
         <w:pStyle w:val="P"/>
       </w:pPr>
       <w:r>
-        <w:t>Схема створена за малюнком:</w:t>
+        <w:t>Схема створена за малюнком</w:t>
+      </w:r>
+      <w:r>
+        <w:t xml:space="preserve"> у приклад</w:t>
+      </w:r>
+      <w:r>
+        <w:t>і</w:t>
+      </w:r>
+      <w:r>
+        <w:t>:</w:t>
       </w:r>
     </w:p>
     <w:p>
@@ -1315,7 +1256,7 @@
                     <pic:cNvPicPr/>
                   </pic:nvPicPr>
                   <pic:blipFill>
-                    <a:blip r:embed="rId12"/>
+                    <a:blip r:embed="rId13"/>
                     <a:stretch>
                       <a:fillRect/>
                     </a:stretch>
@@ -1353,7 +1294,7 @@
       <w:pPr>
         <w:pStyle w:val="P"/>
       </w:pPr>
-      <w:hyperlink r:id="rId13" w:history="1">
+      <w:hyperlink r:id="rId14" w:history="1">
         <w:r>
           <w:rPr>
             <w:rStyle w:val="a4"/>
@@ -1430,15 +1371,7 @@
         <w:pStyle w:val="Code"/>
       </w:pPr>
       <w:r>
-        <w:t xml:space="preserve">void </w:t>
-      </w:r>
-      <w:proofErr w:type="gramStart"/>
-      <w:r>
-        <w:t>setup(</w:t>
-      </w:r>
-      <w:proofErr w:type="gramEnd"/>
-      <w:r>
-        <w:t>)</w:t>
+        <w:t>void setup()</w:t>
       </w:r>
     </w:p>
     <w:p>
@@ -1454,31 +1387,15 @@
         <w:pStyle w:val="Code"/>
       </w:pPr>
       <w:r>
-        <w:t xml:space="preserve">  </w:t>
-      </w:r>
-      <w:proofErr w:type="gramStart"/>
-      <w:r>
-        <w:t>pinMode(</w:t>
-      </w:r>
-      <w:proofErr w:type="gramEnd"/>
-      <w:r>
-        <w:t>ledPin, OUTPUT);</w:t>
-      </w:r>
-    </w:p>
-    <w:p>
-      <w:pPr>
-        <w:pStyle w:val="Code"/>
-      </w:pPr>
-      <w:r>
-        <w:t xml:space="preserve">  </w:t>
-      </w:r>
-      <w:proofErr w:type="gramStart"/>
-      <w:r>
-        <w:t>pinMode(</w:t>
-      </w:r>
-      <w:proofErr w:type="gramEnd"/>
-      <w:r>
-        <w:t>smokePin, INPUT);</w:t>
+        <w:t>  pinMode(ledPin, OUTPUT);</w:t>
+      </w:r>
+    </w:p>
+    <w:p>
+      <w:pPr>
+        <w:pStyle w:val="Code"/>
+      </w:pPr>
+      <w:r>
+        <w:t>  pinMode(smokePin, INPUT);</w:t>
       </w:r>
     </w:p>
     <w:p>
@@ -1499,15 +1416,7 @@
         <w:pStyle w:val="Code"/>
       </w:pPr>
       <w:r>
-        <w:t xml:space="preserve">void </w:t>
-      </w:r>
-      <w:proofErr w:type="gramStart"/>
-      <w:r>
-        <w:t>loop(</w:t>
-      </w:r>
-      <w:proofErr w:type="gramEnd"/>
-      <w:r>
-        <w:t>)</w:t>
+        <w:t>void loop()</w:t>
       </w:r>
     </w:p>
     <w:p>
@@ -1532,44 +1441,23 @@
         <w:pStyle w:val="Code"/>
       </w:pPr>
       <w:r>
-        <w:t>  int convertedValue=</w:t>
-      </w:r>
-      <w:proofErr w:type="gramStart"/>
-      <w:r>
-        <w:t>map(</w:t>
-      </w:r>
-      <w:proofErr w:type="gramEnd"/>
-      <w:r>
-        <w:t>smokeValue, MIN_VALUE, MAX_VALUE, 0, 100);</w:t>
-      </w:r>
-    </w:p>
-    <w:p>
-      <w:pPr>
-        <w:pStyle w:val="Code"/>
-      </w:pPr>
-      <w:r>
-        <w:t>  if (convertedValue&gt;</w:t>
-      </w:r>
-      <w:proofErr w:type="gramStart"/>
-      <w:r>
-        <w:t>30){</w:t>
-      </w:r>
-      <w:proofErr w:type="gramEnd"/>
-    </w:p>
-    <w:p>
-      <w:pPr>
-        <w:pStyle w:val="Code"/>
-      </w:pPr>
-      <w:r>
-        <w:t xml:space="preserve">    </w:t>
-      </w:r>
-      <w:proofErr w:type="gramStart"/>
-      <w:r>
-        <w:t>digitalWrite(</w:t>
-      </w:r>
-      <w:proofErr w:type="gramEnd"/>
-      <w:r>
-        <w:t>ledPin, HIGH);</w:t>
+        <w:t>  int convertedValue=map(smokeValue, MIN_VALUE, MAX_VALUE, 0, 100);</w:t>
+      </w:r>
+    </w:p>
+    <w:p>
+      <w:pPr>
+        <w:pStyle w:val="Code"/>
+      </w:pPr>
+      <w:r>
+        <w:t>  if (convertedValue&gt;30){</w:t>
+      </w:r>
+    </w:p>
+    <w:p>
+      <w:pPr>
+        <w:pStyle w:val="Code"/>
+      </w:pPr>
+      <w:r>
+        <w:t>    digitalWrite(ledPin, HIGH);</w:t>
       </w:r>
     </w:p>
     <w:p>
@@ -1585,15 +1473,7 @@
         <w:pStyle w:val="Code"/>
       </w:pPr>
       <w:r>
-        <w:t xml:space="preserve">    </w:t>
-      </w:r>
-      <w:proofErr w:type="gramStart"/>
-      <w:r>
-        <w:t>digitalWrite(</w:t>
-      </w:r>
-      <w:proofErr w:type="gramEnd"/>
-      <w:r>
-        <w:t>ledPin, LOW);</w:t>
+        <w:t>    digitalWrite(ledPin, LOW);</w:t>
       </w:r>
     </w:p>
     <w:p>
@@ -1609,15 +1489,7 @@
         <w:pStyle w:val="Code"/>
       </w:pPr>
       <w:r>
-        <w:t xml:space="preserve">  </w:t>
-      </w:r>
-      <w:proofErr w:type="gramStart"/>
-      <w:r>
-        <w:t>delay(</w:t>
-      </w:r>
-      <w:proofErr w:type="gramEnd"/>
-      <w:r>
-        <w:t>100);</w:t>
+        <w:t>  delay(100);</w:t>
       </w:r>
     </w:p>
     <w:p>
@@ -1636,6 +1508,9 @@
     <w:p>
       <w:pPr>
         <w:pStyle w:val="H2"/>
+        <w:rPr>
+          <w:lang w:val="en-US"/>
+        </w:rPr>
       </w:pPr>
       <w:r>
         <w:t xml:space="preserve">3 </w:t>
@@ -1646,6 +1521,617 @@
     </w:p>
     <w:p>
       <w:pPr>
+        <w:pStyle w:val="P"/>
+        <w:rPr>
+          <w:lang w:val="en-US"/>
+        </w:rPr>
+      </w:pPr>
+    </w:p>
+    <w:p>
+      <w:pPr>
+        <w:pStyle w:val="P"/>
+      </w:pPr>
+      <w:r>
+        <w:t>Спочатку було створено таку схему:</w:t>
+      </w:r>
+    </w:p>
+    <w:p>
+      <w:pPr>
+        <w:pStyle w:val="P"/>
+      </w:pPr>
+    </w:p>
+    <w:p>
+      <w:pPr>
+        <w:pStyle w:val="IMG"/>
+      </w:pPr>
+      <w:r>
+        <w:drawing>
+          <wp:inline distT="0" distB="0" distL="0" distR="0" wp14:anchorId="587ACBA5" wp14:editId="49FBC785">
+            <wp:extent cx="5731510" cy="4608195"/>
+            <wp:effectExtent l="0" t="0" r="2540" b="1905"/>
+            <wp:docPr id="871279852" name="Рисунок 1" descr="Зображення, що містить текст, Електронна інженерія, електроніка, схема&#10;&#10;Вміст, створений ШІ, може бути неправильним."/>
+            <wp:cNvGraphicFramePr>
+              <a:graphicFrameLocks xmlns:a="http://schemas.openxmlformats.org/drawingml/2006/main" noChangeAspect="1"/>
+            </wp:cNvGraphicFramePr>
+            <a:graphic xmlns:a="http://schemas.openxmlformats.org/drawingml/2006/main">
+              <a:graphicData uri="http://schemas.openxmlformats.org/drawingml/2006/picture">
+                <pic:pic xmlns:pic="http://schemas.openxmlformats.org/drawingml/2006/picture">
+                  <pic:nvPicPr>
+                    <pic:cNvPr id="871279852" name="Рисунок 1" descr="Зображення, що містить текст, Електронна інженерія, електроніка, схема&#10;&#10;Вміст, створений ШІ, може бути неправильним."/>
+                    <pic:cNvPicPr/>
+                  </pic:nvPicPr>
+                  <pic:blipFill>
+                    <a:blip r:embed="rId15"/>
+                    <a:stretch>
+                      <a:fillRect/>
+                    </a:stretch>
+                  </pic:blipFill>
+                  <pic:spPr>
+                    <a:xfrm>
+                      <a:off x="0" y="0"/>
+                      <a:ext cx="5731510" cy="4608195"/>
+                    </a:xfrm>
+                    <a:prstGeom prst="rect">
+                      <a:avLst/>
+                    </a:prstGeom>
+                  </pic:spPr>
+                </pic:pic>
+              </a:graphicData>
+            </a:graphic>
+          </wp:inline>
+        </w:drawing>
+      </w:r>
+    </w:p>
+    <w:p>
+      <w:pPr>
+        <w:pStyle w:val="IMG"/>
+      </w:pPr>
+      <w:r>
+        <w:t>Рисунок 3.1 – Створена схема з різнокольоровим світлодіодом</w:t>
+      </w:r>
+    </w:p>
+    <w:p>
+      <w:pPr>
+        <w:pStyle w:val="P"/>
+      </w:pPr>
+    </w:p>
+    <w:p>
+      <w:pPr>
+        <w:pStyle w:val="P"/>
+      </w:pPr>
+      <w:r>
+        <w:t>Діод не працював через під’єднання катоду до плюсу.</w:t>
+      </w:r>
+    </w:p>
+    <w:p>
+      <w:pPr>
+        <w:pStyle w:val="P"/>
+      </w:pPr>
+    </w:p>
+    <w:p>
+      <w:pPr>
+        <w:pStyle w:val="IMG"/>
+      </w:pPr>
+      <w:r>
+        <w:lastRenderedPageBreak/>
+        <w:drawing>
+          <wp:inline distT="0" distB="0" distL="0" distR="0" wp14:anchorId="551EABD7" wp14:editId="266882EE">
+            <wp:extent cx="5731510" cy="3809365"/>
+            <wp:effectExtent l="0" t="0" r="2540" b="635"/>
+            <wp:docPr id="1281831019" name="Рисунок 1" descr="Зображення, що містить Електронна інженерія, текст, Компонент схеми, електроніка&#10;&#10;Вміст, створений ШІ, може бути неправильним."/>
+            <wp:cNvGraphicFramePr>
+              <a:graphicFrameLocks xmlns:a="http://schemas.openxmlformats.org/drawingml/2006/main" noChangeAspect="1"/>
+            </wp:cNvGraphicFramePr>
+            <a:graphic xmlns:a="http://schemas.openxmlformats.org/drawingml/2006/main">
+              <a:graphicData uri="http://schemas.openxmlformats.org/drawingml/2006/picture">
+                <pic:pic xmlns:pic="http://schemas.openxmlformats.org/drawingml/2006/picture">
+                  <pic:nvPicPr>
+                    <pic:cNvPr id="1281831019" name="Рисунок 1" descr="Зображення, що містить Електронна інженерія, текст, Компонент схеми, електроніка&#10;&#10;Вміст, створений ШІ, може бути неправильним."/>
+                    <pic:cNvPicPr/>
+                  </pic:nvPicPr>
+                  <pic:blipFill>
+                    <a:blip r:embed="rId16"/>
+                    <a:stretch>
+                      <a:fillRect/>
+                    </a:stretch>
+                  </pic:blipFill>
+                  <pic:spPr>
+                    <a:xfrm>
+                      <a:off x="0" y="0"/>
+                      <a:ext cx="5731510" cy="3809365"/>
+                    </a:xfrm>
+                    <a:prstGeom prst="rect">
+                      <a:avLst/>
+                    </a:prstGeom>
+                  </pic:spPr>
+                </pic:pic>
+              </a:graphicData>
+            </a:graphic>
+          </wp:inline>
+        </w:drawing>
+      </w:r>
+    </w:p>
+    <w:p>
+      <w:pPr>
+        <w:pStyle w:val="IMG"/>
+      </w:pPr>
+      <w:r>
+        <w:t>Рисунок 3.2 – Змінена схема</w:t>
+      </w:r>
+    </w:p>
+    <w:p>
+      <w:pPr>
+        <w:pStyle w:val="P"/>
+      </w:pPr>
+    </w:p>
+    <w:p>
+      <w:pPr>
+        <w:pStyle w:val="P"/>
+      </w:pPr>
+      <w:r>
+        <w:t xml:space="preserve">Додано резистори по 220 </w:t>
+      </w:r>
+      <w:r>
+        <w:t>Ω</w:t>
+      </w:r>
+      <w:r>
+        <w:t xml:space="preserve">, значення від автора </w:t>
+      </w:r>
+      <w:hyperlink r:id="rId17" w:history="1">
+        <w:r>
+          <w:rPr>
+            <w:rStyle w:val="a4"/>
+          </w:rPr>
+          <w:t>відкритого проєкту</w:t>
+        </w:r>
+      </w:hyperlink>
+      <w:r>
+        <w:t>. Замість помаранчевого кольору показує блакитний, бо значення окрім 255 не працюють.</w:t>
+      </w:r>
+      <w:r>
+        <w:t xml:space="preserve"> </w:t>
+      </w:r>
+      <w:hyperlink r:id="rId18" w:history="1">
+        <w:r>
+          <w:rPr>
+            <w:rStyle w:val="a4"/>
+          </w:rPr>
+          <w:t>Посилання на проєкт</w:t>
+        </w:r>
+      </w:hyperlink>
+      <w:r>
+        <w:t>.</w:t>
+      </w:r>
+    </w:p>
+    <w:p>
+      <w:pPr>
+        <w:pStyle w:val="P"/>
+      </w:pPr>
+    </w:p>
+    <w:p>
+      <w:pPr>
+        <w:pStyle w:val="H3"/>
+      </w:pPr>
+      <w:r>
+        <w:t>Код програми</w:t>
+      </w:r>
+    </w:p>
+    <w:p>
+      <w:pPr>
+        <w:pStyle w:val="P"/>
+      </w:pPr>
+    </w:p>
+    <w:p>
+      <w:pPr>
+        <w:pStyle w:val="Code"/>
+      </w:pPr>
+      <w:r>
+        <w:t>int MIN_VALUE=85;</w:t>
+      </w:r>
+    </w:p>
+    <w:p>
+      <w:pPr>
+        <w:pStyle w:val="Code"/>
+      </w:pPr>
+      <w:r>
+        <w:t>int MAX_VALUE=385;</w:t>
+      </w:r>
+    </w:p>
+    <w:p>
+      <w:pPr>
+        <w:pStyle w:val="Code"/>
+      </w:pPr>
+    </w:p>
+    <w:p>
+      <w:pPr>
+        <w:pStyle w:val="Code"/>
+      </w:pPr>
+      <w:r>
+        <w:t>int smokePin=A0;</w:t>
+      </w:r>
+    </w:p>
+    <w:p>
+      <w:pPr>
+        <w:pStyle w:val="Code"/>
+      </w:pPr>
+      <w:r>
+        <w:t>int redPin=9;</w:t>
+      </w:r>
+    </w:p>
+    <w:p>
+      <w:pPr>
+        <w:pStyle w:val="Code"/>
+      </w:pPr>
+      <w:r>
+        <w:t>int greenPin=11;</w:t>
+      </w:r>
+    </w:p>
+    <w:p>
+      <w:pPr>
+        <w:pStyle w:val="Code"/>
+      </w:pPr>
+      <w:r>
+        <w:t>int bluePin=10;</w:t>
+      </w:r>
+    </w:p>
+    <w:p>
+      <w:pPr>
+        <w:pStyle w:val="Code"/>
+      </w:pPr>
+    </w:p>
+    <w:p>
+      <w:pPr>
+        <w:pStyle w:val="Code"/>
+      </w:pPr>
+      <w:r>
+        <w:t>void setup()</w:t>
+      </w:r>
+    </w:p>
+    <w:p>
+      <w:pPr>
+        <w:pStyle w:val="Code"/>
+      </w:pPr>
+      <w:r>
+        <w:t>{</w:t>
+      </w:r>
+    </w:p>
+    <w:p>
+      <w:pPr>
+        <w:pStyle w:val="Code"/>
+      </w:pPr>
+      <w:r>
+        <w:t>  pinMode(smokePin, INPUT);</w:t>
+      </w:r>
+    </w:p>
+    <w:p>
+      <w:pPr>
+        <w:pStyle w:val="Code"/>
+      </w:pPr>
+      <w:r>
+        <w:t>  pinMode(redPin, OUTPUT);</w:t>
+      </w:r>
+    </w:p>
+    <w:p>
+      <w:pPr>
+        <w:pStyle w:val="Code"/>
+      </w:pPr>
+      <w:r>
+        <w:t>  pinMode(greenPin, OUTPUT);</w:t>
+      </w:r>
+    </w:p>
+    <w:p>
+      <w:pPr>
+        <w:pStyle w:val="Code"/>
+      </w:pPr>
+      <w:r>
+        <w:t>  pinMode(bluePin, OUTPUT);</w:t>
+      </w:r>
+    </w:p>
+    <w:p>
+      <w:pPr>
+        <w:pStyle w:val="Code"/>
+      </w:pPr>
+    </w:p>
+    <w:p>
+      <w:pPr>
+        <w:pStyle w:val="Code"/>
+      </w:pPr>
+      <w:r>
+        <w:t>  Serial.begin(9600);</w:t>
+      </w:r>
+    </w:p>
+    <w:p>
+      <w:pPr>
+        <w:pStyle w:val="Code"/>
+      </w:pPr>
+      <w:r>
+        <w:lastRenderedPageBreak/>
+        <w:t>}</w:t>
+      </w:r>
+    </w:p>
+    <w:p>
+      <w:pPr>
+        <w:pStyle w:val="Code"/>
+      </w:pPr>
+    </w:p>
+    <w:p>
+      <w:pPr>
+        <w:pStyle w:val="Code"/>
+      </w:pPr>
+      <w:r>
+        <w:t>void turnLedOff() {</w:t>
+      </w:r>
+    </w:p>
+    <w:p>
+      <w:pPr>
+        <w:pStyle w:val="Code"/>
+      </w:pPr>
+      <w:r>
+        <w:t>  digitalWrite(redPin, LOW);</w:t>
+      </w:r>
+    </w:p>
+    <w:p>
+      <w:pPr>
+        <w:pStyle w:val="Code"/>
+      </w:pPr>
+      <w:r>
+        <w:t>  digitalWrite(greenPin, LOW);</w:t>
+      </w:r>
+    </w:p>
+    <w:p>
+      <w:pPr>
+        <w:pStyle w:val="Code"/>
+      </w:pPr>
+      <w:r>
+        <w:t>  digitalWrite(bluePin, LOW);</w:t>
+      </w:r>
+    </w:p>
+    <w:p>
+      <w:pPr>
+        <w:pStyle w:val="Code"/>
+      </w:pPr>
+      <w:r>
+        <w:t>}</w:t>
+      </w:r>
+    </w:p>
+    <w:p>
+      <w:pPr>
+        <w:pStyle w:val="Code"/>
+      </w:pPr>
+    </w:p>
+    <w:p>
+      <w:pPr>
+        <w:pStyle w:val="Code"/>
+      </w:pPr>
+      <w:r>
+        <w:t>void showRgbColor(int redValue, int greenValue, int blueValue) {</w:t>
+      </w:r>
+    </w:p>
+    <w:p>
+      <w:pPr>
+        <w:pStyle w:val="Code"/>
+      </w:pPr>
+      <w:r>
+        <w:t>  digitalWrite(redPin, redValue);</w:t>
+      </w:r>
+    </w:p>
+    <w:p>
+      <w:pPr>
+        <w:pStyle w:val="Code"/>
+      </w:pPr>
+      <w:r>
+        <w:t>  digitalWrite(greenPin, greenValue);</w:t>
+      </w:r>
+    </w:p>
+    <w:p>
+      <w:pPr>
+        <w:pStyle w:val="Code"/>
+      </w:pPr>
+      <w:r>
+        <w:t>  digitalWrite(bluePin, blueValue);</w:t>
+      </w:r>
+    </w:p>
+    <w:p>
+      <w:pPr>
+        <w:pStyle w:val="Code"/>
+      </w:pPr>
+      <w:r>
+        <w:t>}</w:t>
+      </w:r>
+    </w:p>
+    <w:p>
+      <w:pPr>
+        <w:pStyle w:val="Code"/>
+      </w:pPr>
+    </w:p>
+    <w:p>
+      <w:pPr>
+        <w:pStyle w:val="Code"/>
+      </w:pPr>
+      <w:r>
+        <w:t>void loop()</w:t>
+      </w:r>
+    </w:p>
+    <w:p>
+      <w:pPr>
+        <w:pStyle w:val="Code"/>
+      </w:pPr>
+      <w:r>
+        <w:t>{</w:t>
+      </w:r>
+    </w:p>
+    <w:p>
+      <w:pPr>
+        <w:pStyle w:val="Code"/>
+      </w:pPr>
+      <w:r>
+        <w:t>  int smokeValue = analogRead(smokePin);</w:t>
+      </w:r>
+    </w:p>
+    <w:p>
+      <w:pPr>
+        <w:pStyle w:val="Code"/>
+      </w:pPr>
+      <w:r>
+        <w:t>  int convertedValue = map(smokeValue, MIN_VALUE, MAX_VALUE, 0, 100);</w:t>
+      </w:r>
+    </w:p>
+    <w:p>
+      <w:pPr>
+        <w:pStyle w:val="Code"/>
+      </w:pPr>
+      <w:r>
+        <w:t>  Serial.println(convertedValue);</w:t>
+      </w:r>
+    </w:p>
+    <w:p>
+      <w:pPr>
+        <w:pStyle w:val="Code"/>
+      </w:pPr>
+    </w:p>
+    <w:p>
+      <w:pPr>
+        <w:pStyle w:val="Code"/>
+      </w:pPr>
+      <w:r>
+        <w:t>  if (convertedValue&lt;25){</w:t>
+      </w:r>
+    </w:p>
+    <w:p>
+      <w:pPr>
+        <w:pStyle w:val="Code"/>
+      </w:pPr>
+      <w:r>
+        <w:t>    // Зелений</w:t>
+      </w:r>
+    </w:p>
+    <w:p>
+      <w:pPr>
+        <w:pStyle w:val="Code"/>
+      </w:pPr>
+      <w:r>
+        <w:t>    showRgbColor(0,255,0);</w:t>
+      </w:r>
+    </w:p>
+    <w:p>
+      <w:pPr>
+        <w:pStyle w:val="Code"/>
+      </w:pPr>
+      <w:r>
+        <w:t>  } else if (convertedValue&gt;=25 &amp;&amp; convertedValue&lt;50){</w:t>
+      </w:r>
+    </w:p>
+    <w:p>
+      <w:pPr>
+        <w:pStyle w:val="Code"/>
+      </w:pPr>
+      <w:r>
+        <w:t>    // Жовтий</w:t>
+      </w:r>
+    </w:p>
+    <w:p>
+      <w:pPr>
+        <w:pStyle w:val="Code"/>
+      </w:pPr>
+      <w:r>
+        <w:t>    showRgbColor(255,255,0);</w:t>
+      </w:r>
+    </w:p>
+    <w:p>
+      <w:pPr>
+        <w:pStyle w:val="Code"/>
+      </w:pPr>
+      <w:r>
+        <w:t>  } else if (convertedValue&gt;=50 &amp;&amp; convertedValue&lt;75){</w:t>
+      </w:r>
+    </w:p>
+    <w:p>
+      <w:pPr>
+        <w:pStyle w:val="Code"/>
+      </w:pPr>
+      <w:r>
+        <w:t>    // Блакитний (помаранчевий не показує)</w:t>
+      </w:r>
+    </w:p>
+    <w:p>
+      <w:pPr>
+        <w:pStyle w:val="Code"/>
+      </w:pPr>
+      <w:r>
+        <w:t>    showRgbColor(0,255,255);</w:t>
+      </w:r>
+    </w:p>
+    <w:p>
+      <w:pPr>
+        <w:pStyle w:val="Code"/>
+      </w:pPr>
+      <w:r>
+        <w:t>  } else if (convertedValue&gt;=75){</w:t>
+      </w:r>
+    </w:p>
+    <w:p>
+      <w:pPr>
+        <w:pStyle w:val="Code"/>
+      </w:pPr>
+      <w:r>
+        <w:t>    // Червоний</w:t>
+      </w:r>
+    </w:p>
+    <w:p>
+      <w:pPr>
+        <w:pStyle w:val="Code"/>
+      </w:pPr>
+      <w:r>
+        <w:t>    showRgbColor(255,0,0);</w:t>
+      </w:r>
+    </w:p>
+    <w:p>
+      <w:pPr>
+        <w:pStyle w:val="Code"/>
+      </w:pPr>
+      <w:r>
+        <w:t>  } else {</w:t>
+      </w:r>
+    </w:p>
+    <w:p>
+      <w:pPr>
+        <w:pStyle w:val="Code"/>
+      </w:pPr>
+      <w:r>
+        <w:t>    turnLedOff();</w:t>
+      </w:r>
+    </w:p>
+    <w:p>
+      <w:pPr>
+        <w:pStyle w:val="Code"/>
+      </w:pPr>
+      <w:r>
+        <w:t>  }</w:t>
+      </w:r>
+    </w:p>
+    <w:p>
+      <w:pPr>
+        <w:pStyle w:val="Code"/>
+      </w:pPr>
+      <w:r>
+        <w:t>  delay(100);</w:t>
+      </w:r>
+    </w:p>
+    <w:p>
+      <w:pPr>
+        <w:pStyle w:val="Code"/>
+      </w:pPr>
+      <w:r>
+        <w:t>}</w:t>
+      </w:r>
+    </w:p>
+    <w:p>
+      <w:pPr>
+        <w:pStyle w:val="P"/>
+      </w:pPr>
+    </w:p>
+    <w:p>
+      <w:pPr>
         <w:pStyle w:val="H2"/>
       </w:pPr>
       <w:r>
@@ -1698,13 +2184,19 @@
         <w:t>лено з</w:t>
       </w:r>
       <w:r>
-        <w:t xml:space="preserve"> RGB  LED    діодом  та  датчиком диму,  </w:t>
+        <w:t xml:space="preserve"> RGB LED</w:t>
+      </w:r>
+      <w:r>
+        <w:t xml:space="preserve"> </w:t>
+      </w:r>
+      <w:r>
+        <w:t xml:space="preserve">діодом та датчиком диму, </w:t>
       </w:r>
       <w:r>
         <w:t xml:space="preserve">навчено </w:t>
       </w:r>
       <w:r>
-        <w:t>створювати  схеми  Arduino  з  використанням  цих компонентів</w:t>
+        <w:t>створювати схеми Arduino з використанням цих компонентів</w:t>
       </w:r>
       <w:r>
         <w:t xml:space="preserve"> </w:t>

--- a/32IV Inzhenerija vbudovanyh/3/KNT-122_Onyshchenko_Variant-19_PR3.docx
+++ b/32IV Inzhenerija vbudovanyh/3/KNT-122_Onyshchenko_Variant-19_PR3.docx
@@ -990,14 +990,24 @@
       <w:r>
         <w:t xml:space="preserve"> </w:t>
       </w:r>
-      <w:hyperlink r:id="rId12" w:history="1">
-        <w:r>
-          <w:rPr>
-            <w:rStyle w:val="a4"/>
-          </w:rPr>
-          <w:t>Посилання на проєкт</w:t>
-        </w:r>
-      </w:hyperlink>
+      <w:r>
+        <w:fldChar w:fldCharType="begin"/>
+      </w:r>
+      <w:r>
+        <w:instrText>HYPERLINK "https://www.tinkercad.com/things/1Gp4qUmlHcl/editel?returnTo=%2Fdashboard%2Fdesigns%2Fcircuits&amp;sharecode=qpEWIPSENYv6wkB1-VcBjUCm3YBYUusHG7ZqeIcL6_Q"</w:instrText>
+      </w:r>
+      <w:r>
+        <w:fldChar w:fldCharType="separate"/>
+      </w:r>
+      <w:r>
+        <w:rPr>
+          <w:rStyle w:val="a4"/>
+        </w:rPr>
+        <w:t>Посилання на проєкт</w:t>
+      </w:r>
+      <w:r>
+        <w:fldChar w:fldCharType="end"/>
+      </w:r>
       <w:r>
         <w:t>.</w:t>
       </w:r>
@@ -1054,7 +1064,15 @@
         <w:pStyle w:val="Code"/>
       </w:pPr>
       <w:r>
-        <w:t>void setup()</w:t>
+        <w:t xml:space="preserve">void </w:t>
+      </w:r>
+      <w:proofErr w:type="gramStart"/>
+      <w:r>
+        <w:t>setup(</w:t>
+      </w:r>
+      <w:proofErr w:type="gramEnd"/>
+      <w:r>
+        <w:t>)</w:t>
       </w:r>
     </w:p>
     <w:p>
@@ -1070,52 +1088,100 @@
         <w:pStyle w:val="Code"/>
       </w:pPr>
       <w:r>
-        <w:t>  pinMode(redPin, OUTPUT);</w:t>
-      </w:r>
-    </w:p>
-    <w:p>
-      <w:pPr>
-        <w:pStyle w:val="Code"/>
-      </w:pPr>
-      <w:r>
-        <w:t>  pinMode(greenPin, OUTPUT);</w:t>
-      </w:r>
-    </w:p>
-    <w:p>
-      <w:pPr>
-        <w:pStyle w:val="Code"/>
-      </w:pPr>
-      <w:r>
-        <w:t>  pinMode(bluePin, OUTPUT);</w:t>
-      </w:r>
-    </w:p>
-    <w:p>
-      <w:pPr>
-        <w:pStyle w:val="Code"/>
-      </w:pPr>
-    </w:p>
-    <w:p>
-      <w:pPr>
-        <w:pStyle w:val="Code"/>
-      </w:pPr>
-      <w:r>
-        <w:t>  digitalWrite(redPin, HIGH);</w:t>
-      </w:r>
-    </w:p>
-    <w:p>
-      <w:pPr>
-        <w:pStyle w:val="Code"/>
-      </w:pPr>
-      <w:r>
-        <w:t>  digitalWrite(greenPin, HIGH);</w:t>
-      </w:r>
-    </w:p>
-    <w:p>
-      <w:pPr>
-        <w:pStyle w:val="Code"/>
-      </w:pPr>
-      <w:r>
-        <w:t>  digitalWrite(bluePin, HIGH);</w:t>
+        <w:t xml:space="preserve">  </w:t>
+      </w:r>
+      <w:proofErr w:type="gramStart"/>
+      <w:r>
+        <w:t>pinMode(</w:t>
+      </w:r>
+      <w:proofErr w:type="gramEnd"/>
+      <w:r>
+        <w:t>redPin, OUTPUT);</w:t>
+      </w:r>
+    </w:p>
+    <w:p>
+      <w:pPr>
+        <w:pStyle w:val="Code"/>
+      </w:pPr>
+      <w:r>
+        <w:t xml:space="preserve">  </w:t>
+      </w:r>
+      <w:proofErr w:type="gramStart"/>
+      <w:r>
+        <w:t>pinMode(</w:t>
+      </w:r>
+      <w:proofErr w:type="gramEnd"/>
+      <w:r>
+        <w:t>greenPin, OUTPUT);</w:t>
+      </w:r>
+    </w:p>
+    <w:p>
+      <w:pPr>
+        <w:pStyle w:val="Code"/>
+      </w:pPr>
+      <w:r>
+        <w:t xml:space="preserve">  </w:t>
+      </w:r>
+      <w:proofErr w:type="gramStart"/>
+      <w:r>
+        <w:t>pinMode(</w:t>
+      </w:r>
+      <w:proofErr w:type="gramEnd"/>
+      <w:r>
+        <w:t>bluePin, OUTPUT);</w:t>
+      </w:r>
+    </w:p>
+    <w:p>
+      <w:pPr>
+        <w:pStyle w:val="Code"/>
+      </w:pPr>
+    </w:p>
+    <w:p>
+      <w:pPr>
+        <w:pStyle w:val="Code"/>
+      </w:pPr>
+      <w:r>
+        <w:t xml:space="preserve">  </w:t>
+      </w:r>
+      <w:proofErr w:type="gramStart"/>
+      <w:r>
+        <w:t>digitalWrite(</w:t>
+      </w:r>
+      <w:proofErr w:type="gramEnd"/>
+      <w:r>
+        <w:t>redPin, HIGH);</w:t>
+      </w:r>
+    </w:p>
+    <w:p>
+      <w:pPr>
+        <w:pStyle w:val="Code"/>
+      </w:pPr>
+      <w:r>
+        <w:t xml:space="preserve">  </w:t>
+      </w:r>
+      <w:proofErr w:type="gramStart"/>
+      <w:r>
+        <w:t>digitalWrite(</w:t>
+      </w:r>
+      <w:proofErr w:type="gramEnd"/>
+      <w:r>
+        <w:t>greenPin, HIGH);</w:t>
+      </w:r>
+    </w:p>
+    <w:p>
+      <w:pPr>
+        <w:pStyle w:val="Code"/>
+      </w:pPr>
+      <w:r>
+        <w:t xml:space="preserve">  </w:t>
+      </w:r>
+      <w:proofErr w:type="gramStart"/>
+      <w:r>
+        <w:t>digitalWrite(</w:t>
+      </w:r>
+      <w:proofErr w:type="gramEnd"/>
+      <w:r>
+        <w:t>bluePin, HIGH);</w:t>
       </w:r>
     </w:p>
     <w:p>
@@ -1136,7 +1202,15 @@
         <w:pStyle w:val="Code"/>
       </w:pPr>
       <w:r>
-        <w:t>void loop()</w:t>
+        <w:t xml:space="preserve">void </w:t>
+      </w:r>
+      <w:proofErr w:type="gramStart"/>
+      <w:r>
+        <w:t>loop(</w:t>
+      </w:r>
+      <w:proofErr w:type="gramEnd"/>
+      <w:r>
+        <w:t>)</w:t>
       </w:r>
     </w:p>
     <w:p>
@@ -1256,7 +1330,7 @@
                     <pic:cNvPicPr/>
                   </pic:nvPicPr>
                   <pic:blipFill>
-                    <a:blip r:embed="rId13"/>
+                    <a:blip r:embed="rId12"/>
                     <a:stretch>
                       <a:fillRect/>
                     </a:stretch>
@@ -1294,7 +1368,7 @@
       <w:pPr>
         <w:pStyle w:val="P"/>
       </w:pPr>
-      <w:hyperlink r:id="rId14" w:history="1">
+      <w:hyperlink r:id="rId13" w:history="1">
         <w:r>
           <w:rPr>
             <w:rStyle w:val="a4"/>
@@ -1371,7 +1445,15 @@
         <w:pStyle w:val="Code"/>
       </w:pPr>
       <w:r>
-        <w:t>void setup()</w:t>
+        <w:t xml:space="preserve">void </w:t>
+      </w:r>
+      <w:proofErr w:type="gramStart"/>
+      <w:r>
+        <w:t>setup(</w:t>
+      </w:r>
+      <w:proofErr w:type="gramEnd"/>
+      <w:r>
+        <w:t>)</w:t>
       </w:r>
     </w:p>
     <w:p>
@@ -1387,15 +1469,31 @@
         <w:pStyle w:val="Code"/>
       </w:pPr>
       <w:r>
-        <w:t>  pinMode(ledPin, OUTPUT);</w:t>
-      </w:r>
-    </w:p>
-    <w:p>
-      <w:pPr>
-        <w:pStyle w:val="Code"/>
-      </w:pPr>
-      <w:r>
-        <w:t>  pinMode(smokePin, INPUT);</w:t>
+        <w:t xml:space="preserve">  </w:t>
+      </w:r>
+      <w:proofErr w:type="gramStart"/>
+      <w:r>
+        <w:t>pinMode(</w:t>
+      </w:r>
+      <w:proofErr w:type="gramEnd"/>
+      <w:r>
+        <w:t>ledPin, OUTPUT);</w:t>
+      </w:r>
+    </w:p>
+    <w:p>
+      <w:pPr>
+        <w:pStyle w:val="Code"/>
+      </w:pPr>
+      <w:r>
+        <w:t xml:space="preserve">  </w:t>
+      </w:r>
+      <w:proofErr w:type="gramStart"/>
+      <w:r>
+        <w:t>pinMode(</w:t>
+      </w:r>
+      <w:proofErr w:type="gramEnd"/>
+      <w:r>
+        <w:t>smokePin, INPUT);</w:t>
       </w:r>
     </w:p>
     <w:p>
@@ -1416,7 +1514,15 @@
         <w:pStyle w:val="Code"/>
       </w:pPr>
       <w:r>
-        <w:t>void loop()</w:t>
+        <w:t xml:space="preserve">void </w:t>
+      </w:r>
+      <w:proofErr w:type="gramStart"/>
+      <w:r>
+        <w:t>loop(</w:t>
+      </w:r>
+      <w:proofErr w:type="gramEnd"/>
+      <w:r>
+        <w:t>)</w:t>
       </w:r>
     </w:p>
     <w:p>
@@ -1441,23 +1547,44 @@
         <w:pStyle w:val="Code"/>
       </w:pPr>
       <w:r>
-        <w:t>  int convertedValue=map(smokeValue, MIN_VALUE, MAX_VALUE, 0, 100);</w:t>
-      </w:r>
-    </w:p>
-    <w:p>
-      <w:pPr>
-        <w:pStyle w:val="Code"/>
-      </w:pPr>
-      <w:r>
-        <w:t>  if (convertedValue&gt;30){</w:t>
-      </w:r>
-    </w:p>
-    <w:p>
-      <w:pPr>
-        <w:pStyle w:val="Code"/>
-      </w:pPr>
-      <w:r>
-        <w:t>    digitalWrite(ledPin, HIGH);</w:t>
+        <w:t>  int convertedValue=</w:t>
+      </w:r>
+      <w:proofErr w:type="gramStart"/>
+      <w:r>
+        <w:t>map(</w:t>
+      </w:r>
+      <w:proofErr w:type="gramEnd"/>
+      <w:r>
+        <w:t>smokeValue, MIN_VALUE, MAX_VALUE, 0, 100);</w:t>
+      </w:r>
+    </w:p>
+    <w:p>
+      <w:pPr>
+        <w:pStyle w:val="Code"/>
+      </w:pPr>
+      <w:r>
+        <w:t>  if (convertedValue&gt;</w:t>
+      </w:r>
+      <w:proofErr w:type="gramStart"/>
+      <w:r>
+        <w:t>30){</w:t>
+      </w:r>
+      <w:proofErr w:type="gramEnd"/>
+    </w:p>
+    <w:p>
+      <w:pPr>
+        <w:pStyle w:val="Code"/>
+      </w:pPr>
+      <w:r>
+        <w:t xml:space="preserve">    </w:t>
+      </w:r>
+      <w:proofErr w:type="gramStart"/>
+      <w:r>
+        <w:t>digitalWrite(</w:t>
+      </w:r>
+      <w:proofErr w:type="gramEnd"/>
+      <w:r>
+        <w:t>ledPin, HIGH);</w:t>
       </w:r>
     </w:p>
     <w:p>
@@ -1473,7 +1600,15 @@
         <w:pStyle w:val="Code"/>
       </w:pPr>
       <w:r>
-        <w:t>    digitalWrite(ledPin, LOW);</w:t>
+        <w:t xml:space="preserve">    </w:t>
+      </w:r>
+      <w:proofErr w:type="gramStart"/>
+      <w:r>
+        <w:t>digitalWrite(</w:t>
+      </w:r>
+      <w:proofErr w:type="gramEnd"/>
+      <w:r>
+        <w:t>ledPin, LOW);</w:t>
       </w:r>
     </w:p>
     <w:p>
@@ -1489,7 +1624,15 @@
         <w:pStyle w:val="Code"/>
       </w:pPr>
       <w:r>
-        <w:t>  delay(100);</w:t>
+        <w:t xml:space="preserve">  </w:t>
+      </w:r>
+      <w:proofErr w:type="gramStart"/>
+      <w:r>
+        <w:t>delay(</w:t>
+      </w:r>
+      <w:proofErr w:type="gramEnd"/>
+      <w:r>
+        <w:t>100);</w:t>
       </w:r>
     </w:p>
     <w:p>
@@ -1561,7 +1704,7 @@
                     <pic:cNvPicPr/>
                   </pic:nvPicPr>
                   <pic:blipFill>
-                    <a:blip r:embed="rId15"/>
+                    <a:blip r:embed="rId14"/>
                     <a:stretch>
                       <a:fillRect/>
                     </a:stretch>
@@ -1630,7 +1773,7 @@
                     <pic:cNvPicPr/>
                   </pic:nvPicPr>
                   <pic:blipFill>
-                    <a:blip r:embed="rId16"/>
+                    <a:blip r:embed="rId15"/>
                     <a:stretch>
                       <a:fillRect/>
                     </a:stretch>
@@ -1677,7 +1820,7 @@
       <w:r>
         <w:t xml:space="preserve">, значення від автора </w:t>
       </w:r>
-      <w:hyperlink r:id="rId17" w:history="1">
+      <w:hyperlink r:id="rId16" w:history="1">
         <w:r>
           <w:rPr>
             <w:rStyle w:val="a4"/>
@@ -1691,14 +1834,24 @@
       <w:r>
         <w:t xml:space="preserve"> </w:t>
       </w:r>
-      <w:hyperlink r:id="rId18" w:history="1">
-        <w:r>
-          <w:rPr>
-            <w:rStyle w:val="a4"/>
-          </w:rPr>
-          <w:t>Посилання на проєкт</w:t>
-        </w:r>
-      </w:hyperlink>
+      <w:r>
+        <w:fldChar w:fldCharType="begin"/>
+      </w:r>
+      <w:r>
+        <w:instrText>HYPERLINK "https://www.tinkercad.com/things/1dl6tTre7kI-32iv-3smoke-rgb/editel?returnTo=%2Fdashboard%2Fdesigns%2Fcircuits&amp;sharecode=O7Tu1BAPPrLWnmxuTa-95eu16an2p6n7VOiW6w7703I"</w:instrText>
+      </w:r>
+      <w:r>
+        <w:fldChar w:fldCharType="separate"/>
+      </w:r>
+      <w:r>
+        <w:rPr>
+          <w:rStyle w:val="a4"/>
+        </w:rPr>
+        <w:t>Посилання на проєкт</w:t>
+      </w:r>
+      <w:r>
+        <w:fldChar w:fldCharType="end"/>
+      </w:r>
       <w:r>
         <w:t>.</w:t>
       </w:r>
@@ -1784,7 +1937,15 @@
         <w:pStyle w:val="Code"/>
       </w:pPr>
       <w:r>
-        <w:t>void setup()</w:t>
+        <w:t xml:space="preserve">void </w:t>
+      </w:r>
+      <w:proofErr w:type="gramStart"/>
+      <w:r>
+        <w:t>setup(</w:t>
+      </w:r>
+      <w:proofErr w:type="gramEnd"/>
+      <w:r>
+        <w:t>)</w:t>
       </w:r>
     </w:p>
     <w:p>
@@ -1800,31 +1961,63 @@
         <w:pStyle w:val="Code"/>
       </w:pPr>
       <w:r>
-        <w:t>  pinMode(smokePin, INPUT);</w:t>
-      </w:r>
-    </w:p>
-    <w:p>
-      <w:pPr>
-        <w:pStyle w:val="Code"/>
-      </w:pPr>
-      <w:r>
-        <w:t>  pinMode(redPin, OUTPUT);</w:t>
-      </w:r>
-    </w:p>
-    <w:p>
-      <w:pPr>
-        <w:pStyle w:val="Code"/>
-      </w:pPr>
-      <w:r>
-        <w:t>  pinMode(greenPin, OUTPUT);</w:t>
-      </w:r>
-    </w:p>
-    <w:p>
-      <w:pPr>
-        <w:pStyle w:val="Code"/>
-      </w:pPr>
-      <w:r>
-        <w:t>  pinMode(bluePin, OUTPUT);</w:t>
+        <w:t xml:space="preserve">  </w:t>
+      </w:r>
+      <w:proofErr w:type="gramStart"/>
+      <w:r>
+        <w:t>pinMode(</w:t>
+      </w:r>
+      <w:proofErr w:type="gramEnd"/>
+      <w:r>
+        <w:t>smokePin, INPUT);</w:t>
+      </w:r>
+    </w:p>
+    <w:p>
+      <w:pPr>
+        <w:pStyle w:val="Code"/>
+      </w:pPr>
+      <w:r>
+        <w:t xml:space="preserve">  </w:t>
+      </w:r>
+      <w:proofErr w:type="gramStart"/>
+      <w:r>
+        <w:t>pinMode(</w:t>
+      </w:r>
+      <w:proofErr w:type="gramEnd"/>
+      <w:r>
+        <w:t>redPin, OUTPUT);</w:t>
+      </w:r>
+    </w:p>
+    <w:p>
+      <w:pPr>
+        <w:pStyle w:val="Code"/>
+      </w:pPr>
+      <w:r>
+        <w:t xml:space="preserve">  </w:t>
+      </w:r>
+      <w:proofErr w:type="gramStart"/>
+      <w:r>
+        <w:t>pinMode(</w:t>
+      </w:r>
+      <w:proofErr w:type="gramEnd"/>
+      <w:r>
+        <w:t>greenPin, OUTPUT);</w:t>
+      </w:r>
+    </w:p>
+    <w:p>
+      <w:pPr>
+        <w:pStyle w:val="Code"/>
+      </w:pPr>
+      <w:r>
+        <w:t xml:space="preserve">  </w:t>
+      </w:r>
+      <w:proofErr w:type="gramStart"/>
+      <w:r>
+        <w:t>pinMode(</w:t>
+      </w:r>
+      <w:proofErr w:type="gramEnd"/>
+      <w:r>
+        <w:t>bluePin, OUTPUT);</w:t>
       </w:r>
     </w:p>
     <w:p>
@@ -1859,31 +2052,63 @@
         <w:pStyle w:val="Code"/>
       </w:pPr>
       <w:r>
-        <w:t>void turnLedOff() {</w:t>
-      </w:r>
-    </w:p>
-    <w:p>
-      <w:pPr>
-        <w:pStyle w:val="Code"/>
-      </w:pPr>
-      <w:r>
-        <w:t>  digitalWrite(redPin, LOW);</w:t>
-      </w:r>
-    </w:p>
-    <w:p>
-      <w:pPr>
-        <w:pStyle w:val="Code"/>
-      </w:pPr>
-      <w:r>
-        <w:t>  digitalWrite(greenPin, LOW);</w:t>
-      </w:r>
-    </w:p>
-    <w:p>
-      <w:pPr>
-        <w:pStyle w:val="Code"/>
-      </w:pPr>
-      <w:r>
-        <w:t>  digitalWrite(bluePin, LOW);</w:t>
+        <w:t xml:space="preserve">void </w:t>
+      </w:r>
+      <w:proofErr w:type="gramStart"/>
+      <w:r>
+        <w:t>turnLedOff(</w:t>
+      </w:r>
+      <w:proofErr w:type="gramEnd"/>
+      <w:r>
+        <w:t>) {</w:t>
+      </w:r>
+    </w:p>
+    <w:p>
+      <w:pPr>
+        <w:pStyle w:val="Code"/>
+      </w:pPr>
+      <w:r>
+        <w:t xml:space="preserve">  </w:t>
+      </w:r>
+      <w:proofErr w:type="gramStart"/>
+      <w:r>
+        <w:t>digitalWrite(</w:t>
+      </w:r>
+      <w:proofErr w:type="gramEnd"/>
+      <w:r>
+        <w:t>redPin, LOW);</w:t>
+      </w:r>
+    </w:p>
+    <w:p>
+      <w:pPr>
+        <w:pStyle w:val="Code"/>
+      </w:pPr>
+      <w:r>
+        <w:t xml:space="preserve">  </w:t>
+      </w:r>
+      <w:proofErr w:type="gramStart"/>
+      <w:r>
+        <w:t>digitalWrite(</w:t>
+      </w:r>
+      <w:proofErr w:type="gramEnd"/>
+      <w:r>
+        <w:t>greenPin, LOW);</w:t>
+      </w:r>
+    </w:p>
+    <w:p>
+      <w:pPr>
+        <w:pStyle w:val="Code"/>
+      </w:pPr>
+      <w:r>
+        <w:t xml:space="preserve">  </w:t>
+      </w:r>
+      <w:proofErr w:type="gramStart"/>
+      <w:r>
+        <w:t>digitalWrite(</w:t>
+      </w:r>
+      <w:proofErr w:type="gramEnd"/>
+      <w:r>
+        <w:t>bluePin, LOW);</w:t>
       </w:r>
     </w:p>
     <w:p>
@@ -1904,31 +2129,63 @@
         <w:pStyle w:val="Code"/>
       </w:pPr>
       <w:r>
-        <w:t>void showRgbColor(int redValue, int greenValue, int blueValue) {</w:t>
-      </w:r>
-    </w:p>
-    <w:p>
-      <w:pPr>
-        <w:pStyle w:val="Code"/>
-      </w:pPr>
-      <w:r>
-        <w:t>  digitalWrite(redPin, redValue);</w:t>
-      </w:r>
-    </w:p>
-    <w:p>
-      <w:pPr>
-        <w:pStyle w:val="Code"/>
-      </w:pPr>
-      <w:r>
-        <w:t>  digitalWrite(greenPin, greenValue);</w:t>
-      </w:r>
-    </w:p>
-    <w:p>
-      <w:pPr>
-        <w:pStyle w:val="Code"/>
-      </w:pPr>
-      <w:r>
-        <w:t>  digitalWrite(bluePin, blueValue);</w:t>
+        <w:t xml:space="preserve">void </w:t>
+      </w:r>
+      <w:proofErr w:type="gramStart"/>
+      <w:r>
+        <w:t>showRgbColor(</w:t>
+      </w:r>
+      <w:proofErr w:type="gramEnd"/>
+      <w:r>
+        <w:t>int redValue, int greenValue, int blueValue) {</w:t>
+      </w:r>
+    </w:p>
+    <w:p>
+      <w:pPr>
+        <w:pStyle w:val="Code"/>
+      </w:pPr>
+      <w:r>
+        <w:t xml:space="preserve">  </w:t>
+      </w:r>
+      <w:proofErr w:type="gramStart"/>
+      <w:r>
+        <w:t>digitalWrite(</w:t>
+      </w:r>
+      <w:proofErr w:type="gramEnd"/>
+      <w:r>
+        <w:t>redPin, redValue);</w:t>
+      </w:r>
+    </w:p>
+    <w:p>
+      <w:pPr>
+        <w:pStyle w:val="Code"/>
+      </w:pPr>
+      <w:r>
+        <w:t xml:space="preserve">  </w:t>
+      </w:r>
+      <w:proofErr w:type="gramStart"/>
+      <w:r>
+        <w:t>digitalWrite(</w:t>
+      </w:r>
+      <w:proofErr w:type="gramEnd"/>
+      <w:r>
+        <w:t>greenPin, greenValue);</w:t>
+      </w:r>
+    </w:p>
+    <w:p>
+      <w:pPr>
+        <w:pStyle w:val="Code"/>
+      </w:pPr>
+      <w:r>
+        <w:t xml:space="preserve">  </w:t>
+      </w:r>
+      <w:proofErr w:type="gramStart"/>
+      <w:r>
+        <w:t>digitalWrite(</w:t>
+      </w:r>
+      <w:proofErr w:type="gramEnd"/>
+      <w:r>
+        <w:t>bluePin, blueValue);</w:t>
       </w:r>
     </w:p>
     <w:p>
@@ -1949,7 +2206,15 @@
         <w:pStyle w:val="Code"/>
       </w:pPr>
       <w:r>
-        <w:t>void loop()</w:t>
+        <w:t xml:space="preserve">void </w:t>
+      </w:r>
+      <w:proofErr w:type="gramStart"/>
+      <w:r>
+        <w:t>loop(</w:t>
+      </w:r>
+      <w:proofErr w:type="gramEnd"/>
+      <w:r>
+        <w:t>)</w:t>
       </w:r>
     </w:p>
     <w:p>
@@ -1973,7 +2238,15 @@
         <w:pStyle w:val="Code"/>
       </w:pPr>
       <w:r>
-        <w:t>  int convertedValue = map(smokeValue, MIN_VALUE, MAX_VALUE, 0, 100);</w:t>
+        <w:t xml:space="preserve">  int convertedValue = </w:t>
+      </w:r>
+      <w:proofErr w:type="gramStart"/>
+      <w:r>
+        <w:t>map(</w:t>
+      </w:r>
+      <w:proofErr w:type="gramEnd"/>
+      <w:r>
+        <w:t>smokeValue, MIN_VALUE, MAX_VALUE, 0, 100);</w:t>
       </w:r>
     </w:p>
     <w:p>
@@ -1994,8 +2267,13 @@
         <w:pStyle w:val="Code"/>
       </w:pPr>
       <w:r>
-        <w:t>  if (convertedValue&lt;25){</w:t>
-      </w:r>
+        <w:t>  if (convertedValue&lt;</w:t>
+      </w:r>
+      <w:proofErr w:type="gramStart"/>
+      <w:r>
+        <w:t>25){</w:t>
+      </w:r>
+      <w:proofErr w:type="gramEnd"/>
     </w:p>
     <w:p>
       <w:pPr>
@@ -2010,16 +2288,29 @@
         <w:pStyle w:val="Code"/>
       </w:pPr>
       <w:r>
-        <w:t>    showRgbColor(0,255,0);</w:t>
-      </w:r>
-    </w:p>
-    <w:p>
-      <w:pPr>
-        <w:pStyle w:val="Code"/>
-      </w:pPr>
-      <w:r>
-        <w:t>  } else if (convertedValue&gt;=25 &amp;&amp; convertedValue&lt;50){</w:t>
-      </w:r>
+        <w:t xml:space="preserve">    </w:t>
+      </w:r>
+      <w:proofErr w:type="gramStart"/>
+      <w:r>
+        <w:t>showRgbColor(</w:t>
+      </w:r>
+      <w:proofErr w:type="gramEnd"/>
+      <w:r>
+        <w:t>0,255,0);</w:t>
+      </w:r>
+    </w:p>
+    <w:p>
+      <w:pPr>
+        <w:pStyle w:val="Code"/>
+      </w:pPr>
+      <w:r>
+        <w:t>  } else if (convertedValue&gt;=25 &amp;&amp; convertedValue&lt;</w:t>
+      </w:r>
+      <w:proofErr w:type="gramStart"/>
+      <w:r>
+        <w:t>50){</w:t>
+      </w:r>
+      <w:proofErr w:type="gramEnd"/>
     </w:p>
     <w:p>
       <w:pPr>
@@ -2034,16 +2325,29 @@
         <w:pStyle w:val="Code"/>
       </w:pPr>
       <w:r>
-        <w:t>    showRgbColor(255,255,0);</w:t>
-      </w:r>
-    </w:p>
-    <w:p>
-      <w:pPr>
-        <w:pStyle w:val="Code"/>
-      </w:pPr>
-      <w:r>
-        <w:t>  } else if (convertedValue&gt;=50 &amp;&amp; convertedValue&lt;75){</w:t>
-      </w:r>
+        <w:t xml:space="preserve">    </w:t>
+      </w:r>
+      <w:proofErr w:type="gramStart"/>
+      <w:r>
+        <w:t>showRgbColor(</w:t>
+      </w:r>
+      <w:proofErr w:type="gramEnd"/>
+      <w:r>
+        <w:t>255,255,0);</w:t>
+      </w:r>
+    </w:p>
+    <w:p>
+      <w:pPr>
+        <w:pStyle w:val="Code"/>
+      </w:pPr>
+      <w:r>
+        <w:t>  } else if (convertedValue&gt;=50 &amp;&amp; convertedValue&lt;</w:t>
+      </w:r>
+      <w:proofErr w:type="gramStart"/>
+      <w:r>
+        <w:t>75){</w:t>
+      </w:r>
+      <w:proofErr w:type="gramEnd"/>
     </w:p>
     <w:p>
       <w:pPr>
@@ -2058,16 +2362,29 @@
         <w:pStyle w:val="Code"/>
       </w:pPr>
       <w:r>
-        <w:t>    showRgbColor(0,255,255);</w:t>
-      </w:r>
-    </w:p>
-    <w:p>
-      <w:pPr>
-        <w:pStyle w:val="Code"/>
-      </w:pPr>
-      <w:r>
-        <w:t>  } else if (convertedValue&gt;=75){</w:t>
-      </w:r>
+        <w:t xml:space="preserve">    </w:t>
+      </w:r>
+      <w:proofErr w:type="gramStart"/>
+      <w:r>
+        <w:t>showRgbColor(</w:t>
+      </w:r>
+      <w:proofErr w:type="gramEnd"/>
+      <w:r>
+        <w:t>0,255,255);</w:t>
+      </w:r>
+    </w:p>
+    <w:p>
+      <w:pPr>
+        <w:pStyle w:val="Code"/>
+      </w:pPr>
+      <w:r>
+        <w:t>  } else if (convertedValue&gt;=</w:t>
+      </w:r>
+      <w:proofErr w:type="gramStart"/>
+      <w:r>
+        <w:t>75){</w:t>
+      </w:r>
+      <w:proofErr w:type="gramEnd"/>
     </w:p>
     <w:p>
       <w:pPr>
@@ -2082,7 +2399,15 @@
         <w:pStyle w:val="Code"/>
       </w:pPr>
       <w:r>
-        <w:t>    showRgbColor(255,0,0);</w:t>
+        <w:t xml:space="preserve">    </w:t>
+      </w:r>
+      <w:proofErr w:type="gramStart"/>
+      <w:r>
+        <w:t>showRgbColor(</w:t>
+      </w:r>
+      <w:proofErr w:type="gramEnd"/>
+      <w:r>
+        <w:t>255,0,0);</w:t>
       </w:r>
     </w:p>
     <w:p>
@@ -2098,7 +2423,15 @@
         <w:pStyle w:val="Code"/>
       </w:pPr>
       <w:r>
-        <w:t>    turnLedOff();</w:t>
+        <w:t xml:space="preserve">    </w:t>
+      </w:r>
+      <w:proofErr w:type="gramStart"/>
+      <w:r>
+        <w:t>turnLedOff(</w:t>
+      </w:r>
+      <w:proofErr w:type="gramEnd"/>
+      <w:r>
+        <w:t>);</w:t>
       </w:r>
     </w:p>
     <w:p>
@@ -2114,7 +2447,15 @@
         <w:pStyle w:val="Code"/>
       </w:pPr>
       <w:r>
-        <w:t>  delay(100);</w:t>
+        <w:t xml:space="preserve">  </w:t>
+      </w:r>
+      <w:proofErr w:type="gramStart"/>
+      <w:r>
+        <w:t>delay(</w:t>
+      </w:r>
+      <w:proofErr w:type="gramEnd"/>
+      <w:r>
+        <w:t>100);</w:t>
       </w:r>
     </w:p>
     <w:p>
@@ -2133,6 +2474,9 @@
     <w:p>
       <w:pPr>
         <w:pStyle w:val="H2"/>
+        <w:rPr>
+          <w:lang w:val="en-US"/>
+        </w:rPr>
       </w:pPr>
       <w:r>
         <w:t xml:space="preserve">4 </w:t>
@@ -2140,6 +2484,395 @@
       <w:r>
         <w:t>Датчик і п’єзо</w:t>
       </w:r>
+    </w:p>
+    <w:p>
+      <w:pPr>
+        <w:pStyle w:val="H3"/>
+      </w:pPr>
+      <w:r>
+        <w:t xml:space="preserve">Схема </w:t>
+      </w:r>
+    </w:p>
+    <w:p>
+      <w:pPr>
+        <w:pStyle w:val="P"/>
+      </w:pPr>
+    </w:p>
+    <w:p>
+      <w:pPr>
+        <w:pStyle w:val="IMG"/>
+      </w:pPr>
+      <w:r>
+        <w:lastRenderedPageBreak/>
+        <w:drawing>
+          <wp:inline distT="0" distB="0" distL="0" distR="0" wp14:anchorId="7F4D5B52" wp14:editId="7A7D8FD0">
+            <wp:extent cx="5731510" cy="7324090"/>
+            <wp:effectExtent l="0" t="0" r="2540" b="0"/>
+            <wp:docPr id="930797826" name="Рисунок 1" descr="Зображення, що містить текст, Електронна інженерія, електроніка, Компонент схеми&#10;&#10;Вміст, створений ШІ, може бути неправильним."/>
+            <wp:cNvGraphicFramePr>
+              <a:graphicFrameLocks xmlns:a="http://schemas.openxmlformats.org/drawingml/2006/main" noChangeAspect="1"/>
+            </wp:cNvGraphicFramePr>
+            <a:graphic xmlns:a="http://schemas.openxmlformats.org/drawingml/2006/main">
+              <a:graphicData uri="http://schemas.openxmlformats.org/drawingml/2006/picture">
+                <pic:pic xmlns:pic="http://schemas.openxmlformats.org/drawingml/2006/picture">
+                  <pic:nvPicPr>
+                    <pic:cNvPr id="930797826" name="Рисунок 1" descr="Зображення, що містить текст, Електронна інженерія, електроніка, Компонент схеми&#10;&#10;Вміст, створений ШІ, може бути неправильним."/>
+                    <pic:cNvPicPr/>
+                  </pic:nvPicPr>
+                  <pic:blipFill>
+                    <a:blip r:embed="rId17"/>
+                    <a:stretch>
+                      <a:fillRect/>
+                    </a:stretch>
+                  </pic:blipFill>
+                  <pic:spPr>
+                    <a:xfrm>
+                      <a:off x="0" y="0"/>
+                      <a:ext cx="5731510" cy="7324090"/>
+                    </a:xfrm>
+                    <a:prstGeom prst="rect">
+                      <a:avLst/>
+                    </a:prstGeom>
+                  </pic:spPr>
+                </pic:pic>
+              </a:graphicData>
+            </a:graphic>
+          </wp:inline>
+        </w:drawing>
+      </w:r>
+    </w:p>
+    <w:p>
+      <w:pPr>
+        <w:pStyle w:val="IMG"/>
+      </w:pPr>
+      <w:r>
+        <w:t>Рисунок 4.1 – Схема з п’єзо в роботі</w:t>
+      </w:r>
+    </w:p>
+    <w:p>
+      <w:pPr>
+        <w:pStyle w:val="P"/>
+      </w:pPr>
+    </w:p>
+    <w:p>
+      <w:pPr>
+        <w:pStyle w:val="H3"/>
+      </w:pPr>
+      <w:r>
+        <w:t xml:space="preserve">Код </w:t>
+      </w:r>
+    </w:p>
+    <w:p>
+      <w:pPr>
+        <w:pStyle w:val="P"/>
+      </w:pPr>
+    </w:p>
+    <w:p>
+      <w:pPr>
+        <w:pStyle w:val="Code"/>
+      </w:pPr>
+      <w:r>
+        <w:t>int MIN_VALUE=85;</w:t>
+      </w:r>
+    </w:p>
+    <w:p>
+      <w:pPr>
+        <w:pStyle w:val="Code"/>
+      </w:pPr>
+      <w:r>
+        <w:lastRenderedPageBreak/>
+        <w:t>int MAX_VALUE=385;</w:t>
+      </w:r>
+    </w:p>
+    <w:p>
+      <w:pPr>
+        <w:pStyle w:val="Code"/>
+      </w:pPr>
+    </w:p>
+    <w:p>
+      <w:pPr>
+        <w:pStyle w:val="Code"/>
+      </w:pPr>
+      <w:r>
+        <w:t>int smokePin=A0;</w:t>
+      </w:r>
+    </w:p>
+    <w:p>
+      <w:pPr>
+        <w:pStyle w:val="Code"/>
+      </w:pPr>
+      <w:r>
+        <w:t>int ledPin=7;</w:t>
+      </w:r>
+    </w:p>
+    <w:p>
+      <w:pPr>
+        <w:pStyle w:val="Code"/>
+      </w:pPr>
+      <w:r>
+        <w:t>int piezoPin=3;</w:t>
+      </w:r>
+    </w:p>
+    <w:p>
+      <w:pPr>
+        <w:pStyle w:val="Code"/>
+      </w:pPr>
+    </w:p>
+    <w:p>
+      <w:pPr>
+        <w:pStyle w:val="Code"/>
+      </w:pPr>
+      <w:r>
+        <w:t xml:space="preserve">void </w:t>
+      </w:r>
+      <w:proofErr w:type="gramStart"/>
+      <w:r>
+        <w:t>setup(</w:t>
+      </w:r>
+      <w:proofErr w:type="gramEnd"/>
+      <w:r>
+        <w:t>)</w:t>
+      </w:r>
+    </w:p>
+    <w:p>
+      <w:pPr>
+        <w:pStyle w:val="Code"/>
+      </w:pPr>
+      <w:r>
+        <w:t>{</w:t>
+      </w:r>
+    </w:p>
+    <w:p>
+      <w:pPr>
+        <w:pStyle w:val="Code"/>
+      </w:pPr>
+      <w:r>
+        <w:t xml:space="preserve">  </w:t>
+      </w:r>
+      <w:proofErr w:type="gramStart"/>
+      <w:r>
+        <w:t>pinMode(</w:t>
+      </w:r>
+      <w:proofErr w:type="gramEnd"/>
+      <w:r>
+        <w:t>smokePin, INPUT);</w:t>
+      </w:r>
+    </w:p>
+    <w:p>
+      <w:pPr>
+        <w:pStyle w:val="Code"/>
+      </w:pPr>
+      <w:r>
+        <w:t xml:space="preserve">  </w:t>
+      </w:r>
+      <w:proofErr w:type="gramStart"/>
+      <w:r>
+        <w:t>pinMode(</w:t>
+      </w:r>
+      <w:proofErr w:type="gramEnd"/>
+      <w:r>
+        <w:t>ledPin, OUTPUT);</w:t>
+      </w:r>
+    </w:p>
+    <w:p>
+      <w:pPr>
+        <w:pStyle w:val="Code"/>
+      </w:pPr>
+      <w:r>
+        <w:t xml:space="preserve">  </w:t>
+      </w:r>
+      <w:proofErr w:type="gramStart"/>
+      <w:r>
+        <w:t>pinMode(</w:t>
+      </w:r>
+      <w:proofErr w:type="gramEnd"/>
+      <w:r>
+        <w:t>piezoPin, OUTPUT);</w:t>
+      </w:r>
+    </w:p>
+    <w:p>
+      <w:pPr>
+        <w:pStyle w:val="Code"/>
+      </w:pPr>
+      <w:r>
+        <w:t>}</w:t>
+      </w:r>
+    </w:p>
+    <w:p>
+      <w:pPr>
+        <w:pStyle w:val="Code"/>
+      </w:pPr>
+    </w:p>
+    <w:p>
+      <w:pPr>
+        <w:pStyle w:val="Code"/>
+      </w:pPr>
+      <w:r>
+        <w:t xml:space="preserve">void </w:t>
+      </w:r>
+      <w:proofErr w:type="gramStart"/>
+      <w:r>
+        <w:t>loop(</w:t>
+      </w:r>
+      <w:proofErr w:type="gramEnd"/>
+      <w:r>
+        <w:t>)</w:t>
+      </w:r>
+    </w:p>
+    <w:p>
+      <w:pPr>
+        <w:pStyle w:val="Code"/>
+      </w:pPr>
+      <w:r>
+        <w:t>{</w:t>
+      </w:r>
+    </w:p>
+    <w:p>
+      <w:pPr>
+        <w:pStyle w:val="Code"/>
+      </w:pPr>
+      <w:r>
+        <w:t xml:space="preserve">  int smokeValue = analogRead(smokePin);</w:t>
+      </w:r>
+    </w:p>
+    <w:p>
+      <w:pPr>
+        <w:pStyle w:val="Code"/>
+      </w:pPr>
+      <w:r>
+        <w:t xml:space="preserve">  int convertedValue = </w:t>
+      </w:r>
+      <w:proofErr w:type="gramStart"/>
+      <w:r>
+        <w:t>map(</w:t>
+      </w:r>
+      <w:proofErr w:type="gramEnd"/>
+      <w:r>
+        <w:t>smokeValue, MIN_VALUE, MAX_VALUE, 1, 100);</w:t>
+      </w:r>
+    </w:p>
+    <w:p>
+      <w:pPr>
+        <w:pStyle w:val="Code"/>
+      </w:pPr>
+      <w:r>
+        <w:t xml:space="preserve">  int delayTime=</w:t>
+      </w:r>
+      <w:proofErr w:type="gramStart"/>
+      <w:r>
+        <w:t>map(</w:t>
+      </w:r>
+      <w:proofErr w:type="gramEnd"/>
+      <w:r>
+        <w:t>convertedValue, 100, 1, 1, 100);</w:t>
+      </w:r>
+    </w:p>
+    <w:p>
+      <w:pPr>
+        <w:pStyle w:val="Code"/>
+      </w:pPr>
+      <w:r>
+        <w:t xml:space="preserve">  delayTime=abs(-delayTime*10);</w:t>
+      </w:r>
+    </w:p>
+    <w:p>
+      <w:pPr>
+        <w:pStyle w:val="Code"/>
+      </w:pPr>
+      <w:r>
+        <w:t xml:space="preserve">  </w:t>
+      </w:r>
+      <w:proofErr w:type="gramStart"/>
+      <w:r>
+        <w:t>digitalWrite(</w:t>
+      </w:r>
+      <w:proofErr w:type="gramEnd"/>
+      <w:r>
+        <w:t>ledPin, HIGH);</w:t>
+      </w:r>
+    </w:p>
+    <w:p>
+      <w:pPr>
+        <w:pStyle w:val="Code"/>
+      </w:pPr>
+      <w:r>
+        <w:t xml:space="preserve">  </w:t>
+      </w:r>
+      <w:proofErr w:type="gramStart"/>
+      <w:r>
+        <w:t>digitalWrite(</w:t>
+      </w:r>
+      <w:proofErr w:type="gramEnd"/>
+      <w:r>
+        <w:t>piezoPin, HIGH);</w:t>
+      </w:r>
+    </w:p>
+    <w:p>
+      <w:pPr>
+        <w:pStyle w:val="Code"/>
+      </w:pPr>
+      <w:r>
+        <w:t xml:space="preserve">  delay(delayTime);</w:t>
+      </w:r>
+    </w:p>
+    <w:p>
+      <w:pPr>
+        <w:pStyle w:val="Code"/>
+      </w:pPr>
+      <w:r>
+        <w:t xml:space="preserve">  </w:t>
+      </w:r>
+      <w:proofErr w:type="gramStart"/>
+      <w:r>
+        <w:t>digitalWrite(</w:t>
+      </w:r>
+      <w:proofErr w:type="gramEnd"/>
+      <w:r>
+        <w:t>ledPin, LOW);</w:t>
+      </w:r>
+    </w:p>
+    <w:p>
+      <w:pPr>
+        <w:pStyle w:val="Code"/>
+      </w:pPr>
+      <w:r>
+        <w:t xml:space="preserve">  </w:t>
+      </w:r>
+      <w:proofErr w:type="gramStart"/>
+      <w:r>
+        <w:t>digitalWrite(</w:t>
+      </w:r>
+      <w:proofErr w:type="gramEnd"/>
+      <w:r>
+        <w:t>piezoPin, LOW);</w:t>
+      </w:r>
+    </w:p>
+    <w:p>
+      <w:pPr>
+        <w:pStyle w:val="Code"/>
+      </w:pPr>
+      <w:r>
+        <w:t xml:space="preserve">  delay(delayTime);</w:t>
+      </w:r>
+    </w:p>
+    <w:p>
+      <w:pPr>
+        <w:pStyle w:val="Code"/>
+        <w:rPr>
+          <w:lang w:val="uk-UA"/>
+        </w:rPr>
+      </w:pPr>
+      <w:r>
+        <w:t>}</w:t>
+      </w:r>
+    </w:p>
+    <w:p>
+      <w:pPr>
+        <w:pStyle w:val="P"/>
+        <w:rPr>
+          <w:lang w:val="en-US"/>
+        </w:rPr>
+      </w:pPr>
     </w:p>
     <w:p>
       <w:pPr>
@@ -3081,6 +3814,7 @@
   <w:style w:type="character" w:default="1" w:styleId="a0">
     <w:name w:val="Default Paragraph Font"/>
     <w:uiPriority w:val="1"/>
+    <w:semiHidden/>
     <w:unhideWhenUsed/>
   </w:style>
   <w:style w:type="table" w:default="1" w:styleId="a1">

--- a/32IV Inzhenerija vbudovanyh/3/KNT-122_Onyshchenko_Variant-19_PR3.docx
+++ b/32IV Inzhenerija vbudovanyh/3/KNT-122_Onyshchenko_Variant-19_PR3.docx
@@ -990,24 +990,14 @@
       <w:r>
         <w:t xml:space="preserve"> </w:t>
       </w:r>
-      <w:r>
-        <w:fldChar w:fldCharType="begin"/>
-      </w:r>
-      <w:r>
-        <w:instrText>HYPERLINK "https://www.tinkercad.com/things/1Gp4qUmlHcl/editel?returnTo=%2Fdashboard%2Fdesigns%2Fcircuits&amp;sharecode=qpEWIPSENYv6wkB1-VcBjUCm3YBYUusHG7ZqeIcL6_Q"</w:instrText>
-      </w:r>
-      <w:r>
-        <w:fldChar w:fldCharType="separate"/>
-      </w:r>
-      <w:r>
-        <w:rPr>
-          <w:rStyle w:val="a4"/>
-        </w:rPr>
-        <w:t>Посилання на проєкт</w:t>
-      </w:r>
-      <w:r>
-        <w:fldChar w:fldCharType="end"/>
-      </w:r>
+      <w:hyperlink r:id="rId12" w:history="1">
+        <w:r>
+          <w:rPr>
+            <w:rStyle w:val="a4"/>
+          </w:rPr>
+          <w:t>Посилання на проєкт</w:t>
+        </w:r>
+      </w:hyperlink>
       <w:r>
         <w:t>.</w:t>
       </w:r>
@@ -1330,7 +1320,7 @@
                     <pic:cNvPicPr/>
                   </pic:nvPicPr>
                   <pic:blipFill>
-                    <a:blip r:embed="rId12"/>
+                    <a:blip r:embed="rId13"/>
                     <a:stretch>
                       <a:fillRect/>
                     </a:stretch>
@@ -1368,7 +1358,7 @@
       <w:pPr>
         <w:pStyle w:val="P"/>
       </w:pPr>
-      <w:hyperlink r:id="rId13" w:history="1">
+      <w:hyperlink r:id="rId14" w:history="1">
         <w:r>
           <w:rPr>
             <w:rStyle w:val="a4"/>
@@ -1704,7 +1694,7 @@
                     <pic:cNvPicPr/>
                   </pic:nvPicPr>
                   <pic:blipFill>
-                    <a:blip r:embed="rId14"/>
+                    <a:blip r:embed="rId15"/>
                     <a:stretch>
                       <a:fillRect/>
                     </a:stretch>
@@ -1773,7 +1763,7 @@
                     <pic:cNvPicPr/>
                   </pic:nvPicPr>
                   <pic:blipFill>
-                    <a:blip r:embed="rId15"/>
+                    <a:blip r:embed="rId16"/>
                     <a:stretch>
                       <a:fillRect/>
                     </a:stretch>
@@ -1820,7 +1810,7 @@
       <w:r>
         <w:t xml:space="preserve">, значення від автора </w:t>
       </w:r>
-      <w:hyperlink r:id="rId16" w:history="1">
+      <w:hyperlink r:id="rId17" w:history="1">
         <w:r>
           <w:rPr>
             <w:rStyle w:val="a4"/>
@@ -1834,24 +1824,14 @@
       <w:r>
         <w:t xml:space="preserve"> </w:t>
       </w:r>
-      <w:r>
-        <w:fldChar w:fldCharType="begin"/>
-      </w:r>
-      <w:r>
-        <w:instrText>HYPERLINK "https://www.tinkercad.com/things/1dl6tTre7kI-32iv-3smoke-rgb/editel?returnTo=%2Fdashboard%2Fdesigns%2Fcircuits&amp;sharecode=O7Tu1BAPPrLWnmxuTa-95eu16an2p6n7VOiW6w7703I"</w:instrText>
-      </w:r>
-      <w:r>
-        <w:fldChar w:fldCharType="separate"/>
-      </w:r>
-      <w:r>
-        <w:rPr>
-          <w:rStyle w:val="a4"/>
-        </w:rPr>
-        <w:t>Посилання на проєкт</w:t>
-      </w:r>
-      <w:r>
-        <w:fldChar w:fldCharType="end"/>
-      </w:r>
+      <w:hyperlink r:id="rId18" w:history="1">
+        <w:r>
+          <w:rPr>
+            <w:rStyle w:val="a4"/>
+          </w:rPr>
+          <w:t>Посилання на проєкт</w:t>
+        </w:r>
+      </w:hyperlink>
       <w:r>
         <w:t>.</w:t>
       </w:r>
@@ -2520,7 +2500,7 @@
                     <pic:cNvPicPr/>
                   </pic:nvPicPr>
                   <pic:blipFill>
-                    <a:blip r:embed="rId17"/>
+                    <a:blip r:embed="rId19"/>
                     <a:stretch>
                       <a:fillRect/>
                     </a:stretch>
@@ -2876,6 +2856,30 @@
     </w:p>
     <w:p>
       <w:pPr>
+        <w:pStyle w:val="P"/>
+      </w:pPr>
+      <w:hyperlink r:id="rId20" w:history="1">
+        <w:r>
+          <w:rPr>
+            <w:rStyle w:val="a4"/>
+          </w:rPr>
+          <w:t>Посилання на проєкт</w:t>
+        </w:r>
+      </w:hyperlink>
+      <w:r>
+        <w:t>.</w:t>
+      </w:r>
+    </w:p>
+    <w:p>
+      <w:pPr>
+        <w:pStyle w:val="P"/>
+        <w:rPr>
+          <w:lang w:val="en-US"/>
+        </w:rPr>
+      </w:pPr>
+    </w:p>
+    <w:p>
+      <w:pPr>
         <w:pStyle w:val="H2"/>
       </w:pPr>
       <w:r>
@@ -2893,6 +2897,16 @@
     <w:p>
       <w:pPr>
         <w:pStyle w:val="P"/>
+      </w:pPr>
+    </w:p>
+    <w:p>
+      <w:pPr>
+        <w:pStyle w:val="P"/>
+      </w:pPr>
+    </w:p>
+    <w:p>
+      <w:pPr>
+        <w:pStyle w:val="H1"/>
       </w:pPr>
       <w:r>
         <w:t xml:space="preserve">Висновки </w:t>

--- a/32IV Inzhenerija vbudovanyh/3/KNT-122_Onyshchenko_Variant-19_PR3.docx
+++ b/32IV Inzhenerija vbudovanyh/3/KNT-122_Onyshchenko_Variant-19_PR3.docx
@@ -1054,15 +1054,7 @@
         <w:pStyle w:val="Code"/>
       </w:pPr>
       <w:r>
-        <w:t xml:space="preserve">void </w:t>
-      </w:r>
-      <w:proofErr w:type="gramStart"/>
-      <w:r>
-        <w:t>setup(</w:t>
-      </w:r>
-      <w:proofErr w:type="gramEnd"/>
-      <w:r>
-        <w:t>)</w:t>
+        <w:t>void setup()</w:t>
       </w:r>
     </w:p>
     <w:p>
@@ -1078,100 +1070,52 @@
         <w:pStyle w:val="Code"/>
       </w:pPr>
       <w:r>
-        <w:t xml:space="preserve">  </w:t>
-      </w:r>
-      <w:proofErr w:type="gramStart"/>
-      <w:r>
-        <w:t>pinMode(</w:t>
-      </w:r>
-      <w:proofErr w:type="gramEnd"/>
-      <w:r>
-        <w:t>redPin, OUTPUT);</w:t>
-      </w:r>
-    </w:p>
-    <w:p>
-      <w:pPr>
-        <w:pStyle w:val="Code"/>
-      </w:pPr>
-      <w:r>
-        <w:t xml:space="preserve">  </w:t>
-      </w:r>
-      <w:proofErr w:type="gramStart"/>
-      <w:r>
-        <w:t>pinMode(</w:t>
-      </w:r>
-      <w:proofErr w:type="gramEnd"/>
-      <w:r>
-        <w:t>greenPin, OUTPUT);</w:t>
-      </w:r>
-    </w:p>
-    <w:p>
-      <w:pPr>
-        <w:pStyle w:val="Code"/>
-      </w:pPr>
-      <w:r>
-        <w:t xml:space="preserve">  </w:t>
-      </w:r>
-      <w:proofErr w:type="gramStart"/>
-      <w:r>
-        <w:t>pinMode(</w:t>
-      </w:r>
-      <w:proofErr w:type="gramEnd"/>
-      <w:r>
-        <w:t>bluePin, OUTPUT);</w:t>
-      </w:r>
-    </w:p>
-    <w:p>
-      <w:pPr>
-        <w:pStyle w:val="Code"/>
-      </w:pPr>
-    </w:p>
-    <w:p>
-      <w:pPr>
-        <w:pStyle w:val="Code"/>
-      </w:pPr>
-      <w:r>
-        <w:t xml:space="preserve">  </w:t>
-      </w:r>
-      <w:proofErr w:type="gramStart"/>
-      <w:r>
-        <w:t>digitalWrite(</w:t>
-      </w:r>
-      <w:proofErr w:type="gramEnd"/>
-      <w:r>
-        <w:t>redPin, HIGH);</w:t>
-      </w:r>
-    </w:p>
-    <w:p>
-      <w:pPr>
-        <w:pStyle w:val="Code"/>
-      </w:pPr>
-      <w:r>
-        <w:t xml:space="preserve">  </w:t>
-      </w:r>
-      <w:proofErr w:type="gramStart"/>
-      <w:r>
-        <w:t>digitalWrite(</w:t>
-      </w:r>
-      <w:proofErr w:type="gramEnd"/>
-      <w:r>
-        <w:t>greenPin, HIGH);</w:t>
-      </w:r>
-    </w:p>
-    <w:p>
-      <w:pPr>
-        <w:pStyle w:val="Code"/>
-      </w:pPr>
-      <w:r>
-        <w:t xml:space="preserve">  </w:t>
-      </w:r>
-      <w:proofErr w:type="gramStart"/>
-      <w:r>
-        <w:t>digitalWrite(</w:t>
-      </w:r>
-      <w:proofErr w:type="gramEnd"/>
-      <w:r>
-        <w:t>bluePin, HIGH);</w:t>
+        <w:t>  pinMode(redPin, OUTPUT);</w:t>
+      </w:r>
+    </w:p>
+    <w:p>
+      <w:pPr>
+        <w:pStyle w:val="Code"/>
+      </w:pPr>
+      <w:r>
+        <w:t>  pinMode(greenPin, OUTPUT);</w:t>
+      </w:r>
+    </w:p>
+    <w:p>
+      <w:pPr>
+        <w:pStyle w:val="Code"/>
+      </w:pPr>
+      <w:r>
+        <w:t>  pinMode(bluePin, OUTPUT);</w:t>
+      </w:r>
+    </w:p>
+    <w:p>
+      <w:pPr>
+        <w:pStyle w:val="Code"/>
+      </w:pPr>
+    </w:p>
+    <w:p>
+      <w:pPr>
+        <w:pStyle w:val="Code"/>
+      </w:pPr>
+      <w:r>
+        <w:t>  digitalWrite(redPin, HIGH);</w:t>
+      </w:r>
+    </w:p>
+    <w:p>
+      <w:pPr>
+        <w:pStyle w:val="Code"/>
+      </w:pPr>
+      <w:r>
+        <w:t>  digitalWrite(greenPin, HIGH);</w:t>
+      </w:r>
+    </w:p>
+    <w:p>
+      <w:pPr>
+        <w:pStyle w:val="Code"/>
+      </w:pPr>
+      <w:r>
+        <w:t>  digitalWrite(bluePin, HIGH);</w:t>
       </w:r>
     </w:p>
     <w:p>
@@ -1192,15 +1136,7 @@
         <w:pStyle w:val="Code"/>
       </w:pPr>
       <w:r>
-        <w:t xml:space="preserve">void </w:t>
-      </w:r>
-      <w:proofErr w:type="gramStart"/>
-      <w:r>
-        <w:t>loop(</w:t>
-      </w:r>
-      <w:proofErr w:type="gramEnd"/>
-      <w:r>
-        <w:t>)</w:t>
+        <w:t>void loop()</w:t>
       </w:r>
     </w:p>
     <w:p>
@@ -1435,15 +1371,7 @@
         <w:pStyle w:val="Code"/>
       </w:pPr>
       <w:r>
-        <w:t xml:space="preserve">void </w:t>
-      </w:r>
-      <w:proofErr w:type="gramStart"/>
-      <w:r>
-        <w:t>setup(</w:t>
-      </w:r>
-      <w:proofErr w:type="gramEnd"/>
-      <w:r>
-        <w:t>)</w:t>
+        <w:t>void setup()</w:t>
       </w:r>
     </w:p>
     <w:p>
@@ -1459,31 +1387,15 @@
         <w:pStyle w:val="Code"/>
       </w:pPr>
       <w:r>
-        <w:t xml:space="preserve">  </w:t>
-      </w:r>
-      <w:proofErr w:type="gramStart"/>
-      <w:r>
-        <w:t>pinMode(</w:t>
-      </w:r>
-      <w:proofErr w:type="gramEnd"/>
-      <w:r>
-        <w:t>ledPin, OUTPUT);</w:t>
-      </w:r>
-    </w:p>
-    <w:p>
-      <w:pPr>
-        <w:pStyle w:val="Code"/>
-      </w:pPr>
-      <w:r>
-        <w:t xml:space="preserve">  </w:t>
-      </w:r>
-      <w:proofErr w:type="gramStart"/>
-      <w:r>
-        <w:t>pinMode(</w:t>
-      </w:r>
-      <w:proofErr w:type="gramEnd"/>
-      <w:r>
-        <w:t>smokePin, INPUT);</w:t>
+        <w:t>  pinMode(ledPin, OUTPUT);</w:t>
+      </w:r>
+    </w:p>
+    <w:p>
+      <w:pPr>
+        <w:pStyle w:val="Code"/>
+      </w:pPr>
+      <w:r>
+        <w:t>  pinMode(smokePin, INPUT);</w:t>
       </w:r>
     </w:p>
     <w:p>
@@ -1504,15 +1416,7 @@
         <w:pStyle w:val="Code"/>
       </w:pPr>
       <w:r>
-        <w:t xml:space="preserve">void </w:t>
-      </w:r>
-      <w:proofErr w:type="gramStart"/>
-      <w:r>
-        <w:t>loop(</w:t>
-      </w:r>
-      <w:proofErr w:type="gramEnd"/>
-      <w:r>
-        <w:t>)</w:t>
+        <w:t>void loop()</w:t>
       </w:r>
     </w:p>
     <w:p>
@@ -1537,44 +1441,23 @@
         <w:pStyle w:val="Code"/>
       </w:pPr>
       <w:r>
-        <w:t>  int convertedValue=</w:t>
-      </w:r>
-      <w:proofErr w:type="gramStart"/>
-      <w:r>
-        <w:t>map(</w:t>
-      </w:r>
-      <w:proofErr w:type="gramEnd"/>
-      <w:r>
-        <w:t>smokeValue, MIN_VALUE, MAX_VALUE, 0, 100);</w:t>
-      </w:r>
-    </w:p>
-    <w:p>
-      <w:pPr>
-        <w:pStyle w:val="Code"/>
-      </w:pPr>
-      <w:r>
-        <w:t>  if (convertedValue&gt;</w:t>
-      </w:r>
-      <w:proofErr w:type="gramStart"/>
-      <w:r>
-        <w:t>30){</w:t>
-      </w:r>
-      <w:proofErr w:type="gramEnd"/>
-    </w:p>
-    <w:p>
-      <w:pPr>
-        <w:pStyle w:val="Code"/>
-      </w:pPr>
-      <w:r>
-        <w:t xml:space="preserve">    </w:t>
-      </w:r>
-      <w:proofErr w:type="gramStart"/>
-      <w:r>
-        <w:t>digitalWrite(</w:t>
-      </w:r>
-      <w:proofErr w:type="gramEnd"/>
-      <w:r>
-        <w:t>ledPin, HIGH);</w:t>
+        <w:t>  int convertedValue=map(smokeValue, MIN_VALUE, MAX_VALUE, 0, 100);</w:t>
+      </w:r>
+    </w:p>
+    <w:p>
+      <w:pPr>
+        <w:pStyle w:val="Code"/>
+      </w:pPr>
+      <w:r>
+        <w:t>  if (convertedValue&gt;30){</w:t>
+      </w:r>
+    </w:p>
+    <w:p>
+      <w:pPr>
+        <w:pStyle w:val="Code"/>
+      </w:pPr>
+      <w:r>
+        <w:t>    digitalWrite(ledPin, HIGH);</w:t>
       </w:r>
     </w:p>
     <w:p>
@@ -1590,15 +1473,7 @@
         <w:pStyle w:val="Code"/>
       </w:pPr>
       <w:r>
-        <w:t xml:space="preserve">    </w:t>
-      </w:r>
-      <w:proofErr w:type="gramStart"/>
-      <w:r>
-        <w:t>digitalWrite(</w:t>
-      </w:r>
-      <w:proofErr w:type="gramEnd"/>
-      <w:r>
-        <w:t>ledPin, LOW);</w:t>
+        <w:t>    digitalWrite(ledPin, LOW);</w:t>
       </w:r>
     </w:p>
     <w:p>
@@ -1614,15 +1489,7 @@
         <w:pStyle w:val="Code"/>
       </w:pPr>
       <w:r>
-        <w:t xml:space="preserve">  </w:t>
-      </w:r>
-      <w:proofErr w:type="gramStart"/>
-      <w:r>
-        <w:t>delay(</w:t>
-      </w:r>
-      <w:proofErr w:type="gramEnd"/>
-      <w:r>
-        <w:t>100);</w:t>
+        <w:t>  delay(100);</w:t>
       </w:r>
     </w:p>
     <w:p>
@@ -1917,15 +1784,7 @@
         <w:pStyle w:val="Code"/>
       </w:pPr>
       <w:r>
-        <w:t xml:space="preserve">void </w:t>
-      </w:r>
-      <w:proofErr w:type="gramStart"/>
-      <w:r>
-        <w:t>setup(</w:t>
-      </w:r>
-      <w:proofErr w:type="gramEnd"/>
-      <w:r>
-        <w:t>)</w:t>
+        <w:t>void setup()</w:t>
       </w:r>
     </w:p>
     <w:p>
@@ -1941,63 +1800,31 @@
         <w:pStyle w:val="Code"/>
       </w:pPr>
       <w:r>
-        <w:t xml:space="preserve">  </w:t>
-      </w:r>
-      <w:proofErr w:type="gramStart"/>
-      <w:r>
-        <w:t>pinMode(</w:t>
-      </w:r>
-      <w:proofErr w:type="gramEnd"/>
-      <w:r>
-        <w:t>smokePin, INPUT);</w:t>
-      </w:r>
-    </w:p>
-    <w:p>
-      <w:pPr>
-        <w:pStyle w:val="Code"/>
-      </w:pPr>
-      <w:r>
-        <w:t xml:space="preserve">  </w:t>
-      </w:r>
-      <w:proofErr w:type="gramStart"/>
-      <w:r>
-        <w:t>pinMode(</w:t>
-      </w:r>
-      <w:proofErr w:type="gramEnd"/>
-      <w:r>
-        <w:t>redPin, OUTPUT);</w:t>
-      </w:r>
-    </w:p>
-    <w:p>
-      <w:pPr>
-        <w:pStyle w:val="Code"/>
-      </w:pPr>
-      <w:r>
-        <w:t xml:space="preserve">  </w:t>
-      </w:r>
-      <w:proofErr w:type="gramStart"/>
-      <w:r>
-        <w:t>pinMode(</w:t>
-      </w:r>
-      <w:proofErr w:type="gramEnd"/>
-      <w:r>
-        <w:t>greenPin, OUTPUT);</w:t>
-      </w:r>
-    </w:p>
-    <w:p>
-      <w:pPr>
-        <w:pStyle w:val="Code"/>
-      </w:pPr>
-      <w:r>
-        <w:t xml:space="preserve">  </w:t>
-      </w:r>
-      <w:proofErr w:type="gramStart"/>
-      <w:r>
-        <w:t>pinMode(</w:t>
-      </w:r>
-      <w:proofErr w:type="gramEnd"/>
-      <w:r>
-        <w:t>bluePin, OUTPUT);</w:t>
+        <w:t>  pinMode(smokePin, INPUT);</w:t>
+      </w:r>
+    </w:p>
+    <w:p>
+      <w:pPr>
+        <w:pStyle w:val="Code"/>
+      </w:pPr>
+      <w:r>
+        <w:t>  pinMode(redPin, OUTPUT);</w:t>
+      </w:r>
+    </w:p>
+    <w:p>
+      <w:pPr>
+        <w:pStyle w:val="Code"/>
+      </w:pPr>
+      <w:r>
+        <w:t>  pinMode(greenPin, OUTPUT);</w:t>
+      </w:r>
+    </w:p>
+    <w:p>
+      <w:pPr>
+        <w:pStyle w:val="Code"/>
+      </w:pPr>
+      <w:r>
+        <w:t>  pinMode(bluePin, OUTPUT);</w:t>
       </w:r>
     </w:p>
     <w:p>
@@ -2032,63 +1859,31 @@
         <w:pStyle w:val="Code"/>
       </w:pPr>
       <w:r>
-        <w:t xml:space="preserve">void </w:t>
-      </w:r>
-      <w:proofErr w:type="gramStart"/>
-      <w:r>
-        <w:t>turnLedOff(</w:t>
-      </w:r>
-      <w:proofErr w:type="gramEnd"/>
-      <w:r>
-        <w:t>) {</w:t>
-      </w:r>
-    </w:p>
-    <w:p>
-      <w:pPr>
-        <w:pStyle w:val="Code"/>
-      </w:pPr>
-      <w:r>
-        <w:t xml:space="preserve">  </w:t>
-      </w:r>
-      <w:proofErr w:type="gramStart"/>
-      <w:r>
-        <w:t>digitalWrite(</w:t>
-      </w:r>
-      <w:proofErr w:type="gramEnd"/>
-      <w:r>
-        <w:t>redPin, LOW);</w:t>
-      </w:r>
-    </w:p>
-    <w:p>
-      <w:pPr>
-        <w:pStyle w:val="Code"/>
-      </w:pPr>
-      <w:r>
-        <w:t xml:space="preserve">  </w:t>
-      </w:r>
-      <w:proofErr w:type="gramStart"/>
-      <w:r>
-        <w:t>digitalWrite(</w:t>
-      </w:r>
-      <w:proofErr w:type="gramEnd"/>
-      <w:r>
-        <w:t>greenPin, LOW);</w:t>
-      </w:r>
-    </w:p>
-    <w:p>
-      <w:pPr>
-        <w:pStyle w:val="Code"/>
-      </w:pPr>
-      <w:r>
-        <w:t xml:space="preserve">  </w:t>
-      </w:r>
-      <w:proofErr w:type="gramStart"/>
-      <w:r>
-        <w:t>digitalWrite(</w:t>
-      </w:r>
-      <w:proofErr w:type="gramEnd"/>
-      <w:r>
-        <w:t>bluePin, LOW);</w:t>
+        <w:t>void turnLedOff() {</w:t>
+      </w:r>
+    </w:p>
+    <w:p>
+      <w:pPr>
+        <w:pStyle w:val="Code"/>
+      </w:pPr>
+      <w:r>
+        <w:t>  digitalWrite(redPin, LOW);</w:t>
+      </w:r>
+    </w:p>
+    <w:p>
+      <w:pPr>
+        <w:pStyle w:val="Code"/>
+      </w:pPr>
+      <w:r>
+        <w:t>  digitalWrite(greenPin, LOW);</w:t>
+      </w:r>
+    </w:p>
+    <w:p>
+      <w:pPr>
+        <w:pStyle w:val="Code"/>
+      </w:pPr>
+      <w:r>
+        <w:t>  digitalWrite(bluePin, LOW);</w:t>
       </w:r>
     </w:p>
     <w:p>
@@ -2109,63 +1904,31 @@
         <w:pStyle w:val="Code"/>
       </w:pPr>
       <w:r>
-        <w:t xml:space="preserve">void </w:t>
-      </w:r>
-      <w:proofErr w:type="gramStart"/>
-      <w:r>
-        <w:t>showRgbColor(</w:t>
-      </w:r>
-      <w:proofErr w:type="gramEnd"/>
-      <w:r>
-        <w:t>int redValue, int greenValue, int blueValue) {</w:t>
-      </w:r>
-    </w:p>
-    <w:p>
-      <w:pPr>
-        <w:pStyle w:val="Code"/>
-      </w:pPr>
-      <w:r>
-        <w:t xml:space="preserve">  </w:t>
-      </w:r>
-      <w:proofErr w:type="gramStart"/>
-      <w:r>
-        <w:t>digitalWrite(</w:t>
-      </w:r>
-      <w:proofErr w:type="gramEnd"/>
-      <w:r>
-        <w:t>redPin, redValue);</w:t>
-      </w:r>
-    </w:p>
-    <w:p>
-      <w:pPr>
-        <w:pStyle w:val="Code"/>
-      </w:pPr>
-      <w:r>
-        <w:t xml:space="preserve">  </w:t>
-      </w:r>
-      <w:proofErr w:type="gramStart"/>
-      <w:r>
-        <w:t>digitalWrite(</w:t>
-      </w:r>
-      <w:proofErr w:type="gramEnd"/>
-      <w:r>
-        <w:t>greenPin, greenValue);</w:t>
-      </w:r>
-    </w:p>
-    <w:p>
-      <w:pPr>
-        <w:pStyle w:val="Code"/>
-      </w:pPr>
-      <w:r>
-        <w:t xml:space="preserve">  </w:t>
-      </w:r>
-      <w:proofErr w:type="gramStart"/>
-      <w:r>
-        <w:t>digitalWrite(</w:t>
-      </w:r>
-      <w:proofErr w:type="gramEnd"/>
-      <w:r>
-        <w:t>bluePin, blueValue);</w:t>
+        <w:t>void showRgbColor(int redValue, int greenValue, int blueValue) {</w:t>
+      </w:r>
+    </w:p>
+    <w:p>
+      <w:pPr>
+        <w:pStyle w:val="Code"/>
+      </w:pPr>
+      <w:r>
+        <w:t>  digitalWrite(redPin, redValue);</w:t>
+      </w:r>
+    </w:p>
+    <w:p>
+      <w:pPr>
+        <w:pStyle w:val="Code"/>
+      </w:pPr>
+      <w:r>
+        <w:t>  digitalWrite(greenPin, greenValue);</w:t>
+      </w:r>
+    </w:p>
+    <w:p>
+      <w:pPr>
+        <w:pStyle w:val="Code"/>
+      </w:pPr>
+      <w:r>
+        <w:t>  digitalWrite(bluePin, blueValue);</w:t>
       </w:r>
     </w:p>
     <w:p>
@@ -2186,15 +1949,7 @@
         <w:pStyle w:val="Code"/>
       </w:pPr>
       <w:r>
-        <w:t xml:space="preserve">void </w:t>
-      </w:r>
-      <w:proofErr w:type="gramStart"/>
-      <w:r>
-        <w:t>loop(</w:t>
-      </w:r>
-      <w:proofErr w:type="gramEnd"/>
-      <w:r>
-        <w:t>)</w:t>
+        <w:t>void loop()</w:t>
       </w:r>
     </w:p>
     <w:p>
@@ -2218,15 +1973,7 @@
         <w:pStyle w:val="Code"/>
       </w:pPr>
       <w:r>
-        <w:t xml:space="preserve">  int convertedValue = </w:t>
-      </w:r>
-      <w:proofErr w:type="gramStart"/>
-      <w:r>
-        <w:t>map(</w:t>
-      </w:r>
-      <w:proofErr w:type="gramEnd"/>
-      <w:r>
-        <w:t>smokeValue, MIN_VALUE, MAX_VALUE, 0, 100);</w:t>
+        <w:t>  int convertedValue = map(smokeValue, MIN_VALUE, MAX_VALUE, 0, 100);</w:t>
       </w:r>
     </w:p>
     <w:p>
@@ -2247,13 +1994,8 @@
         <w:pStyle w:val="Code"/>
       </w:pPr>
       <w:r>
-        <w:t>  if (convertedValue&lt;</w:t>
-      </w:r>
-      <w:proofErr w:type="gramStart"/>
-      <w:r>
-        <w:t>25){</w:t>
-      </w:r>
-      <w:proofErr w:type="gramEnd"/>
+        <w:t>  if (convertedValue&lt;25){</w:t>
+      </w:r>
     </w:p>
     <w:p>
       <w:pPr>
@@ -2268,29 +2010,16 @@
         <w:pStyle w:val="Code"/>
       </w:pPr>
       <w:r>
-        <w:t xml:space="preserve">    </w:t>
-      </w:r>
-      <w:proofErr w:type="gramStart"/>
-      <w:r>
-        <w:t>showRgbColor(</w:t>
-      </w:r>
-      <w:proofErr w:type="gramEnd"/>
-      <w:r>
-        <w:t>0,255,0);</w:t>
-      </w:r>
-    </w:p>
-    <w:p>
-      <w:pPr>
-        <w:pStyle w:val="Code"/>
-      </w:pPr>
-      <w:r>
-        <w:t>  } else if (convertedValue&gt;=25 &amp;&amp; convertedValue&lt;</w:t>
-      </w:r>
-      <w:proofErr w:type="gramStart"/>
-      <w:r>
-        <w:t>50){</w:t>
-      </w:r>
-      <w:proofErr w:type="gramEnd"/>
+        <w:t>    showRgbColor(0,255,0);</w:t>
+      </w:r>
+    </w:p>
+    <w:p>
+      <w:pPr>
+        <w:pStyle w:val="Code"/>
+      </w:pPr>
+      <w:r>
+        <w:t>  } else if (convertedValue&gt;=25 &amp;&amp; convertedValue&lt;50){</w:t>
+      </w:r>
     </w:p>
     <w:p>
       <w:pPr>
@@ -2305,29 +2034,16 @@
         <w:pStyle w:val="Code"/>
       </w:pPr>
       <w:r>
-        <w:t xml:space="preserve">    </w:t>
-      </w:r>
-      <w:proofErr w:type="gramStart"/>
-      <w:r>
-        <w:t>showRgbColor(</w:t>
-      </w:r>
-      <w:proofErr w:type="gramEnd"/>
-      <w:r>
-        <w:t>255,255,0);</w:t>
-      </w:r>
-    </w:p>
-    <w:p>
-      <w:pPr>
-        <w:pStyle w:val="Code"/>
-      </w:pPr>
-      <w:r>
-        <w:t>  } else if (convertedValue&gt;=50 &amp;&amp; convertedValue&lt;</w:t>
-      </w:r>
-      <w:proofErr w:type="gramStart"/>
-      <w:r>
-        <w:t>75){</w:t>
-      </w:r>
-      <w:proofErr w:type="gramEnd"/>
+        <w:t>    showRgbColor(255,255,0);</w:t>
+      </w:r>
+    </w:p>
+    <w:p>
+      <w:pPr>
+        <w:pStyle w:val="Code"/>
+      </w:pPr>
+      <w:r>
+        <w:t>  } else if (convertedValue&gt;=50 &amp;&amp; convertedValue&lt;75){</w:t>
+      </w:r>
     </w:p>
     <w:p>
       <w:pPr>
@@ -2342,29 +2058,16 @@
         <w:pStyle w:val="Code"/>
       </w:pPr>
       <w:r>
-        <w:t xml:space="preserve">    </w:t>
-      </w:r>
-      <w:proofErr w:type="gramStart"/>
-      <w:r>
-        <w:t>showRgbColor(</w:t>
-      </w:r>
-      <w:proofErr w:type="gramEnd"/>
-      <w:r>
-        <w:t>0,255,255);</w:t>
-      </w:r>
-    </w:p>
-    <w:p>
-      <w:pPr>
-        <w:pStyle w:val="Code"/>
-      </w:pPr>
-      <w:r>
-        <w:t>  } else if (convertedValue&gt;=</w:t>
-      </w:r>
-      <w:proofErr w:type="gramStart"/>
-      <w:r>
-        <w:t>75){</w:t>
-      </w:r>
-      <w:proofErr w:type="gramEnd"/>
+        <w:t>    showRgbColor(0,255,255);</w:t>
+      </w:r>
+    </w:p>
+    <w:p>
+      <w:pPr>
+        <w:pStyle w:val="Code"/>
+      </w:pPr>
+      <w:r>
+        <w:t>  } else if (convertedValue&gt;=75){</w:t>
+      </w:r>
     </w:p>
     <w:p>
       <w:pPr>
@@ -2379,15 +2082,7 @@
         <w:pStyle w:val="Code"/>
       </w:pPr>
       <w:r>
-        <w:t xml:space="preserve">    </w:t>
-      </w:r>
-      <w:proofErr w:type="gramStart"/>
-      <w:r>
-        <w:t>showRgbColor(</w:t>
-      </w:r>
-      <w:proofErr w:type="gramEnd"/>
-      <w:r>
-        <w:t>255,0,0);</w:t>
+        <w:t>    showRgbColor(255,0,0);</w:t>
       </w:r>
     </w:p>
     <w:p>
@@ -2403,15 +2098,7 @@
         <w:pStyle w:val="Code"/>
       </w:pPr>
       <w:r>
-        <w:t xml:space="preserve">    </w:t>
-      </w:r>
-      <w:proofErr w:type="gramStart"/>
-      <w:r>
-        <w:t>turnLedOff(</w:t>
-      </w:r>
-      <w:proofErr w:type="gramEnd"/>
-      <w:r>
-        <w:t>);</w:t>
+        <w:t>    turnLedOff();</w:t>
       </w:r>
     </w:p>
     <w:p>
@@ -2427,15 +2114,7 @@
         <w:pStyle w:val="Code"/>
       </w:pPr>
       <w:r>
-        <w:t xml:space="preserve">  </w:t>
-      </w:r>
-      <w:proofErr w:type="gramStart"/>
-      <w:r>
-        <w:t>delay(</w:t>
-      </w:r>
-      <w:proofErr w:type="gramEnd"/>
-      <w:r>
-        <w:t>100);</w:t>
+        <w:t>  delay(100);</w:t>
       </w:r>
     </w:p>
     <w:p>
@@ -2603,15 +2282,7 @@
         <w:pStyle w:val="Code"/>
       </w:pPr>
       <w:r>
-        <w:t xml:space="preserve">void </w:t>
-      </w:r>
-      <w:proofErr w:type="gramStart"/>
-      <w:r>
-        <w:t>setup(</w:t>
-      </w:r>
-      <w:proofErr w:type="gramEnd"/>
-      <w:r>
-        <w:t>)</w:t>
+        <w:t>void setup()</w:t>
       </w:r>
     </w:p>
     <w:p>
@@ -2627,47 +2298,23 @@
         <w:pStyle w:val="Code"/>
       </w:pPr>
       <w:r>
-        <w:t xml:space="preserve">  </w:t>
-      </w:r>
-      <w:proofErr w:type="gramStart"/>
-      <w:r>
-        <w:t>pinMode(</w:t>
-      </w:r>
-      <w:proofErr w:type="gramEnd"/>
-      <w:r>
-        <w:t>smokePin, INPUT);</w:t>
-      </w:r>
-    </w:p>
-    <w:p>
-      <w:pPr>
-        <w:pStyle w:val="Code"/>
-      </w:pPr>
-      <w:r>
-        <w:t xml:space="preserve">  </w:t>
-      </w:r>
-      <w:proofErr w:type="gramStart"/>
-      <w:r>
-        <w:t>pinMode(</w:t>
-      </w:r>
-      <w:proofErr w:type="gramEnd"/>
-      <w:r>
-        <w:t>ledPin, OUTPUT);</w:t>
-      </w:r>
-    </w:p>
-    <w:p>
-      <w:pPr>
-        <w:pStyle w:val="Code"/>
-      </w:pPr>
-      <w:r>
-        <w:t xml:space="preserve">  </w:t>
-      </w:r>
-      <w:proofErr w:type="gramStart"/>
-      <w:r>
-        <w:t>pinMode(</w:t>
-      </w:r>
-      <w:proofErr w:type="gramEnd"/>
-      <w:r>
-        <w:t>piezoPin, OUTPUT);</w:t>
+        <w:t xml:space="preserve">  pinMode(smokePin, INPUT);</w:t>
+      </w:r>
+    </w:p>
+    <w:p>
+      <w:pPr>
+        <w:pStyle w:val="Code"/>
+      </w:pPr>
+      <w:r>
+        <w:t xml:space="preserve">  pinMode(ledPin, OUTPUT);</w:t>
+      </w:r>
+    </w:p>
+    <w:p>
+      <w:pPr>
+        <w:pStyle w:val="Code"/>
+      </w:pPr>
+      <w:r>
+        <w:t xml:space="preserve">  pinMode(piezoPin, OUTPUT);</w:t>
       </w:r>
     </w:p>
     <w:p>
@@ -2688,15 +2335,7 @@
         <w:pStyle w:val="Code"/>
       </w:pPr>
       <w:r>
-        <w:t xml:space="preserve">void </w:t>
-      </w:r>
-      <w:proofErr w:type="gramStart"/>
-      <w:r>
-        <w:t>loop(</w:t>
-      </w:r>
-      <w:proofErr w:type="gramEnd"/>
-      <w:r>
-        <w:t>)</w:t>
+        <w:t>void loop()</w:t>
       </w:r>
     </w:p>
     <w:p>
@@ -2720,31 +2359,15 @@
         <w:pStyle w:val="Code"/>
       </w:pPr>
       <w:r>
-        <w:t xml:space="preserve">  int convertedValue = </w:t>
-      </w:r>
-      <w:proofErr w:type="gramStart"/>
-      <w:r>
-        <w:t>map(</w:t>
-      </w:r>
-      <w:proofErr w:type="gramEnd"/>
-      <w:r>
-        <w:t>smokeValue, MIN_VALUE, MAX_VALUE, 1, 100);</w:t>
-      </w:r>
-    </w:p>
-    <w:p>
-      <w:pPr>
-        <w:pStyle w:val="Code"/>
-      </w:pPr>
-      <w:r>
-        <w:t xml:space="preserve">  int delayTime=</w:t>
-      </w:r>
-      <w:proofErr w:type="gramStart"/>
-      <w:r>
-        <w:t>map(</w:t>
-      </w:r>
-      <w:proofErr w:type="gramEnd"/>
-      <w:r>
-        <w:t>convertedValue, 100, 1, 1, 100);</w:t>
+        <w:t xml:space="preserve">  int convertedValue = map(smokeValue, MIN_VALUE, MAX_VALUE, 1, 100);</w:t>
+      </w:r>
+    </w:p>
+    <w:p>
+      <w:pPr>
+        <w:pStyle w:val="Code"/>
+      </w:pPr>
+      <w:r>
+        <w:t xml:space="preserve">  int delayTime=map(convertedValue, 100, 1, 1, 100);</w:t>
       </w:r>
     </w:p>
     <w:p>
@@ -2760,31 +2383,15 @@
         <w:pStyle w:val="Code"/>
       </w:pPr>
       <w:r>
-        <w:t xml:space="preserve">  </w:t>
-      </w:r>
-      <w:proofErr w:type="gramStart"/>
-      <w:r>
-        <w:t>digitalWrite(</w:t>
-      </w:r>
-      <w:proofErr w:type="gramEnd"/>
-      <w:r>
-        <w:t>ledPin, HIGH);</w:t>
-      </w:r>
-    </w:p>
-    <w:p>
-      <w:pPr>
-        <w:pStyle w:val="Code"/>
-      </w:pPr>
-      <w:r>
-        <w:t xml:space="preserve">  </w:t>
-      </w:r>
-      <w:proofErr w:type="gramStart"/>
-      <w:r>
-        <w:t>digitalWrite(</w:t>
-      </w:r>
-      <w:proofErr w:type="gramEnd"/>
-      <w:r>
-        <w:t>piezoPin, HIGH);</w:t>
+        <w:t xml:space="preserve">  digitalWrite(ledPin, HIGH);</w:t>
+      </w:r>
+    </w:p>
+    <w:p>
+      <w:pPr>
+        <w:pStyle w:val="Code"/>
+      </w:pPr>
+      <w:r>
+        <w:t xml:space="preserve">  digitalWrite(piezoPin, HIGH);</w:t>
       </w:r>
     </w:p>
     <w:p>
@@ -2800,31 +2407,15 @@
         <w:pStyle w:val="Code"/>
       </w:pPr>
       <w:r>
-        <w:t xml:space="preserve">  </w:t>
-      </w:r>
-      <w:proofErr w:type="gramStart"/>
-      <w:r>
-        <w:t>digitalWrite(</w:t>
-      </w:r>
-      <w:proofErr w:type="gramEnd"/>
-      <w:r>
-        <w:t>ledPin, LOW);</w:t>
-      </w:r>
-    </w:p>
-    <w:p>
-      <w:pPr>
-        <w:pStyle w:val="Code"/>
-      </w:pPr>
-      <w:r>
-        <w:t xml:space="preserve">  </w:t>
-      </w:r>
-      <w:proofErr w:type="gramStart"/>
-      <w:r>
-        <w:t>digitalWrite(</w:t>
-      </w:r>
-      <w:proofErr w:type="gramEnd"/>
-      <w:r>
-        <w:t>piezoPin, LOW);</w:t>
+        <w:t xml:space="preserve">  digitalWrite(ledPin, LOW);</w:t>
+      </w:r>
+    </w:p>
+    <w:p>
+      <w:pPr>
+        <w:pStyle w:val="Code"/>
+      </w:pPr>
+      <w:r>
+        <w:t xml:space="preserve">  digitalWrite(piezoPin, LOW);</w:t>
       </w:r>
     </w:p>
     <w:p>
@@ -2891,13 +2482,431 @@
     </w:p>
     <w:p>
       <w:pPr>
-        <w:pStyle w:val="P"/>
-      </w:pPr>
-    </w:p>
-    <w:p>
-      <w:pPr>
-        <w:pStyle w:val="P"/>
-      </w:pPr>
+        <w:pStyle w:val="H3"/>
+      </w:pPr>
+      <w:r>
+        <w:t>Схема</w:t>
+      </w:r>
+    </w:p>
+    <w:p>
+      <w:pPr>
+        <w:pStyle w:val="P"/>
+      </w:pPr>
+    </w:p>
+    <w:p>
+      <w:pPr>
+        <w:pStyle w:val="IMG"/>
+      </w:pPr>
+      <w:r>
+        <w:lastRenderedPageBreak/>
+        <w:drawing>
+          <wp:inline distT="0" distB="0" distL="0" distR="0" wp14:anchorId="3CEC3342" wp14:editId="02F48593">
+            <wp:extent cx="5731510" cy="7962900"/>
+            <wp:effectExtent l="0" t="0" r="2540" b="0"/>
+            <wp:docPr id="451933966" name="Рисунок 1" descr="Зображення, що містить текст, Електронна інженерія, електроніка, Компонент схеми&#10;&#10;Вміст, створений ШІ, може бути неправильним."/>
+            <wp:cNvGraphicFramePr>
+              <a:graphicFrameLocks xmlns:a="http://schemas.openxmlformats.org/drawingml/2006/main" noChangeAspect="1"/>
+            </wp:cNvGraphicFramePr>
+            <a:graphic xmlns:a="http://schemas.openxmlformats.org/drawingml/2006/main">
+              <a:graphicData uri="http://schemas.openxmlformats.org/drawingml/2006/picture">
+                <pic:pic xmlns:pic="http://schemas.openxmlformats.org/drawingml/2006/picture">
+                  <pic:nvPicPr>
+                    <pic:cNvPr id="451933966" name="Рисунок 1" descr="Зображення, що містить текст, Електронна інженерія, електроніка, Компонент схеми&#10;&#10;Вміст, створений ШІ, може бути неправильним."/>
+                    <pic:cNvPicPr/>
+                  </pic:nvPicPr>
+                  <pic:blipFill>
+                    <a:blip r:embed="rId21"/>
+                    <a:stretch>
+                      <a:fillRect/>
+                    </a:stretch>
+                  </pic:blipFill>
+                  <pic:spPr>
+                    <a:xfrm>
+                      <a:off x="0" y="0"/>
+                      <a:ext cx="5731510" cy="7962900"/>
+                    </a:xfrm>
+                    <a:prstGeom prst="rect">
+                      <a:avLst/>
+                    </a:prstGeom>
+                  </pic:spPr>
+                </pic:pic>
+              </a:graphicData>
+            </a:graphic>
+          </wp:inline>
+        </w:drawing>
+      </w:r>
+    </w:p>
+    <w:p>
+      <w:pPr>
+        <w:pStyle w:val="IMG"/>
+      </w:pPr>
+      <w:r>
+        <w:t>Рисунок 5.1 – Створена схема з світлодіодом і кнопкою в роботі</w:t>
+      </w:r>
+    </w:p>
+    <w:p>
+      <w:pPr>
+        <w:pStyle w:val="P"/>
+      </w:pPr>
+    </w:p>
+    <w:p>
+      <w:pPr>
+        <w:pStyle w:val="H3"/>
+      </w:pPr>
+      <w:r>
+        <w:lastRenderedPageBreak/>
+        <w:t xml:space="preserve">Код </w:t>
+      </w:r>
+    </w:p>
+    <w:p>
+      <w:pPr>
+        <w:pStyle w:val="P"/>
+      </w:pPr>
+    </w:p>
+    <w:p>
+      <w:pPr>
+        <w:pStyle w:val="Code"/>
+      </w:pPr>
+      <w:r>
+        <w:t>const int RED_PIN=11;</w:t>
+      </w:r>
+    </w:p>
+    <w:p>
+      <w:pPr>
+        <w:pStyle w:val="Code"/>
+      </w:pPr>
+      <w:r>
+        <w:t>const int GREEN_PIN=9;</w:t>
+      </w:r>
+    </w:p>
+    <w:p>
+      <w:pPr>
+        <w:pStyle w:val="Code"/>
+      </w:pPr>
+      <w:r>
+        <w:t>const int BLUE_PIN=10;</w:t>
+      </w:r>
+    </w:p>
+    <w:p>
+      <w:pPr>
+        <w:pStyle w:val="Code"/>
+      </w:pPr>
+      <w:r>
+        <w:t>const int BUTTON_PIN=7;</w:t>
+      </w:r>
+    </w:p>
+    <w:p>
+      <w:pPr>
+        <w:pStyle w:val="Code"/>
+      </w:pPr>
+    </w:p>
+    <w:p>
+      <w:pPr>
+        <w:pStyle w:val="Code"/>
+      </w:pPr>
+      <w:r>
+        <w:t>const int COLORS_ROWS=7;</w:t>
+      </w:r>
+    </w:p>
+    <w:p>
+      <w:pPr>
+        <w:pStyle w:val="Code"/>
+      </w:pPr>
+      <w:r>
+        <w:t>const int COLORS_COLS=3;</w:t>
+      </w:r>
+    </w:p>
+    <w:p>
+      <w:pPr>
+        <w:pStyle w:val="Code"/>
+      </w:pPr>
+      <w:r>
+        <w:t>const int COLORS[COLORS_ROWS][COLORS_COLS] = {{255,255,255},{255,0,0},{255,255,0},{0,255,0},{0,255,255},{0,0,255},{255,0,255}};</w:t>
+      </w:r>
+    </w:p>
+    <w:p>
+      <w:pPr>
+        <w:pStyle w:val="Code"/>
+      </w:pPr>
+      <w:r>
+        <w:t>int row=-1;</w:t>
+      </w:r>
+    </w:p>
+    <w:p>
+      <w:pPr>
+        <w:pStyle w:val="Code"/>
+      </w:pPr>
+    </w:p>
+    <w:p>
+      <w:pPr>
+        <w:pStyle w:val="Code"/>
+      </w:pPr>
+      <w:r>
+        <w:t>void setup()</w:t>
+      </w:r>
+    </w:p>
+    <w:p>
+      <w:pPr>
+        <w:pStyle w:val="Code"/>
+      </w:pPr>
+      <w:r>
+        <w:t>{</w:t>
+      </w:r>
+    </w:p>
+    <w:p>
+      <w:pPr>
+        <w:pStyle w:val="Code"/>
+      </w:pPr>
+      <w:r>
+        <w:t>  pinMode(RED_PIN, OUTPUT);</w:t>
+      </w:r>
+    </w:p>
+    <w:p>
+      <w:pPr>
+        <w:pStyle w:val="Code"/>
+      </w:pPr>
+      <w:r>
+        <w:t>  pinMode(GREEN_PIN, OUTPUT);</w:t>
+      </w:r>
+    </w:p>
+    <w:p>
+      <w:pPr>
+        <w:pStyle w:val="Code"/>
+      </w:pPr>
+      <w:r>
+        <w:t>  pinMode(BLUE_PIN, OUTPUT);</w:t>
+      </w:r>
+    </w:p>
+    <w:p>
+      <w:pPr>
+        <w:pStyle w:val="Code"/>
+      </w:pPr>
+      <w:r>
+        <w:t>  pinMode(BUTTON_PIN, INPUT);</w:t>
+      </w:r>
+    </w:p>
+    <w:p>
+      <w:pPr>
+        <w:pStyle w:val="Code"/>
+      </w:pPr>
+      <w:r>
+        <w:t>}</w:t>
+      </w:r>
+    </w:p>
+    <w:p>
+      <w:pPr>
+        <w:pStyle w:val="Code"/>
+      </w:pPr>
+    </w:p>
+    <w:p>
+      <w:pPr>
+        <w:pStyle w:val="Code"/>
+      </w:pPr>
+      <w:r>
+        <w:t>void writeRgb(int redValue, int greenValue, int blueValue){</w:t>
+      </w:r>
+    </w:p>
+    <w:p>
+      <w:pPr>
+        <w:pStyle w:val="Code"/>
+      </w:pPr>
+      <w:r>
+        <w:t>  digitalWrite(RED_PIN, redValue);</w:t>
+      </w:r>
+    </w:p>
+    <w:p>
+      <w:pPr>
+        <w:pStyle w:val="Code"/>
+      </w:pPr>
+      <w:r>
+        <w:t>  digitalWrite(GREEN_PIN, greenValue);</w:t>
+      </w:r>
+    </w:p>
+    <w:p>
+      <w:pPr>
+        <w:pStyle w:val="Code"/>
+      </w:pPr>
+      <w:r>
+        <w:t>  digitalWrite(BLUE_PIN, blueValue);</w:t>
+      </w:r>
+    </w:p>
+    <w:p>
+      <w:pPr>
+        <w:pStyle w:val="Code"/>
+      </w:pPr>
+      <w:r>
+        <w:t>}</w:t>
+      </w:r>
+    </w:p>
+    <w:p>
+      <w:pPr>
+        <w:pStyle w:val="Code"/>
+      </w:pPr>
+    </w:p>
+    <w:p>
+      <w:pPr>
+        <w:pStyle w:val="Code"/>
+      </w:pPr>
+      <w:r>
+        <w:t>void turnLedOff(){</w:t>
+      </w:r>
+    </w:p>
+    <w:p>
+      <w:pPr>
+        <w:pStyle w:val="Code"/>
+      </w:pPr>
+      <w:r>
+        <w:t>  digitalWrite(RED_PIN, LOW);</w:t>
+      </w:r>
+    </w:p>
+    <w:p>
+      <w:pPr>
+        <w:pStyle w:val="Code"/>
+      </w:pPr>
+      <w:r>
+        <w:t>  digitalWrite(GREEN_PIN, LOW);</w:t>
+      </w:r>
+    </w:p>
+    <w:p>
+      <w:pPr>
+        <w:pStyle w:val="Code"/>
+      </w:pPr>
+      <w:r>
+        <w:t>  digitalWrite(BLUE_PIN, LOW);</w:t>
+      </w:r>
+    </w:p>
+    <w:p>
+      <w:pPr>
+        <w:pStyle w:val="Code"/>
+      </w:pPr>
+      <w:r>
+        <w:t>}</w:t>
+      </w:r>
+    </w:p>
+    <w:p>
+      <w:pPr>
+        <w:pStyle w:val="Code"/>
+      </w:pPr>
+    </w:p>
+    <w:p>
+      <w:pPr>
+        <w:pStyle w:val="Code"/>
+      </w:pPr>
+      <w:r>
+        <w:t>void loop()</w:t>
+      </w:r>
+    </w:p>
+    <w:p>
+      <w:pPr>
+        <w:pStyle w:val="Code"/>
+      </w:pPr>
+      <w:r>
+        <w:t>{</w:t>
+      </w:r>
+    </w:p>
+    <w:p>
+      <w:pPr>
+        <w:pStyle w:val="Code"/>
+      </w:pPr>
+      <w:r>
+        <w:t>  int buttonState=digitalRead(BUTTON_PIN);</w:t>
+      </w:r>
+    </w:p>
+    <w:p>
+      <w:pPr>
+        <w:pStyle w:val="Code"/>
+      </w:pPr>
+      <w:r>
+        <w:t>  if (buttonState==1){</w:t>
+      </w:r>
+    </w:p>
+    <w:p>
+      <w:pPr>
+        <w:pStyle w:val="Code"/>
+      </w:pPr>
+      <w:r>
+        <w:t>    if (row&lt;COLORS_ROWS) row+=1;</w:t>
+      </w:r>
+    </w:p>
+    <w:p>
+      <w:pPr>
+        <w:pStyle w:val="Code"/>
+      </w:pPr>
+      <w:r>
+        <w:t>    else row=0;</w:t>
+      </w:r>
+    </w:p>
+    <w:p>
+      <w:pPr>
+        <w:pStyle w:val="Code"/>
+      </w:pPr>
+      <w:r>
+        <w:t>    writeRgb(COLORS[row][0],COLORS[row][1],COLORS[row][2]);</w:t>
+      </w:r>
+    </w:p>
+    <w:p>
+      <w:pPr>
+        <w:pStyle w:val="Code"/>
+      </w:pPr>
+      <w:r>
+        <w:t>  } else {</w:t>
+      </w:r>
+    </w:p>
+    <w:p>
+      <w:pPr>
+        <w:pStyle w:val="Code"/>
+      </w:pPr>
+      <w:r>
+        <w:t>    turnLedOff();</w:t>
+      </w:r>
+    </w:p>
+    <w:p>
+      <w:pPr>
+        <w:pStyle w:val="Code"/>
+      </w:pPr>
+      <w:r>
+        <w:t>  }</w:t>
+      </w:r>
+    </w:p>
+    <w:p>
+      <w:pPr>
+        <w:pStyle w:val="Code"/>
+      </w:pPr>
+      <w:r>
+        <w:t>  delay(100);</w:t>
+      </w:r>
+    </w:p>
+    <w:p>
+      <w:pPr>
+        <w:pStyle w:val="Code"/>
+        <w:rPr>
+          <w:lang w:val="uk-UA"/>
+        </w:rPr>
+      </w:pPr>
+      <w:r>
+        <w:t>}</w:t>
+      </w:r>
+    </w:p>
+    <w:p>
+      <w:pPr>
+        <w:pStyle w:val="P"/>
+      </w:pPr>
+    </w:p>
+    <w:p>
+      <w:pPr>
+        <w:pStyle w:val="P"/>
+      </w:pPr>
+      <w:hyperlink r:id="rId22" w:history="1">
+        <w:r>
+          <w:rPr>
+            <w:rStyle w:val="a4"/>
+          </w:rPr>
+          <w:t>Посилання на проєкт</w:t>
+        </w:r>
+      </w:hyperlink>
+      <w:r>
+        <w:t>.</w:t>
+      </w:r>
     </w:p>
     <w:p>
       <w:pPr>
@@ -2922,6 +2931,7 @@
         <w:pStyle w:val="P"/>
       </w:pPr>
       <w:r>
+        <w:lastRenderedPageBreak/>
         <w:t>По завершенню було о</w:t>
       </w:r>
       <w:r>
@@ -3828,7 +3838,6 @@
   <w:style w:type="character" w:default="1" w:styleId="a0">
     <w:name w:val="Default Paragraph Font"/>
     <w:uiPriority w:val="1"/>
-    <w:semiHidden/>
     <w:unhideWhenUsed/>
   </w:style>
   <w:style w:type="table" w:default="1" w:styleId="a1">

--- a/32IV Inzhenerija vbudovanyh/3/KNT-122_Onyshchenko_Variant-19_PR3.docx
+++ b/32IV Inzhenerija vbudovanyh/3/KNT-122_Onyshchenko_Variant-19_PR3.docx
@@ -1054,7 +1054,15 @@
         <w:pStyle w:val="Code"/>
       </w:pPr>
       <w:r>
-        <w:t>void setup()</w:t>
+        <w:t xml:space="preserve">void </w:t>
+      </w:r>
+      <w:proofErr w:type="gramStart"/>
+      <w:r>
+        <w:t>setup(</w:t>
+      </w:r>
+      <w:proofErr w:type="gramEnd"/>
+      <w:r>
+        <w:t>)</w:t>
       </w:r>
     </w:p>
     <w:p>
@@ -1070,52 +1078,100 @@
         <w:pStyle w:val="Code"/>
       </w:pPr>
       <w:r>
-        <w:t>  pinMode(redPin, OUTPUT);</w:t>
-      </w:r>
-    </w:p>
-    <w:p>
-      <w:pPr>
-        <w:pStyle w:val="Code"/>
-      </w:pPr>
-      <w:r>
-        <w:t>  pinMode(greenPin, OUTPUT);</w:t>
-      </w:r>
-    </w:p>
-    <w:p>
-      <w:pPr>
-        <w:pStyle w:val="Code"/>
-      </w:pPr>
-      <w:r>
-        <w:t>  pinMode(bluePin, OUTPUT);</w:t>
-      </w:r>
-    </w:p>
-    <w:p>
-      <w:pPr>
-        <w:pStyle w:val="Code"/>
-      </w:pPr>
-    </w:p>
-    <w:p>
-      <w:pPr>
-        <w:pStyle w:val="Code"/>
-      </w:pPr>
-      <w:r>
-        <w:t>  digitalWrite(redPin, HIGH);</w:t>
-      </w:r>
-    </w:p>
-    <w:p>
-      <w:pPr>
-        <w:pStyle w:val="Code"/>
-      </w:pPr>
-      <w:r>
-        <w:t>  digitalWrite(greenPin, HIGH);</w:t>
-      </w:r>
-    </w:p>
-    <w:p>
-      <w:pPr>
-        <w:pStyle w:val="Code"/>
-      </w:pPr>
-      <w:r>
-        <w:t>  digitalWrite(bluePin, HIGH);</w:t>
+        <w:t xml:space="preserve">  </w:t>
+      </w:r>
+      <w:proofErr w:type="gramStart"/>
+      <w:r>
+        <w:t>pinMode(</w:t>
+      </w:r>
+      <w:proofErr w:type="gramEnd"/>
+      <w:r>
+        <w:t>redPin, OUTPUT);</w:t>
+      </w:r>
+    </w:p>
+    <w:p>
+      <w:pPr>
+        <w:pStyle w:val="Code"/>
+      </w:pPr>
+      <w:r>
+        <w:t xml:space="preserve">  </w:t>
+      </w:r>
+      <w:proofErr w:type="gramStart"/>
+      <w:r>
+        <w:t>pinMode(</w:t>
+      </w:r>
+      <w:proofErr w:type="gramEnd"/>
+      <w:r>
+        <w:t>greenPin, OUTPUT);</w:t>
+      </w:r>
+    </w:p>
+    <w:p>
+      <w:pPr>
+        <w:pStyle w:val="Code"/>
+      </w:pPr>
+      <w:r>
+        <w:t xml:space="preserve">  </w:t>
+      </w:r>
+      <w:proofErr w:type="gramStart"/>
+      <w:r>
+        <w:t>pinMode(</w:t>
+      </w:r>
+      <w:proofErr w:type="gramEnd"/>
+      <w:r>
+        <w:t>bluePin, OUTPUT);</w:t>
+      </w:r>
+    </w:p>
+    <w:p>
+      <w:pPr>
+        <w:pStyle w:val="Code"/>
+      </w:pPr>
+    </w:p>
+    <w:p>
+      <w:pPr>
+        <w:pStyle w:val="Code"/>
+      </w:pPr>
+      <w:r>
+        <w:t xml:space="preserve">  </w:t>
+      </w:r>
+      <w:proofErr w:type="gramStart"/>
+      <w:r>
+        <w:t>digitalWrite(</w:t>
+      </w:r>
+      <w:proofErr w:type="gramEnd"/>
+      <w:r>
+        <w:t>redPin, HIGH);</w:t>
+      </w:r>
+    </w:p>
+    <w:p>
+      <w:pPr>
+        <w:pStyle w:val="Code"/>
+      </w:pPr>
+      <w:r>
+        <w:t xml:space="preserve">  </w:t>
+      </w:r>
+      <w:proofErr w:type="gramStart"/>
+      <w:r>
+        <w:t>digitalWrite(</w:t>
+      </w:r>
+      <w:proofErr w:type="gramEnd"/>
+      <w:r>
+        <w:t>greenPin, HIGH);</w:t>
+      </w:r>
+    </w:p>
+    <w:p>
+      <w:pPr>
+        <w:pStyle w:val="Code"/>
+      </w:pPr>
+      <w:r>
+        <w:t xml:space="preserve">  </w:t>
+      </w:r>
+      <w:proofErr w:type="gramStart"/>
+      <w:r>
+        <w:t>digitalWrite(</w:t>
+      </w:r>
+      <w:proofErr w:type="gramEnd"/>
+      <w:r>
+        <w:t>bluePin, HIGH);</w:t>
       </w:r>
     </w:p>
     <w:p>
@@ -1136,7 +1192,15 @@
         <w:pStyle w:val="Code"/>
       </w:pPr>
       <w:r>
-        <w:t>void loop()</w:t>
+        <w:t xml:space="preserve">void </w:t>
+      </w:r>
+      <w:proofErr w:type="gramStart"/>
+      <w:r>
+        <w:t>loop(</w:t>
+      </w:r>
+      <w:proofErr w:type="gramEnd"/>
+      <w:r>
+        <w:t>)</w:t>
       </w:r>
     </w:p>
     <w:p>
@@ -1371,7 +1435,15 @@
         <w:pStyle w:val="Code"/>
       </w:pPr>
       <w:r>
-        <w:t>void setup()</w:t>
+        <w:t xml:space="preserve">void </w:t>
+      </w:r>
+      <w:proofErr w:type="gramStart"/>
+      <w:r>
+        <w:t>setup(</w:t>
+      </w:r>
+      <w:proofErr w:type="gramEnd"/>
+      <w:r>
+        <w:t>)</w:t>
       </w:r>
     </w:p>
     <w:p>
@@ -1387,15 +1459,31 @@
         <w:pStyle w:val="Code"/>
       </w:pPr>
       <w:r>
-        <w:t>  pinMode(ledPin, OUTPUT);</w:t>
-      </w:r>
-    </w:p>
-    <w:p>
-      <w:pPr>
-        <w:pStyle w:val="Code"/>
-      </w:pPr>
-      <w:r>
-        <w:t>  pinMode(smokePin, INPUT);</w:t>
+        <w:t xml:space="preserve">  </w:t>
+      </w:r>
+      <w:proofErr w:type="gramStart"/>
+      <w:r>
+        <w:t>pinMode(</w:t>
+      </w:r>
+      <w:proofErr w:type="gramEnd"/>
+      <w:r>
+        <w:t>ledPin, OUTPUT);</w:t>
+      </w:r>
+    </w:p>
+    <w:p>
+      <w:pPr>
+        <w:pStyle w:val="Code"/>
+      </w:pPr>
+      <w:r>
+        <w:t xml:space="preserve">  </w:t>
+      </w:r>
+      <w:proofErr w:type="gramStart"/>
+      <w:r>
+        <w:t>pinMode(</w:t>
+      </w:r>
+      <w:proofErr w:type="gramEnd"/>
+      <w:r>
+        <w:t>smokePin, INPUT);</w:t>
       </w:r>
     </w:p>
     <w:p>
@@ -1416,7 +1504,15 @@
         <w:pStyle w:val="Code"/>
       </w:pPr>
       <w:r>
-        <w:t>void loop()</w:t>
+        <w:t xml:space="preserve">void </w:t>
+      </w:r>
+      <w:proofErr w:type="gramStart"/>
+      <w:r>
+        <w:t>loop(</w:t>
+      </w:r>
+      <w:proofErr w:type="gramEnd"/>
+      <w:r>
+        <w:t>)</w:t>
       </w:r>
     </w:p>
     <w:p>
@@ -1441,23 +1537,44 @@
         <w:pStyle w:val="Code"/>
       </w:pPr>
       <w:r>
-        <w:t>  int convertedValue=map(smokeValue, MIN_VALUE, MAX_VALUE, 0, 100);</w:t>
-      </w:r>
-    </w:p>
-    <w:p>
-      <w:pPr>
-        <w:pStyle w:val="Code"/>
-      </w:pPr>
-      <w:r>
-        <w:t>  if (convertedValue&gt;30){</w:t>
-      </w:r>
-    </w:p>
-    <w:p>
-      <w:pPr>
-        <w:pStyle w:val="Code"/>
-      </w:pPr>
-      <w:r>
-        <w:t>    digitalWrite(ledPin, HIGH);</w:t>
+        <w:t>  int convertedValue=</w:t>
+      </w:r>
+      <w:proofErr w:type="gramStart"/>
+      <w:r>
+        <w:t>map(</w:t>
+      </w:r>
+      <w:proofErr w:type="gramEnd"/>
+      <w:r>
+        <w:t>smokeValue, MIN_VALUE, MAX_VALUE, 0, 100);</w:t>
+      </w:r>
+    </w:p>
+    <w:p>
+      <w:pPr>
+        <w:pStyle w:val="Code"/>
+      </w:pPr>
+      <w:r>
+        <w:t>  if (convertedValue&gt;</w:t>
+      </w:r>
+      <w:proofErr w:type="gramStart"/>
+      <w:r>
+        <w:t>30){</w:t>
+      </w:r>
+      <w:proofErr w:type="gramEnd"/>
+    </w:p>
+    <w:p>
+      <w:pPr>
+        <w:pStyle w:val="Code"/>
+      </w:pPr>
+      <w:r>
+        <w:t xml:space="preserve">    </w:t>
+      </w:r>
+      <w:proofErr w:type="gramStart"/>
+      <w:r>
+        <w:t>digitalWrite(</w:t>
+      </w:r>
+      <w:proofErr w:type="gramEnd"/>
+      <w:r>
+        <w:t>ledPin, HIGH);</w:t>
       </w:r>
     </w:p>
     <w:p>
@@ -1473,7 +1590,15 @@
         <w:pStyle w:val="Code"/>
       </w:pPr>
       <w:r>
-        <w:t>    digitalWrite(ledPin, LOW);</w:t>
+        <w:t xml:space="preserve">    </w:t>
+      </w:r>
+      <w:proofErr w:type="gramStart"/>
+      <w:r>
+        <w:t>digitalWrite(</w:t>
+      </w:r>
+      <w:proofErr w:type="gramEnd"/>
+      <w:r>
+        <w:t>ledPin, LOW);</w:t>
       </w:r>
     </w:p>
     <w:p>
@@ -1489,7 +1614,15 @@
         <w:pStyle w:val="Code"/>
       </w:pPr>
       <w:r>
-        <w:t>  delay(100);</w:t>
+        <w:t xml:space="preserve">  </w:t>
+      </w:r>
+      <w:proofErr w:type="gramStart"/>
+      <w:r>
+        <w:t>delay(</w:t>
+      </w:r>
+      <w:proofErr w:type="gramEnd"/>
+      <w:r>
+        <w:t>100);</w:t>
       </w:r>
     </w:p>
     <w:p>
@@ -1784,7 +1917,15 @@
         <w:pStyle w:val="Code"/>
       </w:pPr>
       <w:r>
-        <w:t>void setup()</w:t>
+        <w:t xml:space="preserve">void </w:t>
+      </w:r>
+      <w:proofErr w:type="gramStart"/>
+      <w:r>
+        <w:t>setup(</w:t>
+      </w:r>
+      <w:proofErr w:type="gramEnd"/>
+      <w:r>
+        <w:t>)</w:t>
       </w:r>
     </w:p>
     <w:p>
@@ -1800,31 +1941,63 @@
         <w:pStyle w:val="Code"/>
       </w:pPr>
       <w:r>
-        <w:t>  pinMode(smokePin, INPUT);</w:t>
-      </w:r>
-    </w:p>
-    <w:p>
-      <w:pPr>
-        <w:pStyle w:val="Code"/>
-      </w:pPr>
-      <w:r>
-        <w:t>  pinMode(redPin, OUTPUT);</w:t>
-      </w:r>
-    </w:p>
-    <w:p>
-      <w:pPr>
-        <w:pStyle w:val="Code"/>
-      </w:pPr>
-      <w:r>
-        <w:t>  pinMode(greenPin, OUTPUT);</w:t>
-      </w:r>
-    </w:p>
-    <w:p>
-      <w:pPr>
-        <w:pStyle w:val="Code"/>
-      </w:pPr>
-      <w:r>
-        <w:t>  pinMode(bluePin, OUTPUT);</w:t>
+        <w:t xml:space="preserve">  </w:t>
+      </w:r>
+      <w:proofErr w:type="gramStart"/>
+      <w:r>
+        <w:t>pinMode(</w:t>
+      </w:r>
+      <w:proofErr w:type="gramEnd"/>
+      <w:r>
+        <w:t>smokePin, INPUT);</w:t>
+      </w:r>
+    </w:p>
+    <w:p>
+      <w:pPr>
+        <w:pStyle w:val="Code"/>
+      </w:pPr>
+      <w:r>
+        <w:t xml:space="preserve">  </w:t>
+      </w:r>
+      <w:proofErr w:type="gramStart"/>
+      <w:r>
+        <w:t>pinMode(</w:t>
+      </w:r>
+      <w:proofErr w:type="gramEnd"/>
+      <w:r>
+        <w:t>redPin, OUTPUT);</w:t>
+      </w:r>
+    </w:p>
+    <w:p>
+      <w:pPr>
+        <w:pStyle w:val="Code"/>
+      </w:pPr>
+      <w:r>
+        <w:t xml:space="preserve">  </w:t>
+      </w:r>
+      <w:proofErr w:type="gramStart"/>
+      <w:r>
+        <w:t>pinMode(</w:t>
+      </w:r>
+      <w:proofErr w:type="gramEnd"/>
+      <w:r>
+        <w:t>greenPin, OUTPUT);</w:t>
+      </w:r>
+    </w:p>
+    <w:p>
+      <w:pPr>
+        <w:pStyle w:val="Code"/>
+      </w:pPr>
+      <w:r>
+        <w:t xml:space="preserve">  </w:t>
+      </w:r>
+      <w:proofErr w:type="gramStart"/>
+      <w:r>
+        <w:t>pinMode(</w:t>
+      </w:r>
+      <w:proofErr w:type="gramEnd"/>
+      <w:r>
+        <w:t>bluePin, OUTPUT);</w:t>
       </w:r>
     </w:p>
     <w:p>
@@ -1859,31 +2032,63 @@
         <w:pStyle w:val="Code"/>
       </w:pPr>
       <w:r>
-        <w:t>void turnLedOff() {</w:t>
-      </w:r>
-    </w:p>
-    <w:p>
-      <w:pPr>
-        <w:pStyle w:val="Code"/>
-      </w:pPr>
-      <w:r>
-        <w:t>  digitalWrite(redPin, LOW);</w:t>
-      </w:r>
-    </w:p>
-    <w:p>
-      <w:pPr>
-        <w:pStyle w:val="Code"/>
-      </w:pPr>
-      <w:r>
-        <w:t>  digitalWrite(greenPin, LOW);</w:t>
-      </w:r>
-    </w:p>
-    <w:p>
-      <w:pPr>
-        <w:pStyle w:val="Code"/>
-      </w:pPr>
-      <w:r>
-        <w:t>  digitalWrite(bluePin, LOW);</w:t>
+        <w:t xml:space="preserve">void </w:t>
+      </w:r>
+      <w:proofErr w:type="gramStart"/>
+      <w:r>
+        <w:t>turnLedOff(</w:t>
+      </w:r>
+      <w:proofErr w:type="gramEnd"/>
+      <w:r>
+        <w:t>) {</w:t>
+      </w:r>
+    </w:p>
+    <w:p>
+      <w:pPr>
+        <w:pStyle w:val="Code"/>
+      </w:pPr>
+      <w:r>
+        <w:t xml:space="preserve">  </w:t>
+      </w:r>
+      <w:proofErr w:type="gramStart"/>
+      <w:r>
+        <w:t>digitalWrite(</w:t>
+      </w:r>
+      <w:proofErr w:type="gramEnd"/>
+      <w:r>
+        <w:t>redPin, LOW);</w:t>
+      </w:r>
+    </w:p>
+    <w:p>
+      <w:pPr>
+        <w:pStyle w:val="Code"/>
+      </w:pPr>
+      <w:r>
+        <w:t xml:space="preserve">  </w:t>
+      </w:r>
+      <w:proofErr w:type="gramStart"/>
+      <w:r>
+        <w:t>digitalWrite(</w:t>
+      </w:r>
+      <w:proofErr w:type="gramEnd"/>
+      <w:r>
+        <w:t>greenPin, LOW);</w:t>
+      </w:r>
+    </w:p>
+    <w:p>
+      <w:pPr>
+        <w:pStyle w:val="Code"/>
+      </w:pPr>
+      <w:r>
+        <w:t xml:space="preserve">  </w:t>
+      </w:r>
+      <w:proofErr w:type="gramStart"/>
+      <w:r>
+        <w:t>digitalWrite(</w:t>
+      </w:r>
+      <w:proofErr w:type="gramEnd"/>
+      <w:r>
+        <w:t>bluePin, LOW);</w:t>
       </w:r>
     </w:p>
     <w:p>
@@ -1904,31 +2109,63 @@
         <w:pStyle w:val="Code"/>
       </w:pPr>
       <w:r>
-        <w:t>void showRgbColor(int redValue, int greenValue, int blueValue) {</w:t>
-      </w:r>
-    </w:p>
-    <w:p>
-      <w:pPr>
-        <w:pStyle w:val="Code"/>
-      </w:pPr>
-      <w:r>
-        <w:t>  digitalWrite(redPin, redValue);</w:t>
-      </w:r>
-    </w:p>
-    <w:p>
-      <w:pPr>
-        <w:pStyle w:val="Code"/>
-      </w:pPr>
-      <w:r>
-        <w:t>  digitalWrite(greenPin, greenValue);</w:t>
-      </w:r>
-    </w:p>
-    <w:p>
-      <w:pPr>
-        <w:pStyle w:val="Code"/>
-      </w:pPr>
-      <w:r>
-        <w:t>  digitalWrite(bluePin, blueValue);</w:t>
+        <w:t xml:space="preserve">void </w:t>
+      </w:r>
+      <w:proofErr w:type="gramStart"/>
+      <w:r>
+        <w:t>showRgbColor(</w:t>
+      </w:r>
+      <w:proofErr w:type="gramEnd"/>
+      <w:r>
+        <w:t>int redValue, int greenValue, int blueValue) {</w:t>
+      </w:r>
+    </w:p>
+    <w:p>
+      <w:pPr>
+        <w:pStyle w:val="Code"/>
+      </w:pPr>
+      <w:r>
+        <w:t xml:space="preserve">  </w:t>
+      </w:r>
+      <w:proofErr w:type="gramStart"/>
+      <w:r>
+        <w:t>digitalWrite(</w:t>
+      </w:r>
+      <w:proofErr w:type="gramEnd"/>
+      <w:r>
+        <w:t>redPin, redValue);</w:t>
+      </w:r>
+    </w:p>
+    <w:p>
+      <w:pPr>
+        <w:pStyle w:val="Code"/>
+      </w:pPr>
+      <w:r>
+        <w:t xml:space="preserve">  </w:t>
+      </w:r>
+      <w:proofErr w:type="gramStart"/>
+      <w:r>
+        <w:t>digitalWrite(</w:t>
+      </w:r>
+      <w:proofErr w:type="gramEnd"/>
+      <w:r>
+        <w:t>greenPin, greenValue);</w:t>
+      </w:r>
+    </w:p>
+    <w:p>
+      <w:pPr>
+        <w:pStyle w:val="Code"/>
+      </w:pPr>
+      <w:r>
+        <w:t xml:space="preserve">  </w:t>
+      </w:r>
+      <w:proofErr w:type="gramStart"/>
+      <w:r>
+        <w:t>digitalWrite(</w:t>
+      </w:r>
+      <w:proofErr w:type="gramEnd"/>
+      <w:r>
+        <w:t>bluePin, blueValue);</w:t>
       </w:r>
     </w:p>
     <w:p>
@@ -1949,7 +2186,15 @@
         <w:pStyle w:val="Code"/>
       </w:pPr>
       <w:r>
-        <w:t>void loop()</w:t>
+        <w:t xml:space="preserve">void </w:t>
+      </w:r>
+      <w:proofErr w:type="gramStart"/>
+      <w:r>
+        <w:t>loop(</w:t>
+      </w:r>
+      <w:proofErr w:type="gramEnd"/>
+      <w:r>
+        <w:t>)</w:t>
       </w:r>
     </w:p>
     <w:p>
@@ -1973,7 +2218,15 @@
         <w:pStyle w:val="Code"/>
       </w:pPr>
       <w:r>
-        <w:t>  int convertedValue = map(smokeValue, MIN_VALUE, MAX_VALUE, 0, 100);</w:t>
+        <w:t xml:space="preserve">  int convertedValue = </w:t>
+      </w:r>
+      <w:proofErr w:type="gramStart"/>
+      <w:r>
+        <w:t>map(</w:t>
+      </w:r>
+      <w:proofErr w:type="gramEnd"/>
+      <w:r>
+        <w:t>smokeValue, MIN_VALUE, MAX_VALUE, 0, 100);</w:t>
       </w:r>
     </w:p>
     <w:p>
@@ -1994,8 +2247,13 @@
         <w:pStyle w:val="Code"/>
       </w:pPr>
       <w:r>
-        <w:t>  if (convertedValue&lt;25){</w:t>
-      </w:r>
+        <w:t>  if (convertedValue&lt;</w:t>
+      </w:r>
+      <w:proofErr w:type="gramStart"/>
+      <w:r>
+        <w:t>25){</w:t>
+      </w:r>
+      <w:proofErr w:type="gramEnd"/>
     </w:p>
     <w:p>
       <w:pPr>
@@ -2010,16 +2268,29 @@
         <w:pStyle w:val="Code"/>
       </w:pPr>
       <w:r>
-        <w:t>    showRgbColor(0,255,0);</w:t>
-      </w:r>
-    </w:p>
-    <w:p>
-      <w:pPr>
-        <w:pStyle w:val="Code"/>
-      </w:pPr>
-      <w:r>
-        <w:t>  } else if (convertedValue&gt;=25 &amp;&amp; convertedValue&lt;50){</w:t>
-      </w:r>
+        <w:t xml:space="preserve">    </w:t>
+      </w:r>
+      <w:proofErr w:type="gramStart"/>
+      <w:r>
+        <w:t>showRgbColor(</w:t>
+      </w:r>
+      <w:proofErr w:type="gramEnd"/>
+      <w:r>
+        <w:t>0,255,0);</w:t>
+      </w:r>
+    </w:p>
+    <w:p>
+      <w:pPr>
+        <w:pStyle w:val="Code"/>
+      </w:pPr>
+      <w:r>
+        <w:t>  } else if (convertedValue&gt;=25 &amp;&amp; convertedValue&lt;</w:t>
+      </w:r>
+      <w:proofErr w:type="gramStart"/>
+      <w:r>
+        <w:t>50){</w:t>
+      </w:r>
+      <w:proofErr w:type="gramEnd"/>
     </w:p>
     <w:p>
       <w:pPr>
@@ -2034,16 +2305,29 @@
         <w:pStyle w:val="Code"/>
       </w:pPr>
       <w:r>
-        <w:t>    showRgbColor(255,255,0);</w:t>
-      </w:r>
-    </w:p>
-    <w:p>
-      <w:pPr>
-        <w:pStyle w:val="Code"/>
-      </w:pPr>
-      <w:r>
-        <w:t>  } else if (convertedValue&gt;=50 &amp;&amp; convertedValue&lt;75){</w:t>
-      </w:r>
+        <w:t xml:space="preserve">    </w:t>
+      </w:r>
+      <w:proofErr w:type="gramStart"/>
+      <w:r>
+        <w:t>showRgbColor(</w:t>
+      </w:r>
+      <w:proofErr w:type="gramEnd"/>
+      <w:r>
+        <w:t>255,255,0);</w:t>
+      </w:r>
+    </w:p>
+    <w:p>
+      <w:pPr>
+        <w:pStyle w:val="Code"/>
+      </w:pPr>
+      <w:r>
+        <w:t>  } else if (convertedValue&gt;=50 &amp;&amp; convertedValue&lt;</w:t>
+      </w:r>
+      <w:proofErr w:type="gramStart"/>
+      <w:r>
+        <w:t>75){</w:t>
+      </w:r>
+      <w:proofErr w:type="gramEnd"/>
     </w:p>
     <w:p>
       <w:pPr>
@@ -2058,16 +2342,29 @@
         <w:pStyle w:val="Code"/>
       </w:pPr>
       <w:r>
-        <w:t>    showRgbColor(0,255,255);</w:t>
-      </w:r>
-    </w:p>
-    <w:p>
-      <w:pPr>
-        <w:pStyle w:val="Code"/>
-      </w:pPr>
-      <w:r>
-        <w:t>  } else if (convertedValue&gt;=75){</w:t>
-      </w:r>
+        <w:t xml:space="preserve">    </w:t>
+      </w:r>
+      <w:proofErr w:type="gramStart"/>
+      <w:r>
+        <w:t>showRgbColor(</w:t>
+      </w:r>
+      <w:proofErr w:type="gramEnd"/>
+      <w:r>
+        <w:t>0,255,255);</w:t>
+      </w:r>
+    </w:p>
+    <w:p>
+      <w:pPr>
+        <w:pStyle w:val="Code"/>
+      </w:pPr>
+      <w:r>
+        <w:t>  } else if (convertedValue&gt;=</w:t>
+      </w:r>
+      <w:proofErr w:type="gramStart"/>
+      <w:r>
+        <w:t>75){</w:t>
+      </w:r>
+      <w:proofErr w:type="gramEnd"/>
     </w:p>
     <w:p>
       <w:pPr>
@@ -2082,7 +2379,15 @@
         <w:pStyle w:val="Code"/>
       </w:pPr>
       <w:r>
-        <w:t>    showRgbColor(255,0,0);</w:t>
+        <w:t xml:space="preserve">    </w:t>
+      </w:r>
+      <w:proofErr w:type="gramStart"/>
+      <w:r>
+        <w:t>showRgbColor(</w:t>
+      </w:r>
+      <w:proofErr w:type="gramEnd"/>
+      <w:r>
+        <w:t>255,0,0);</w:t>
       </w:r>
     </w:p>
     <w:p>
@@ -2098,7 +2403,15 @@
         <w:pStyle w:val="Code"/>
       </w:pPr>
       <w:r>
-        <w:t>    turnLedOff();</w:t>
+        <w:t xml:space="preserve">    </w:t>
+      </w:r>
+      <w:proofErr w:type="gramStart"/>
+      <w:r>
+        <w:t>turnLedOff(</w:t>
+      </w:r>
+      <w:proofErr w:type="gramEnd"/>
+      <w:r>
+        <w:t>);</w:t>
       </w:r>
     </w:p>
     <w:p>
@@ -2114,7 +2427,15 @@
         <w:pStyle w:val="Code"/>
       </w:pPr>
       <w:r>
-        <w:t>  delay(100);</w:t>
+        <w:t xml:space="preserve">  </w:t>
+      </w:r>
+      <w:proofErr w:type="gramStart"/>
+      <w:r>
+        <w:t>delay(</w:t>
+      </w:r>
+      <w:proofErr w:type="gramEnd"/>
+      <w:r>
+        <w:t>100);</w:t>
       </w:r>
     </w:p>
     <w:p>
@@ -2282,7 +2603,15 @@
         <w:pStyle w:val="Code"/>
       </w:pPr>
       <w:r>
-        <w:t>void setup()</w:t>
+        <w:t xml:space="preserve">void </w:t>
+      </w:r>
+      <w:proofErr w:type="gramStart"/>
+      <w:r>
+        <w:t>setup(</w:t>
+      </w:r>
+      <w:proofErr w:type="gramEnd"/>
+      <w:r>
+        <w:t>)</w:t>
       </w:r>
     </w:p>
     <w:p>
@@ -2298,23 +2627,47 @@
         <w:pStyle w:val="Code"/>
       </w:pPr>
       <w:r>
-        <w:t xml:space="preserve">  pinMode(smokePin, INPUT);</w:t>
-      </w:r>
-    </w:p>
-    <w:p>
-      <w:pPr>
-        <w:pStyle w:val="Code"/>
-      </w:pPr>
-      <w:r>
-        <w:t xml:space="preserve">  pinMode(ledPin, OUTPUT);</w:t>
-      </w:r>
-    </w:p>
-    <w:p>
-      <w:pPr>
-        <w:pStyle w:val="Code"/>
-      </w:pPr>
-      <w:r>
-        <w:t xml:space="preserve">  pinMode(piezoPin, OUTPUT);</w:t>
+        <w:t xml:space="preserve">  </w:t>
+      </w:r>
+      <w:proofErr w:type="gramStart"/>
+      <w:r>
+        <w:t>pinMode(</w:t>
+      </w:r>
+      <w:proofErr w:type="gramEnd"/>
+      <w:r>
+        <w:t>smokePin, INPUT);</w:t>
+      </w:r>
+    </w:p>
+    <w:p>
+      <w:pPr>
+        <w:pStyle w:val="Code"/>
+      </w:pPr>
+      <w:r>
+        <w:t xml:space="preserve">  </w:t>
+      </w:r>
+      <w:proofErr w:type="gramStart"/>
+      <w:r>
+        <w:t>pinMode(</w:t>
+      </w:r>
+      <w:proofErr w:type="gramEnd"/>
+      <w:r>
+        <w:t>ledPin, OUTPUT);</w:t>
+      </w:r>
+    </w:p>
+    <w:p>
+      <w:pPr>
+        <w:pStyle w:val="Code"/>
+      </w:pPr>
+      <w:r>
+        <w:t xml:space="preserve">  </w:t>
+      </w:r>
+      <w:proofErr w:type="gramStart"/>
+      <w:r>
+        <w:t>pinMode(</w:t>
+      </w:r>
+      <w:proofErr w:type="gramEnd"/>
+      <w:r>
+        <w:t>piezoPin, OUTPUT);</w:t>
       </w:r>
     </w:p>
     <w:p>
@@ -2335,7 +2688,15 @@
         <w:pStyle w:val="Code"/>
       </w:pPr>
       <w:r>
-        <w:t>void loop()</w:t>
+        <w:t xml:space="preserve">void </w:t>
+      </w:r>
+      <w:proofErr w:type="gramStart"/>
+      <w:r>
+        <w:t>loop(</w:t>
+      </w:r>
+      <w:proofErr w:type="gramEnd"/>
+      <w:r>
+        <w:t>)</w:t>
       </w:r>
     </w:p>
     <w:p>
@@ -2359,15 +2720,31 @@
         <w:pStyle w:val="Code"/>
       </w:pPr>
       <w:r>
-        <w:t xml:space="preserve">  int convertedValue = map(smokeValue, MIN_VALUE, MAX_VALUE, 1, 100);</w:t>
-      </w:r>
-    </w:p>
-    <w:p>
-      <w:pPr>
-        <w:pStyle w:val="Code"/>
-      </w:pPr>
-      <w:r>
-        <w:t xml:space="preserve">  int delayTime=map(convertedValue, 100, 1, 1, 100);</w:t>
+        <w:t xml:space="preserve">  int convertedValue = </w:t>
+      </w:r>
+      <w:proofErr w:type="gramStart"/>
+      <w:r>
+        <w:t>map(</w:t>
+      </w:r>
+      <w:proofErr w:type="gramEnd"/>
+      <w:r>
+        <w:t>smokeValue, MIN_VALUE, MAX_VALUE, 1, 100);</w:t>
+      </w:r>
+    </w:p>
+    <w:p>
+      <w:pPr>
+        <w:pStyle w:val="Code"/>
+      </w:pPr>
+      <w:r>
+        <w:t xml:space="preserve">  int delayTime=</w:t>
+      </w:r>
+      <w:proofErr w:type="gramStart"/>
+      <w:r>
+        <w:t>map(</w:t>
+      </w:r>
+      <w:proofErr w:type="gramEnd"/>
+      <w:r>
+        <w:t>convertedValue, 100, 1, 1, 100);</w:t>
       </w:r>
     </w:p>
     <w:p>
@@ -2383,15 +2760,31 @@
         <w:pStyle w:val="Code"/>
       </w:pPr>
       <w:r>
-        <w:t xml:space="preserve">  digitalWrite(ledPin, HIGH);</w:t>
-      </w:r>
-    </w:p>
-    <w:p>
-      <w:pPr>
-        <w:pStyle w:val="Code"/>
-      </w:pPr>
-      <w:r>
-        <w:t xml:space="preserve">  digitalWrite(piezoPin, HIGH);</w:t>
+        <w:t xml:space="preserve">  </w:t>
+      </w:r>
+      <w:proofErr w:type="gramStart"/>
+      <w:r>
+        <w:t>digitalWrite(</w:t>
+      </w:r>
+      <w:proofErr w:type="gramEnd"/>
+      <w:r>
+        <w:t>ledPin, HIGH);</w:t>
+      </w:r>
+    </w:p>
+    <w:p>
+      <w:pPr>
+        <w:pStyle w:val="Code"/>
+      </w:pPr>
+      <w:r>
+        <w:t xml:space="preserve">  </w:t>
+      </w:r>
+      <w:proofErr w:type="gramStart"/>
+      <w:r>
+        <w:t>digitalWrite(</w:t>
+      </w:r>
+      <w:proofErr w:type="gramEnd"/>
+      <w:r>
+        <w:t>piezoPin, HIGH);</w:t>
       </w:r>
     </w:p>
     <w:p>
@@ -2407,15 +2800,31 @@
         <w:pStyle w:val="Code"/>
       </w:pPr>
       <w:r>
-        <w:t xml:space="preserve">  digitalWrite(ledPin, LOW);</w:t>
-      </w:r>
-    </w:p>
-    <w:p>
-      <w:pPr>
-        <w:pStyle w:val="Code"/>
-      </w:pPr>
-      <w:r>
-        <w:t xml:space="preserve">  digitalWrite(piezoPin, LOW);</w:t>
+        <w:t xml:space="preserve">  </w:t>
+      </w:r>
+      <w:proofErr w:type="gramStart"/>
+      <w:r>
+        <w:t>digitalWrite(</w:t>
+      </w:r>
+      <w:proofErr w:type="gramEnd"/>
+      <w:r>
+        <w:t>ledPin, LOW);</w:t>
+      </w:r>
+    </w:p>
+    <w:p>
+      <w:pPr>
+        <w:pStyle w:val="Code"/>
+      </w:pPr>
+      <w:r>
+        <w:t xml:space="preserve">  </w:t>
+      </w:r>
+      <w:proofErr w:type="gramStart"/>
+      <w:r>
+        <w:t>digitalWrite(</w:t>
+      </w:r>
+      <w:proofErr w:type="gramEnd"/>
+      <w:r>
+        <w:t>piezoPin, LOW);</w:t>
       </w:r>
     </w:p>
     <w:p>
@@ -2471,9 +2880,24 @@
     </w:p>
     <w:p>
       <w:pPr>
+        <w:rPr>
+          <w:rFonts w:eastAsiaTheme="majorEastAsia"/>
+          <w:b/>
+          <w:bCs/>
+          <w:color w:val="000000" w:themeColor="text1"/>
+          <w:szCs w:val="26"/>
+        </w:rPr>
+      </w:pPr>
+      <w:r>
+        <w:br w:type="page"/>
+      </w:r>
+    </w:p>
+    <w:p>
+      <w:pPr>
         <w:pStyle w:val="H2"/>
       </w:pPr>
       <w:r>
+        <w:lastRenderedPageBreak/>
         <w:t xml:space="preserve">5 </w:t>
       </w:r>
       <w:r>
@@ -2498,11 +2922,10 @@
         <w:pStyle w:val="IMG"/>
       </w:pPr>
       <w:r>
-        <w:lastRenderedPageBreak/>
         <w:drawing>
-          <wp:inline distT="0" distB="0" distL="0" distR="0" wp14:anchorId="3CEC3342" wp14:editId="02F48593">
-            <wp:extent cx="5731510" cy="7962900"/>
-            <wp:effectExtent l="0" t="0" r="2540" b="0"/>
+          <wp:inline distT="0" distB="0" distL="0" distR="0" wp14:anchorId="3CEC3342" wp14:editId="7C733232">
+            <wp:extent cx="5315587" cy="7385050"/>
+            <wp:effectExtent l="0" t="0" r="0" b="6350"/>
             <wp:docPr id="451933966" name="Рисунок 1" descr="Зображення, що містить текст, Електронна інженерія, електроніка, Компонент схеми&#10;&#10;Вміст, створений ШІ, може бути неправильним."/>
             <wp:cNvGraphicFramePr>
               <a:graphicFrameLocks xmlns:a="http://schemas.openxmlformats.org/drawingml/2006/main" noChangeAspect="1"/>
@@ -2523,7 +2946,7 @@
                   <pic:spPr>
                     <a:xfrm>
                       <a:off x="0" y="0"/>
-                      <a:ext cx="5731510" cy="7962900"/>
+                      <a:ext cx="5338684" cy="7417139"/>
                     </a:xfrm>
                     <a:prstGeom prst="rect">
                       <a:avLst/>
@@ -2554,7 +2977,6 @@
         <w:pStyle w:val="H3"/>
       </w:pPr>
       <w:r>
-        <w:lastRenderedPageBreak/>
         <w:t xml:space="preserve">Код </w:t>
       </w:r>
     </w:p>
@@ -2621,7 +3043,15 @@
         <w:pStyle w:val="Code"/>
       </w:pPr>
       <w:r>
-        <w:t>const int COLORS[COLORS_ROWS][COLORS_COLS] = {{255,255,255},{255,0,0},{255,255,0},{0,255,0},{0,255,255},{0,0,255},{255,0,255}};</w:t>
+        <w:t>const int COLORS[COLORS_</w:t>
+      </w:r>
+      <w:proofErr w:type="gramStart"/>
+      <w:r>
+        <w:t>ROWS][</w:t>
+      </w:r>
+      <w:proofErr w:type="gramEnd"/>
+      <w:r>
+        <w:t>COLORS_COLS] = {{255,255,255},{255,0,0},{255,255,0},{0,255,0},{0,255,255},{0,0,255},{255,0,255}};</w:t>
       </w:r>
     </w:p>
     <w:p>
@@ -2642,7 +3072,15 @@
         <w:pStyle w:val="Code"/>
       </w:pPr>
       <w:r>
-        <w:t>void setup()</w:t>
+        <w:t xml:space="preserve">void </w:t>
+      </w:r>
+      <w:proofErr w:type="gramStart"/>
+      <w:r>
+        <w:t>setup(</w:t>
+      </w:r>
+      <w:proofErr w:type="gramEnd"/>
+      <w:r>
+        <w:t>)</w:t>
       </w:r>
     </w:p>
     <w:p>
@@ -2658,31 +3096,63 @@
         <w:pStyle w:val="Code"/>
       </w:pPr>
       <w:r>
-        <w:t>  pinMode(RED_PIN, OUTPUT);</w:t>
-      </w:r>
-    </w:p>
-    <w:p>
-      <w:pPr>
-        <w:pStyle w:val="Code"/>
-      </w:pPr>
-      <w:r>
-        <w:t>  pinMode(GREEN_PIN, OUTPUT);</w:t>
-      </w:r>
-    </w:p>
-    <w:p>
-      <w:pPr>
-        <w:pStyle w:val="Code"/>
-      </w:pPr>
-      <w:r>
-        <w:t>  pinMode(BLUE_PIN, OUTPUT);</w:t>
-      </w:r>
-    </w:p>
-    <w:p>
-      <w:pPr>
-        <w:pStyle w:val="Code"/>
-      </w:pPr>
-      <w:r>
-        <w:t>  pinMode(BUTTON_PIN, INPUT);</w:t>
+        <w:t xml:space="preserve">  </w:t>
+      </w:r>
+      <w:proofErr w:type="gramStart"/>
+      <w:r>
+        <w:t>pinMode(</w:t>
+      </w:r>
+      <w:proofErr w:type="gramEnd"/>
+      <w:r>
+        <w:t>RED_PIN, OUTPUT);</w:t>
+      </w:r>
+    </w:p>
+    <w:p>
+      <w:pPr>
+        <w:pStyle w:val="Code"/>
+      </w:pPr>
+      <w:r>
+        <w:t xml:space="preserve">  </w:t>
+      </w:r>
+      <w:proofErr w:type="gramStart"/>
+      <w:r>
+        <w:t>pinMode(</w:t>
+      </w:r>
+      <w:proofErr w:type="gramEnd"/>
+      <w:r>
+        <w:t>GREEN_PIN, OUTPUT);</w:t>
+      </w:r>
+    </w:p>
+    <w:p>
+      <w:pPr>
+        <w:pStyle w:val="Code"/>
+      </w:pPr>
+      <w:r>
+        <w:t xml:space="preserve">  </w:t>
+      </w:r>
+      <w:proofErr w:type="gramStart"/>
+      <w:r>
+        <w:t>pinMode(</w:t>
+      </w:r>
+      <w:proofErr w:type="gramEnd"/>
+      <w:r>
+        <w:t>BLUE_PIN, OUTPUT);</w:t>
+      </w:r>
+    </w:p>
+    <w:p>
+      <w:pPr>
+        <w:pStyle w:val="Code"/>
+      </w:pPr>
+      <w:r>
+        <w:t xml:space="preserve">  </w:t>
+      </w:r>
+      <w:proofErr w:type="gramStart"/>
+      <w:r>
+        <w:t>pinMode(</w:t>
+      </w:r>
+      <w:proofErr w:type="gramEnd"/>
+      <w:r>
+        <w:t>BUTTON_PIN, INPUT);</w:t>
       </w:r>
     </w:p>
     <w:p>
@@ -2703,31 +3173,63 @@
         <w:pStyle w:val="Code"/>
       </w:pPr>
       <w:r>
-        <w:t>void writeRgb(int redValue, int greenValue, int blueValue){</w:t>
-      </w:r>
-    </w:p>
-    <w:p>
-      <w:pPr>
-        <w:pStyle w:val="Code"/>
-      </w:pPr>
-      <w:r>
-        <w:t>  digitalWrite(RED_PIN, redValue);</w:t>
-      </w:r>
-    </w:p>
-    <w:p>
-      <w:pPr>
-        <w:pStyle w:val="Code"/>
-      </w:pPr>
-      <w:r>
-        <w:t>  digitalWrite(GREEN_PIN, greenValue);</w:t>
-      </w:r>
-    </w:p>
-    <w:p>
-      <w:pPr>
-        <w:pStyle w:val="Code"/>
-      </w:pPr>
-      <w:r>
-        <w:t>  digitalWrite(BLUE_PIN, blueValue);</w:t>
+        <w:t xml:space="preserve">void </w:t>
+      </w:r>
+      <w:proofErr w:type="gramStart"/>
+      <w:r>
+        <w:t>writeRgb(</w:t>
+      </w:r>
+      <w:proofErr w:type="gramEnd"/>
+      <w:r>
+        <w:t>int redValue, int greenValue, int blueValue){</w:t>
+      </w:r>
+    </w:p>
+    <w:p>
+      <w:pPr>
+        <w:pStyle w:val="Code"/>
+      </w:pPr>
+      <w:r>
+        <w:t xml:space="preserve">  </w:t>
+      </w:r>
+      <w:proofErr w:type="gramStart"/>
+      <w:r>
+        <w:t>digitalWrite(</w:t>
+      </w:r>
+      <w:proofErr w:type="gramEnd"/>
+      <w:r>
+        <w:t>RED_PIN, redValue);</w:t>
+      </w:r>
+    </w:p>
+    <w:p>
+      <w:pPr>
+        <w:pStyle w:val="Code"/>
+      </w:pPr>
+      <w:r>
+        <w:t xml:space="preserve">  </w:t>
+      </w:r>
+      <w:proofErr w:type="gramStart"/>
+      <w:r>
+        <w:t>digitalWrite(</w:t>
+      </w:r>
+      <w:proofErr w:type="gramEnd"/>
+      <w:r>
+        <w:t>GREEN_PIN, greenValue);</w:t>
+      </w:r>
+    </w:p>
+    <w:p>
+      <w:pPr>
+        <w:pStyle w:val="Code"/>
+      </w:pPr>
+      <w:r>
+        <w:t xml:space="preserve">  </w:t>
+      </w:r>
+      <w:proofErr w:type="gramStart"/>
+      <w:r>
+        <w:t>digitalWrite(</w:t>
+      </w:r>
+      <w:proofErr w:type="gramEnd"/>
+      <w:r>
+        <w:t>BLUE_PIN, blueValue);</w:t>
       </w:r>
     </w:p>
     <w:p>
@@ -2748,31 +3250,63 @@
         <w:pStyle w:val="Code"/>
       </w:pPr>
       <w:r>
-        <w:t>void turnLedOff(){</w:t>
-      </w:r>
-    </w:p>
-    <w:p>
-      <w:pPr>
-        <w:pStyle w:val="Code"/>
-      </w:pPr>
-      <w:r>
-        <w:t>  digitalWrite(RED_PIN, LOW);</w:t>
-      </w:r>
-    </w:p>
-    <w:p>
-      <w:pPr>
-        <w:pStyle w:val="Code"/>
-      </w:pPr>
-      <w:r>
-        <w:t>  digitalWrite(GREEN_PIN, LOW);</w:t>
-      </w:r>
-    </w:p>
-    <w:p>
-      <w:pPr>
-        <w:pStyle w:val="Code"/>
-      </w:pPr>
-      <w:r>
-        <w:t>  digitalWrite(BLUE_PIN, LOW);</w:t>
+        <w:t xml:space="preserve">void </w:t>
+      </w:r>
+      <w:proofErr w:type="gramStart"/>
+      <w:r>
+        <w:t>turnLedOff(</w:t>
+      </w:r>
+      <w:proofErr w:type="gramEnd"/>
+      <w:r>
+        <w:t>){</w:t>
+      </w:r>
+    </w:p>
+    <w:p>
+      <w:pPr>
+        <w:pStyle w:val="Code"/>
+      </w:pPr>
+      <w:r>
+        <w:t xml:space="preserve">  </w:t>
+      </w:r>
+      <w:proofErr w:type="gramStart"/>
+      <w:r>
+        <w:t>digitalWrite(</w:t>
+      </w:r>
+      <w:proofErr w:type="gramEnd"/>
+      <w:r>
+        <w:t>RED_PIN, LOW);</w:t>
+      </w:r>
+    </w:p>
+    <w:p>
+      <w:pPr>
+        <w:pStyle w:val="Code"/>
+      </w:pPr>
+      <w:r>
+        <w:t xml:space="preserve">  </w:t>
+      </w:r>
+      <w:proofErr w:type="gramStart"/>
+      <w:r>
+        <w:t>digitalWrite(</w:t>
+      </w:r>
+      <w:proofErr w:type="gramEnd"/>
+      <w:r>
+        <w:t>GREEN_PIN, LOW);</w:t>
+      </w:r>
+    </w:p>
+    <w:p>
+      <w:pPr>
+        <w:pStyle w:val="Code"/>
+      </w:pPr>
+      <w:r>
+        <w:t xml:space="preserve">  </w:t>
+      </w:r>
+      <w:proofErr w:type="gramStart"/>
+      <w:r>
+        <w:t>digitalWrite(</w:t>
+      </w:r>
+      <w:proofErr w:type="gramEnd"/>
+      <w:r>
+        <w:t>BLUE_PIN, LOW);</w:t>
       </w:r>
     </w:p>
     <w:p>
@@ -2793,7 +3327,15 @@
         <w:pStyle w:val="Code"/>
       </w:pPr>
       <w:r>
-        <w:t>void loop()</w:t>
+        <w:t xml:space="preserve">void </w:t>
+      </w:r>
+      <w:proofErr w:type="gramStart"/>
+      <w:r>
+        <w:t>loop(</w:t>
+      </w:r>
+      <w:proofErr w:type="gramEnd"/>
+      <w:r>
+        <w:t>)</w:t>
       </w:r>
     </w:p>
     <w:p>
@@ -2809,16 +3351,29 @@
         <w:pStyle w:val="Code"/>
       </w:pPr>
       <w:r>
-        <w:t>  int buttonState=digitalRead(BUTTON_PIN);</w:t>
-      </w:r>
-    </w:p>
-    <w:p>
-      <w:pPr>
-        <w:pStyle w:val="Code"/>
-      </w:pPr>
-      <w:r>
-        <w:t>  if (buttonState==1){</w:t>
-      </w:r>
+        <w:t>  int buttonState=</w:t>
+      </w:r>
+      <w:proofErr w:type="gramStart"/>
+      <w:r>
+        <w:t>digitalRead(</w:t>
+      </w:r>
+      <w:proofErr w:type="gramEnd"/>
+      <w:r>
+        <w:t>BUTTON_PIN);</w:t>
+      </w:r>
+    </w:p>
+    <w:p>
+      <w:pPr>
+        <w:pStyle w:val="Code"/>
+      </w:pPr>
+      <w:r>
+        <w:t>  if (buttonState==</w:t>
+      </w:r>
+      <w:proofErr w:type="gramStart"/>
+      <w:r>
+        <w:t>1){</w:t>
+      </w:r>
+      <w:proofErr w:type="gramEnd"/>
     </w:p>
     <w:p>
       <w:pPr>
@@ -2841,7 +3396,15 @@
         <w:pStyle w:val="Code"/>
       </w:pPr>
       <w:r>
-        <w:t>    writeRgb(COLORS[row][0],COLORS[row][1],COLORS[row][2]);</w:t>
+        <w:t xml:space="preserve">    </w:t>
+      </w:r>
+      <w:proofErr w:type="gramStart"/>
+      <w:r>
+        <w:t>writeRgb(</w:t>
+      </w:r>
+      <w:proofErr w:type="gramEnd"/>
+      <w:r>
+        <w:t>COLORS[row][0],COLORS[row][1],COLORS[row][2]);</w:t>
       </w:r>
     </w:p>
     <w:p>
@@ -2857,7 +3420,15 @@
         <w:pStyle w:val="Code"/>
       </w:pPr>
       <w:r>
-        <w:t>    turnLedOff();</w:t>
+        <w:t xml:space="preserve">    </w:t>
+      </w:r>
+      <w:proofErr w:type="gramStart"/>
+      <w:r>
+        <w:t>turnLedOff(</w:t>
+      </w:r>
+      <w:proofErr w:type="gramEnd"/>
+      <w:r>
+        <w:t>);</w:t>
       </w:r>
     </w:p>
     <w:p>
@@ -2873,7 +3444,15 @@
         <w:pStyle w:val="Code"/>
       </w:pPr>
       <w:r>
-        <w:t>  delay(100);</w:t>
+        <w:t xml:space="preserve">  </w:t>
+      </w:r>
+      <w:proofErr w:type="gramStart"/>
+      <w:r>
+        <w:t>delay(</w:t>
+      </w:r>
+      <w:proofErr w:type="gramEnd"/>
+      <w:r>
+        <w:t>100);</w:t>
       </w:r>
     </w:p>
     <w:p>
@@ -2918,6 +3497,7 @@
         <w:pStyle w:val="H1"/>
       </w:pPr>
       <w:r>
+        <w:lastRenderedPageBreak/>
         <w:t xml:space="preserve">Висновки </w:t>
       </w:r>
     </w:p>
@@ -2931,7 +3511,6 @@
         <w:pStyle w:val="P"/>
       </w:pPr>
       <w:r>
-        <w:lastRenderedPageBreak/>
         <w:t>По завершенню було о</w:t>
       </w:r>
       <w:r>
